--- a/chapters/index-handout.docx
+++ b/chapters/index-handout.docx
@@ -36,7 +36,7 @@
         </w:p>
       </w:sdtContent>
     </w:sdt>
-    <w:bookmarkStart w:id="93" w:name="preface"/>
+    <w:bookmarkStart w:id="94" w:name="preface"/>
     <w:p>
       <w:pPr>
         <w:pStyle w:val="Heading1"/>
@@ -1491,7 +1491,7 @@
     </w:tbl>
     <w:bookmarkEnd w:id="45"/>
     <w:bookmarkEnd w:id="46"/>
-    <w:bookmarkStart w:id="89" w:name="other-resources"/>
+    <w:bookmarkStart w:id="90" w:name="other-resources"/>
     <w:p>
       <w:pPr>
         <w:pStyle w:val="Heading2"/>
@@ -1566,7 +1566,21 @@
         <w:t xml:space="preserve"> </w:t>
       </w:r>
       <w:r>
-        <w:t xml:space="preserve">is a classic textbook on GLMs.</w:t>
+        <w:t xml:space="preserve">is a classic textbook on</w:t>
+      </w:r>
+      <w:r>
+        <w:t xml:space="preserve"> </w:t>
+      </w:r>
+      <w:hyperlink r:id="rId47">
+        <w:r>
+          <w:rPr>
+            <w:rStyle w:val="Hyperlink"/>
+          </w:rPr>
+          <w:t xml:space="preserve">GLMs</w:t>
+        </w:r>
+      </w:hyperlink>
+      <w:r>
+        <w:t xml:space="preserve">.</w:t>
       </w:r>
       <w:r>
         <w:t xml:space="preserve"> </w:t>
@@ -1648,7 +1662,7 @@
       <w:r>
         <w:t xml:space="preserve"> </w:t>
       </w:r>
-      <w:hyperlink r:id="rId47">
+      <w:hyperlink r:id="rId48">
         <w:r>
           <w:rPr>
             <w:rStyle w:val="Hyperlink"/>
@@ -1671,7 +1685,7 @@
       <w:r>
         <w:t xml:space="preserve"> </w:t>
       </w:r>
-      <w:hyperlink r:id="rId48">
+      <w:hyperlink r:id="rId49">
         <w:r>
           <w:rPr>
             <w:rStyle w:val="Hyperlink"/>
@@ -1766,7 +1780,7 @@
       <w:r>
         <w:t xml:space="preserve"> </w:t>
       </w:r>
-      <w:hyperlink r:id="rId49">
+      <w:hyperlink r:id="rId50">
         <w:r>
           <w:rPr>
             <w:rStyle w:val="Hyperlink"/>
@@ -1783,7 +1797,7 @@
       <w:r>
         <w:t xml:space="preserve"> </w:t>
       </w:r>
-      <w:hyperlink r:id="rId50">
+      <w:hyperlink r:id="rId51">
         <w:r>
           <w:rPr>
             <w:rStyle w:val="Hyperlink"/>
@@ -1866,7 +1880,7 @@
       <w:r>
         <w:t xml:space="preserve"> </w:t>
       </w:r>
-      <w:hyperlink r:id="rId51">
+      <w:hyperlink r:id="rId52">
         <w:r>
           <w:rPr>
             <w:rStyle w:val="VerbatimChar"/>
@@ -1880,7 +1894,7 @@
       <w:r>
         <w:t xml:space="preserve">packages (</w:t>
       </w:r>
-      <w:hyperlink r:id="rId52">
+      <w:hyperlink r:id="rId53">
         <w:r>
           <w:rPr>
             <w:rStyle w:val="VerbatimChar"/>
@@ -1894,34 +1908,343 @@
       <w:r>
         <w:t xml:space="preserve"> </w:t>
       </w:r>
+      <w:hyperlink r:id="rId54">
+        <w:r>
+          <w:rPr>
+            <w:rStyle w:val="VerbatimChar"/>
+          </w:rPr>
+          <w:t xml:space="preserve">dplyr</w:t>
+        </w:r>
+      </w:hyperlink>
+      <w:r>
+        <w:t xml:space="preserve">, etc.),</w:t>
+      </w:r>
+      <w:r>
+        <w:t xml:space="preserve"> </w:t>
+      </w:r>
+      <w:r>
+        <w:t xml:space="preserve">but otherwise it seems great.</w:t>
+      </w:r>
+      <w:r>
+        <w:t xml:space="preserve"> </w:t>
+      </w:r>
+      <w:r>
+        <w:t xml:space="preserve">Edelmann (2019)</w:t>
+      </w:r>
+      <w:r>
+        <w:t xml:space="preserve"> </w:t>
+      </w:r>
+      <w:r>
+        <w:t xml:space="preserve">reviews this book formally.</w:t>
+      </w:r>
+    </w:p>
+    <w:p>
+      <w:pPr>
+        <w:numPr>
+          <w:ilvl w:val="0"/>
+          <w:numId w:val="1006"/>
+        </w:numPr>
+      </w:pPr>
+      <w:r>
+        <w:t xml:space="preserve">Moore (2016)</w:t>
+      </w:r>
+      <w:r>
+        <w:t xml:space="preserve"> </w:t>
+      </w:r>
+      <w:r>
+        <w:t xml:space="preserve">is a recent textbook on survival analysis. It also doesn’t use the</w:t>
+      </w:r>
+      <w:r>
+        <w:t xml:space="preserve"> </w:t>
+      </w:r>
+      <w:r>
+        <w:rPr>
+          <w:rStyle w:val="VerbatimChar"/>
+        </w:rPr>
+        <w:t xml:space="preserve">tidyverse</w:t>
+      </w:r>
+      <w:r>
+        <w:t xml:space="preserve">, but otherwise seems great.</w:t>
+      </w:r>
+    </w:p>
+    <w:p>
+      <w:pPr>
+        <w:numPr>
+          <w:ilvl w:val="0"/>
+          <w:numId w:val="1006"/>
+        </w:numPr>
+      </w:pPr>
+      <w:r>
+        <w:t xml:space="preserve">Klein and Moeschberger (2003)</w:t>
+      </w:r>
+      <w:r>
+        <w:t xml:space="preserve"> </w:t>
+      </w:r>
+      <w:r>
+        <w:t xml:space="preserve">is a classic text for survival analysis.</w:t>
+      </w:r>
+      <w:r>
+        <w:t xml:space="preserve"> </w:t>
+      </w:r>
+      <w:r>
+        <w:t xml:space="preserve">I read most of it in grad school, and it was very helpful.</w:t>
+      </w:r>
+      <w:r>
+        <w:t xml:space="preserve"> </w:t>
+      </w:r>
+      <w:r>
+        <w:t xml:space="preserve">Examples and explanations from it are borrowed extensively in the second half of these notes</w:t>
+      </w:r>
+      <w:r>
+        <w:t xml:space="preserve"> </w:t>
+      </w:r>
+      <w:r>
+        <w:t xml:space="preserve">(partially filtered through David Rocke’s course notes.)</w:t>
+      </w:r>
+    </w:p>
+    <w:p>
+      <w:pPr>
+        <w:numPr>
+          <w:ilvl w:val="0"/>
+          <w:numId w:val="1006"/>
+        </w:numPr>
+      </w:pPr>
+      <w:r>
+        <w:t xml:space="preserve">Kalbfleisch and Prentice (2011)</w:t>
+      </w:r>
+      <w:r>
+        <w:t xml:space="preserve"> </w:t>
+      </w:r>
+      <w:r>
+        <w:t xml:space="preserve">is another classic survival analysis text;</w:t>
+      </w:r>
+      <w:r>
+        <w:t xml:space="preserve"> </w:t>
+      </w:r>
+      <w:r>
+        <w:t xml:space="preserve">I haven’t read it yet.</w:t>
+      </w:r>
+    </w:p>
+    <w:p>
+      <w:pPr>
+        <w:numPr>
+          <w:ilvl w:val="0"/>
+          <w:numId w:val="1006"/>
+        </w:numPr>
+      </w:pPr>
+      <w:r>
+        <w:t xml:space="preserve">Kleinbaum and Klein (2010)</w:t>
+      </w:r>
+      <w:r>
+        <w:t xml:space="preserve"> </w:t>
+      </w:r>
+      <w:r>
+        <w:t xml:space="preserve">is a mostly applied-level</w:t>
+      </w:r>
+      <w:r>
+        <w:t xml:space="preserve"> </w:t>
+      </w:r>
+      <w:r>
+        <w:t xml:space="preserve">“self-learning”</w:t>
+      </w:r>
+      <w:r>
+        <w:t xml:space="preserve"> </w:t>
+      </w:r>
+      <w:r>
+        <w:t xml:space="preserve">text for logistic regression;</w:t>
+      </w:r>
+      <w:r>
+        <w:t xml:space="preserve"> </w:t>
+      </w:r>
+      <w:r>
+        <w:t xml:space="preserve">I read it cover-to-cover before grad school, and found it very helpful.</w:t>
+      </w:r>
+    </w:p>
+    <w:p>
+      <w:pPr>
+        <w:numPr>
+          <w:ilvl w:val="0"/>
+          <w:numId w:val="1006"/>
+        </w:numPr>
+      </w:pPr>
+      <w:r>
+        <w:t xml:space="preserve">Kleinbaum and Klein (2012)</w:t>
+      </w:r>
+      <w:r>
+        <w:t xml:space="preserve"> </w:t>
+      </w:r>
+      <w:r>
+        <w:t xml:space="preserve">is the corresponding</w:t>
+      </w:r>
+      <w:r>
+        <w:t xml:space="preserve"> </w:t>
+      </w:r>
+      <w:r>
+        <w:t xml:space="preserve">“self-learning”</w:t>
+      </w:r>
+      <w:r>
+        <w:t xml:space="preserve"> </w:t>
+      </w:r>
+      <w:r>
+        <w:t xml:space="preserve">text for survival analysis;</w:t>
+      </w:r>
+      <w:r>
+        <w:t xml:space="preserve"> </w:t>
+      </w:r>
+      <w:r>
+        <w:t xml:space="preserve">I read it cover-to-cover before grad school, and found it very helpful.</w:t>
+      </w:r>
+    </w:p>
+    <w:p>
+      <w:pPr>
+        <w:numPr>
+          <w:ilvl w:val="0"/>
+          <w:numId w:val="1006"/>
+        </w:numPr>
+      </w:pPr>
+      <w:r>
+        <w:t xml:space="preserve">Kleinbaum et al. (1982)</w:t>
+      </w:r>
+      <w:r>
+        <w:t xml:space="preserve">, by the same authors, has a solutions manual (</w:t>
+      </w:r>
+      <w:r>
+        <w:t xml:space="preserve">Kleinbaum et al. (1983)</w:t>
+      </w:r>
+      <w:r>
+        <w:t xml:space="preserve">)</w:t>
+      </w:r>
+    </w:p>
+    <w:p>
+      <w:pPr>
+        <w:numPr>
+          <w:ilvl w:val="0"/>
+          <w:numId w:val="1006"/>
+        </w:numPr>
+      </w:pPr>
+      <w:r>
+        <w:t xml:space="preserve">Kleinbaum et al. (2014)</w:t>
+      </w:r>
+      <w:r>
+        <w:t xml:space="preserve"> </w:t>
+      </w:r>
+      <w:r>
+        <w:t xml:space="preserve">is also by the same group, in a similar style</w:t>
+      </w:r>
+    </w:p>
+    <w:p>
+      <w:pPr>
+        <w:numPr>
+          <w:ilvl w:val="0"/>
+          <w:numId w:val="1006"/>
+        </w:numPr>
+      </w:pPr>
+      <w:r>
+        <w:t xml:space="preserve">Harrell (2015)</w:t>
+      </w:r>
+      <w:r>
+        <w:t xml:space="preserve"> </w:t>
+      </w:r>
+      <w:r>
+        <w:t xml:space="preserve">is another popular textbook. It uses</w:t>
+      </w:r>
+      <w:r>
+        <w:t xml:space="preserve"> </w:t>
+      </w:r>
       <w:hyperlink r:id="rId53">
         <w:r>
           <w:rPr>
             <w:rStyle w:val="VerbatimChar"/>
           </w:rPr>
+          <w:t xml:space="preserve">ggplot2</w:t>
+        </w:r>
+      </w:hyperlink>
+      <w:r>
+        <w:t xml:space="preserve"> </w:t>
+      </w:r>
+      <w:r>
+        <w:t xml:space="preserve">but not</w:t>
+      </w:r>
+      <w:r>
+        <w:t xml:space="preserve"> </w:t>
+      </w:r>
+      <w:hyperlink r:id="rId54">
+        <w:r>
+          <w:rPr>
+            <w:rStyle w:val="VerbatimChar"/>
+          </w:rPr>
           <w:t xml:space="preserve">dplyr</w:t>
         </w:r>
       </w:hyperlink>
       <w:r>
-        <w:t xml:space="preserve">, etc.),</w:t>
-      </w:r>
-      <w:r>
-        <w:t xml:space="preserve"> </w:t>
-      </w:r>
-      <w:r>
-        <w:t xml:space="preserve">but otherwise it seems great.</w:t>
-      </w:r>
-      <w:r>
-        <w:t xml:space="preserve"> </w:t>
-      </w:r>
-      <w:r>
-        <w:t xml:space="preserve">Edelmann (2019)</w:t>
-      </w:r>
-      <w:r>
-        <w:t xml:space="preserve"> </w:t>
-      </w:r>
-      <w:r>
-        <w:t xml:space="preserve">reviews this book formally.</w:t>
+        <w:t xml:space="preserve">,</w:t>
+      </w:r>
+      <w:r>
+        <w:t xml:space="preserve"> </w:t>
+      </w:r>
+      <w:r>
+        <w:t xml:space="preserve">and covers logistic regression and survival analysis (no Poisson or NB models?).</w:t>
+      </w:r>
+      <w:r>
+        <w:t xml:space="preserve"> </w:t>
+      </w:r>
+      <w:r>
+        <w:t xml:space="preserve">An abbreviated but continuously updated version with audio clips is available at</w:t>
+      </w:r>
+      <w:r>
+        <w:t xml:space="preserve"> </w:t>
+      </w:r>
+      <w:hyperlink r:id="rId55">
+        <w:r>
+          <w:rPr>
+            <w:rStyle w:val="Hyperlink"/>
+          </w:rPr>
+          <w:t xml:space="preserve">https://hbiostat.org/rmsc/</w:t>
+        </w:r>
+      </w:hyperlink>
+      <w:r>
+        <w:t xml:space="preserve">.</w:t>
+      </w:r>
+      <w:r>
+        <w:t xml:space="preserve"> </w:t>
+      </w:r>
+      <w:r>
+        <w:t xml:space="preserve">His presentation</w:t>
+      </w:r>
+      <w:r>
+        <w:t xml:space="preserve"> </w:t>
+      </w:r>
+      <w:hyperlink r:id="rId56">
+        <w:r>
+          <w:rPr>
+            <w:rStyle w:val="Hyperlink"/>
+          </w:rPr>
+          <w:t xml:space="preserve">Tips for Biostatisticians Collaborating with Non-Biostatistician Medical Researchers</w:t>
+        </w:r>
+      </w:hyperlink>
+      <w:r>
+        <w:t xml:space="preserve"> </w:t>
+      </w:r>
+      <w:r>
+        <w:t xml:space="preserve">offers valuable guidance on statistical collaboration</w:t>
+      </w:r>
+      <w:r>
+        <w:t xml:space="preserve"> </w:t>
+      </w:r>
+      <w:r>
+        <w:t xml:space="preserve">(</w:t>
+      </w:r>
+      <w:r>
+        <w:t xml:space="preserve">“Your job is not to give the investigator what she wants;</w:t>
+      </w:r>
+      <w:r>
+        <w:t xml:space="preserve"> </w:t>
+      </w:r>
+      <w:r>
+        <w:t xml:space="preserve">Your job is to give her what she needs”</w:t>
+      </w:r>
+      <w:r>
+        <w:t xml:space="preserve">).</w:t>
       </w:r>
     </w:p>
     <w:p>
@@ -1932,25 +2255,22 @@
         </w:numPr>
       </w:pPr>
       <w:r>
-        <w:t xml:space="preserve">Moore (2016)</w:t>
-      </w:r>
-      <w:r>
-        <w:t xml:space="preserve"> </w:t>
-      </w:r>
-      <w:r>
-        <w:t xml:space="preserve">is a recent textbook on survival analysis. It also doesn’t use the</w:t>
-      </w:r>
-      <w:r>
-        <w:t xml:space="preserve"> </w:t>
-      </w:r>
-      <w:r>
-        <w:rPr>
-          <w:rStyle w:val="VerbatimChar"/>
-        </w:rPr>
-        <w:t xml:space="preserve">tidyverse</w:t>
-      </w:r>
-      <w:r>
-        <w:t xml:space="preserve">, but otherwise seems great.</w:t>
+        <w:t xml:space="preserve">Fox (2015)</w:t>
+      </w:r>
+      <w:r>
+        <w:t xml:space="preserve"> </w:t>
+      </w:r>
+      <w:r>
+        <w:t xml:space="preserve">is another standard text.</w:t>
+      </w:r>
+      <w:r>
+        <w:t xml:space="preserve"> </w:t>
+      </w:r>
+      <w:r>
+        <w:rPr>
+          <w:rStyle w:val="FootnoteReference"/>
+        </w:rPr>
+        <w:footnoteReference w:id="57"/>
       </w:r>
     </w:p>
     <w:p>
@@ -1961,31 +2281,22 @@
         </w:numPr>
       </w:pPr>
       <w:r>
-        <w:t xml:space="preserve">Klein and Moeschberger (2003)</w:t>
-      </w:r>
-      <w:r>
-        <w:t xml:space="preserve"> </w:t>
-      </w:r>
-      <w:r>
-        <w:t xml:space="preserve">is a classic text for survival analysis.</w:t>
-      </w:r>
-      <w:r>
-        <w:t xml:space="preserve"> </w:t>
-      </w:r>
-      <w:r>
-        <w:t xml:space="preserve">I read most of it in grad school, and it was very helpful.</w:t>
-      </w:r>
-      <w:r>
-        <w:t xml:space="preserve"> </w:t>
-      </w:r>
-      <w:r>
-        <w:t xml:space="preserve">Examples and explanations from it are borrowed extensively in the second half of these notes</w:t>
-      </w:r>
-      <w:r>
-        <w:t xml:space="preserve"> </w:t>
-      </w:r>
-      <w:r>
-        <w:t xml:space="preserve">(partially filtered through David Rocke’s course notes.)</w:t>
+        <w:t xml:space="preserve">McCullagh and Nelder (1989)</w:t>
+      </w:r>
+      <w:r>
+        <w:t xml:space="preserve"> </w:t>
+      </w:r>
+      <w:r>
+        <w:t xml:space="preserve">is a classic, theoretical textbook on GLMs</w:t>
+      </w:r>
+      <w:r>
+        <w:t xml:space="preserve"> </w:t>
+      </w:r>
+      <w:r>
+        <w:rPr>
+          <w:rStyle w:val="FootnoteReference"/>
+        </w:rPr>
+        <w:footnoteReference w:id="58"/>
       </w:r>
     </w:p>
     <w:p>
@@ -1996,19 +2307,13 @@
         </w:numPr>
       </w:pPr>
       <w:r>
-        <w:t xml:space="preserve">Kalbfleisch and Prentice (2011)</w:t>
-      </w:r>
-      <w:r>
-        <w:t xml:space="preserve"> </w:t>
-      </w:r>
-      <w:r>
-        <w:t xml:space="preserve">is another classic survival analysis text;</w:t>
-      </w:r>
-      <w:r>
-        <w:t xml:space="preserve"> </w:t>
-      </w:r>
-      <w:r>
-        <w:t xml:space="preserve">I haven’t read it yet.</w:t>
+        <w:t xml:space="preserve">Dalgaard (2008)</w:t>
+      </w:r>
+      <w:r>
+        <w:t xml:space="preserve"> </w:t>
+      </w:r>
+      <w:r>
+        <w:t xml:space="preserve">covers GLMs and survival analysis at an applied level, using base R</w:t>
       </w:r>
     </w:p>
     <w:p>
@@ -2019,31 +2324,31 @@
         </w:numPr>
       </w:pPr>
       <w:r>
-        <w:t xml:space="preserve">Kleinbaum and Klein (2010)</w:t>
-      </w:r>
-      <w:r>
-        <w:t xml:space="preserve"> </w:t>
-      </w:r>
-      <w:r>
-        <w:t xml:space="preserve">is a mostly applied-level</w:t>
-      </w:r>
-      <w:r>
-        <w:t xml:space="preserve"> </w:t>
-      </w:r>
-      <w:r>
-        <w:t xml:space="preserve">“self-learning”</w:t>
-      </w:r>
-      <w:r>
-        <w:t xml:space="preserve"> </w:t>
-      </w:r>
-      <w:r>
-        <w:t xml:space="preserve">text for logistic regression;</w:t>
-      </w:r>
-      <w:r>
-        <w:t xml:space="preserve"> </w:t>
-      </w:r>
-      <w:r>
-        <w:t xml:space="preserve">I read it cover-to-cover before grad school, and found it very helpful.</w:t>
+        <w:t xml:space="preserve">Vittinghoff et al. (2012)</w:t>
+      </w:r>
+      <w:r>
+        <w:t xml:space="preserve"> </w:t>
+      </w:r>
+      <w:r>
+        <w:t xml:space="preserve">covers GLMs, survival analysis, and causal inference, using Stata.</w:t>
+      </w:r>
+      <w:r>
+        <w:t xml:space="preserve"> </w:t>
+      </w:r>
+      <w:r>
+        <w:t xml:space="preserve">The authors are UCSF professors, and it is used for the core Epi PhD courses there.</w:t>
+      </w:r>
+      <w:r>
+        <w:t xml:space="preserve"> </w:t>
+      </w:r>
+      <w:r>
+        <w:t xml:space="preserve">I read this book nearly cover-to-cover before grad school, and it was hugely helpful for me,</w:t>
+      </w:r>
+      <w:r>
+        <w:t xml:space="preserve"> </w:t>
+      </w:r>
+      <w:r>
+        <w:t xml:space="preserve">both for statistical modeling and for causal inference (I think it provided my first exposure to DAGs).</w:t>
       </w:r>
     </w:p>
     <w:p>
@@ -2054,31 +2359,13 @@
         </w:numPr>
       </w:pPr>
       <w:r>
-        <w:t xml:space="preserve">Kleinbaum and Klein (2012)</w:t>
-      </w:r>
-      <w:r>
-        <w:t xml:space="preserve"> </w:t>
-      </w:r>
-      <w:r>
-        <w:t xml:space="preserve">is the corresponding</w:t>
-      </w:r>
-      <w:r>
-        <w:t xml:space="preserve"> </w:t>
-      </w:r>
-      <w:r>
-        <w:t xml:space="preserve">“self-learning”</w:t>
-      </w:r>
-      <w:r>
-        <w:t xml:space="preserve"> </w:t>
-      </w:r>
-      <w:r>
-        <w:t xml:space="preserve">text for survival analysis;</w:t>
-      </w:r>
-      <w:r>
-        <w:t xml:space="preserve"> </w:t>
-      </w:r>
-      <w:r>
-        <w:t xml:space="preserve">I read it cover-to-cover before grad school, and found it very helpful.</w:t>
+        <w:t xml:space="preserve">McCulloch et al. (2008)</w:t>
+      </w:r>
+      <w:r>
+        <w:t xml:space="preserve"> </w:t>
+      </w:r>
+      <w:r>
+        <w:t xml:space="preserve">is also by UCSF professors</w:t>
       </w:r>
     </w:p>
     <w:p>
@@ -2089,16 +2376,13 @@
         </w:numPr>
       </w:pPr>
       <w:r>
-        <w:t xml:space="preserve">Kleinbaum et al. (1982)</w:t>
-      </w:r>
-      <w:r>
-        <w:t xml:space="preserve">, by the same authors, has a solutions manual (</w:t>
-      </w:r>
-      <w:r>
-        <w:t xml:space="preserve">Kleinbaum et al. (1983)</w:t>
-      </w:r>
-      <w:r>
-        <w:t xml:space="preserve">)</w:t>
+        <w:t xml:space="preserve">Faraway (2016)</w:t>
+      </w:r>
+      <w:r>
+        <w:t xml:space="preserve"> </w:t>
+      </w:r>
+      <w:r>
+        <w:t xml:space="preserve">has GLMs but not survival analysis</w:t>
       </w:r>
     </w:p>
     <w:p>
@@ -2109,276 +2393,6 @@
         </w:numPr>
       </w:pPr>
       <w:r>
-        <w:t xml:space="preserve">Kleinbaum et al. (2014)</w:t>
-      </w:r>
-      <w:r>
-        <w:t xml:space="preserve"> </w:t>
-      </w:r>
-      <w:r>
-        <w:t xml:space="preserve">is also by the same group, in a similar style</w:t>
-      </w:r>
-    </w:p>
-    <w:p>
-      <w:pPr>
-        <w:numPr>
-          <w:ilvl w:val="0"/>
-          <w:numId w:val="1006"/>
-        </w:numPr>
-      </w:pPr>
-      <w:r>
-        <w:t xml:space="preserve">Harrell (2015)</w:t>
-      </w:r>
-      <w:r>
-        <w:t xml:space="preserve"> </w:t>
-      </w:r>
-      <w:r>
-        <w:t xml:space="preserve">is another popular textbook. It uses</w:t>
-      </w:r>
-      <w:r>
-        <w:t xml:space="preserve"> </w:t>
-      </w:r>
-      <w:hyperlink r:id="rId52">
-        <w:r>
-          <w:rPr>
-            <w:rStyle w:val="VerbatimChar"/>
-          </w:rPr>
-          <w:t xml:space="preserve">ggplot2</w:t>
-        </w:r>
-      </w:hyperlink>
-      <w:r>
-        <w:t xml:space="preserve"> </w:t>
-      </w:r>
-      <w:r>
-        <w:t xml:space="preserve">but not</w:t>
-      </w:r>
-      <w:r>
-        <w:t xml:space="preserve"> </w:t>
-      </w:r>
-      <w:hyperlink r:id="rId53">
-        <w:r>
-          <w:rPr>
-            <w:rStyle w:val="VerbatimChar"/>
-          </w:rPr>
-          <w:t xml:space="preserve">dplyr</w:t>
-        </w:r>
-      </w:hyperlink>
-      <w:r>
-        <w:t xml:space="preserve">,</w:t>
-      </w:r>
-      <w:r>
-        <w:t xml:space="preserve"> </w:t>
-      </w:r>
-      <w:r>
-        <w:t xml:space="preserve">and covers logistic regression and survival analysis (no Poisson or NB models?).</w:t>
-      </w:r>
-      <w:r>
-        <w:t xml:space="preserve"> </w:t>
-      </w:r>
-      <w:r>
-        <w:t xml:space="preserve">An abbreviated but continuously updated version with audio clips is available at</w:t>
-      </w:r>
-      <w:r>
-        <w:t xml:space="preserve"> </w:t>
-      </w:r>
-      <w:hyperlink r:id="rId54">
-        <w:r>
-          <w:rPr>
-            <w:rStyle w:val="Hyperlink"/>
-          </w:rPr>
-          <w:t xml:space="preserve">https://hbiostat.org/rmsc/</w:t>
-        </w:r>
-      </w:hyperlink>
-      <w:r>
-        <w:t xml:space="preserve">.</w:t>
-      </w:r>
-      <w:r>
-        <w:t xml:space="preserve"> </w:t>
-      </w:r>
-      <w:r>
-        <w:t xml:space="preserve">His presentation</w:t>
-      </w:r>
-      <w:r>
-        <w:t xml:space="preserve"> </w:t>
-      </w:r>
-      <w:hyperlink r:id="rId55">
-        <w:r>
-          <w:rPr>
-            <w:rStyle w:val="Hyperlink"/>
-          </w:rPr>
-          <w:t xml:space="preserve">Tips for Biostatisticians Collaborating with Non-Biostatistician Medical Researchers</w:t>
-        </w:r>
-      </w:hyperlink>
-      <w:r>
-        <w:t xml:space="preserve"> </w:t>
-      </w:r>
-      <w:r>
-        <w:t xml:space="preserve">offers valuable guidance on statistical collaboration</w:t>
-      </w:r>
-      <w:r>
-        <w:t xml:space="preserve"> </w:t>
-      </w:r>
-      <w:r>
-        <w:t xml:space="preserve">(</w:t>
-      </w:r>
-      <w:r>
-        <w:t xml:space="preserve">“Your job is not to give the investigator what she wants;</w:t>
-      </w:r>
-      <w:r>
-        <w:t xml:space="preserve"> </w:t>
-      </w:r>
-      <w:r>
-        <w:t xml:space="preserve">Your job is to give her what she needs”</w:t>
-      </w:r>
-      <w:r>
-        <w:t xml:space="preserve">).</w:t>
-      </w:r>
-    </w:p>
-    <w:p>
-      <w:pPr>
-        <w:numPr>
-          <w:ilvl w:val="0"/>
-          <w:numId w:val="1006"/>
-        </w:numPr>
-      </w:pPr>
-      <w:r>
-        <w:t xml:space="preserve">Fox (2015)</w:t>
-      </w:r>
-      <w:r>
-        <w:t xml:space="preserve"> </w:t>
-      </w:r>
-      <w:r>
-        <w:t xml:space="preserve">is another standard text.</w:t>
-      </w:r>
-      <w:r>
-        <w:t xml:space="preserve"> </w:t>
-      </w:r>
-      <w:r>
-        <w:rPr>
-          <w:rStyle w:val="FootnoteReference"/>
-        </w:rPr>
-        <w:footnoteReference w:id="56"/>
-      </w:r>
-    </w:p>
-    <w:p>
-      <w:pPr>
-        <w:numPr>
-          <w:ilvl w:val="0"/>
-          <w:numId w:val="1006"/>
-        </w:numPr>
-      </w:pPr>
-      <w:r>
-        <w:t xml:space="preserve">McCullagh and Nelder (1989)</w:t>
-      </w:r>
-      <w:r>
-        <w:t xml:space="preserve"> </w:t>
-      </w:r>
-      <w:r>
-        <w:t xml:space="preserve">is a classic, theoretical textbook on GLMs</w:t>
-      </w:r>
-      <w:r>
-        <w:t xml:space="preserve"> </w:t>
-      </w:r>
-      <w:r>
-        <w:rPr>
-          <w:rStyle w:val="FootnoteReference"/>
-        </w:rPr>
-        <w:footnoteReference w:id="57"/>
-      </w:r>
-    </w:p>
-    <w:p>
-      <w:pPr>
-        <w:numPr>
-          <w:ilvl w:val="0"/>
-          <w:numId w:val="1006"/>
-        </w:numPr>
-      </w:pPr>
-      <w:r>
-        <w:t xml:space="preserve">Dalgaard (2008)</w:t>
-      </w:r>
-      <w:r>
-        <w:t xml:space="preserve"> </w:t>
-      </w:r>
-      <w:r>
-        <w:t xml:space="preserve">covers GLMs and survival analysis at an applied level, using base R</w:t>
-      </w:r>
-    </w:p>
-    <w:p>
-      <w:pPr>
-        <w:numPr>
-          <w:ilvl w:val="0"/>
-          <w:numId w:val="1006"/>
-        </w:numPr>
-      </w:pPr>
-      <w:r>
-        <w:t xml:space="preserve">Vittinghoff et al. (2012)</w:t>
-      </w:r>
-      <w:r>
-        <w:t xml:space="preserve"> </w:t>
-      </w:r>
-      <w:r>
-        <w:t xml:space="preserve">covers GLMs, survival analysis, and causal inference, using Stata.</w:t>
-      </w:r>
-      <w:r>
-        <w:t xml:space="preserve"> </w:t>
-      </w:r>
-      <w:r>
-        <w:t xml:space="preserve">The authors are UCSF professors, and it is used for the core Epi PhD courses there.</w:t>
-      </w:r>
-      <w:r>
-        <w:t xml:space="preserve"> </w:t>
-      </w:r>
-      <w:r>
-        <w:t xml:space="preserve">I read this book nearly cover-to-cover before grad school, and it was hugely helpful for me,</w:t>
-      </w:r>
-      <w:r>
-        <w:t xml:space="preserve"> </w:t>
-      </w:r>
-      <w:r>
-        <w:t xml:space="preserve">both for statistical modeling and for causal inference (I think it provided my first exposure to DAGs).</w:t>
-      </w:r>
-    </w:p>
-    <w:p>
-      <w:pPr>
-        <w:numPr>
-          <w:ilvl w:val="0"/>
-          <w:numId w:val="1006"/>
-        </w:numPr>
-      </w:pPr>
-      <w:r>
-        <w:t xml:space="preserve">McCulloch et al. (2008)</w:t>
-      </w:r>
-      <w:r>
-        <w:t xml:space="preserve"> </w:t>
-      </w:r>
-      <w:r>
-        <w:t xml:space="preserve">is also by UCSF professors</w:t>
-      </w:r>
-    </w:p>
-    <w:p>
-      <w:pPr>
-        <w:numPr>
-          <w:ilvl w:val="0"/>
-          <w:numId w:val="1006"/>
-        </w:numPr>
-      </w:pPr>
-      <w:r>
-        <w:t xml:space="preserve">Faraway (2016)</w:t>
-      </w:r>
-      <w:r>
-        <w:t xml:space="preserve"> </w:t>
-      </w:r>
-      <w:r>
-        <w:t xml:space="preserve">has GLMs but not survival analysis</w:t>
-      </w:r>
-    </w:p>
-    <w:p>
-      <w:pPr>
-        <w:numPr>
-          <w:ilvl w:val="0"/>
-          <w:numId w:val="1006"/>
-        </w:numPr>
-      </w:pPr>
-      <w:r>
         <w:t xml:space="preserve">Selvin (2001)</w:t>
       </w:r>
       <w:r>
@@ -2402,7 +2416,7 @@
       <w:r>
         <w:t xml:space="preserve"> </w:t>
       </w:r>
-      <w:hyperlink r:id="rId58">
+      <w:hyperlink r:id="rId59">
         <w:r>
           <w:rPr>
             <w:rStyle w:val="Hyperlink"/>
@@ -2483,7 +2497,7 @@
       <w:r>
         <w:t xml:space="preserve"> </w:t>
       </w:r>
-      <w:hyperlink r:id="rId59">
+      <w:hyperlink r:id="rId60">
         <w:r>
           <w:rPr>
             <w:rStyle w:val="Hyperlink"/>
@@ -2542,7 +2556,7 @@
           <w:numId w:val="1006"/>
         </w:numPr>
       </w:pPr>
-      <w:hyperlink r:id="rId60">
+      <w:hyperlink r:id="rId61">
         <w:r>
           <w:rPr>
             <w:rStyle w:val="Hyperlink"/>
@@ -2616,7 +2630,7 @@
           <w:numId w:val="1006"/>
         </w:numPr>
       </w:pPr>
-      <w:hyperlink r:id="rId61">
+      <w:hyperlink r:id="rId62">
         <w:r>
           <w:rPr>
             <w:rStyle w:val="Hyperlink"/>
@@ -2810,7 +2824,7 @@
       <w:r>
         <w:t xml:space="preserve"> </w:t>
       </w:r>
-      <w:hyperlink r:id="rId62">
+      <w:hyperlink r:id="rId63">
         <w:r>
           <w:rPr>
             <w:rStyle w:val="Hyperlink"/>
@@ -2824,7 +2838,7 @@
       <w:r>
         <w:t xml:space="preserve"> </w:t>
       </w:r>
-      <w:hyperlink r:id="rId63">
+      <w:hyperlink r:id="rId64">
         <w:r>
           <w:rPr>
             <w:rStyle w:val="Hyperlink"/>
@@ -2838,7 +2852,7 @@
       <w:r>
         <w:t xml:space="preserve"> </w:t>
       </w:r>
-      <w:hyperlink r:id="rId64">
+      <w:hyperlink r:id="rId65">
         <w:r>
           <w:rPr>
             <w:rStyle w:val="Hyperlink"/>
@@ -2858,7 +2872,7 @@
       <w:r>
         <w:t xml:space="preserve"> </w:t>
       </w:r>
-      <w:hyperlink r:id="rId65">
+      <w:hyperlink r:id="rId66">
         <w:r>
           <w:rPr>
             <w:rStyle w:val="Hyperlink"/>
@@ -2906,7 +2920,7 @@
       <w:r>
         <w:t xml:space="preserve"> </w:t>
       </w:r>
-      <w:hyperlink r:id="rId66">
+      <w:hyperlink r:id="rId67">
         <w:r>
           <w:rPr>
             <w:rStyle w:val="Hyperlink"/>
@@ -3020,7 +3034,7 @@
       <w:r>
         <w:t xml:space="preserve"> </w:t>
       </w:r>
-      <w:hyperlink r:id="rId67">
+      <w:hyperlink r:id="rId68">
         <w:r>
           <w:rPr>
             <w:rStyle w:val="Hyperlink"/>
@@ -3048,7 +3062,7 @@
       <w:r>
         <w:t xml:space="preserve"> </w:t>
       </w:r>
-      <w:hyperlink r:id="rId68">
+      <w:hyperlink r:id="rId69">
         <w:r>
           <w:rPr>
             <w:rStyle w:val="Hyperlink"/>
@@ -3064,7 +3078,7 @@
           <w:numId w:val="1006"/>
         </w:numPr>
       </w:pPr>
-      <w:hyperlink r:id="rId69">
+      <w:hyperlink r:id="rId70">
         <w:r>
           <w:rPr>
             <w:rStyle w:val="Hyperlink"/>
@@ -3078,7 +3092,7 @@
       <w:r>
         <w:t xml:space="preserve"> </w:t>
       </w:r>
-      <w:hyperlink r:id="rId70">
+      <w:hyperlink r:id="rId71">
         <w:r>
           <w:rPr>
             <w:rStyle w:val="Hyperlink"/>
@@ -3094,7 +3108,7 @@
           <w:numId w:val="1006"/>
         </w:numPr>
       </w:pPr>
-      <w:hyperlink r:id="rId71">
+      <w:hyperlink r:id="rId72">
         <w:r>
           <w:rPr>
             <w:rStyle w:val="Hyperlink"/>
@@ -3134,7 +3148,7 @@
           <w:numId w:val="1006"/>
         </w:numPr>
       </w:pPr>
-      <w:hyperlink r:id="rId72">
+      <w:hyperlink r:id="rId73">
         <w:r>
           <w:rPr>
             <w:rStyle w:val="Hyperlink"/>
@@ -3168,7 +3182,7 @@
           <w:numId w:val="1006"/>
         </w:numPr>
       </w:pPr>
-      <w:hyperlink r:id="rId73">
+      <w:hyperlink r:id="rId74">
         <w:r>
           <w:rPr>
             <w:rStyle w:val="Hyperlink"/>
@@ -3191,7 +3205,7 @@
       <w:r>
         <w:t xml:space="preserve"> </w:t>
       </w:r>
-      <w:hyperlink r:id="rId74">
+      <w:hyperlink r:id="rId75">
         <w:r>
           <w:rPr>
             <w:rStyle w:val="Hyperlink"/>
@@ -3277,7 +3291,7 @@
         <w:t xml:space="preserve">one-way cluster-robust standard errors.</w:t>
       </w:r>
     </w:p>
-    <w:bookmarkStart w:id="88" w:name="machine-learning"/>
+    <w:bookmarkStart w:id="89" w:name="machine-learning"/>
     <w:p>
       <w:pPr>
         <w:pStyle w:val="Heading3"/>
@@ -3311,7 +3325,7 @@
       <w:r>
         <w:t xml:space="preserve"> </w:t>
       </w:r>
-      <w:hyperlink r:id="rId75">
+      <w:hyperlink r:id="rId76">
         <w:r>
           <w:rPr>
             <w:rStyle w:val="Hyperlink"/>
@@ -3330,7 +3344,7 @@
           <w:numId w:val="1009"/>
         </w:numPr>
       </w:pPr>
-      <w:hyperlink r:id="rId76">
+      <w:hyperlink r:id="rId77">
         <w:r>
           <w:rPr>
             <w:rStyle w:val="Hyperlink"/>
@@ -3365,7 +3379,7 @@
           <w:numId w:val="1009"/>
         </w:numPr>
       </w:pPr>
-      <w:hyperlink r:id="rId77">
+      <w:hyperlink r:id="rId78">
         <w:r>
           <w:rPr>
             <w:rStyle w:val="Hyperlink"/>
@@ -3400,7 +3414,7 @@
           <w:numId w:val="1009"/>
         </w:numPr>
       </w:pPr>
-      <w:hyperlink r:id="rId78">
+      <w:hyperlink r:id="rId79">
         <w:r>
           <w:rPr>
             <w:rStyle w:val="Hyperlink"/>
@@ -3422,7 +3436,7 @@
           <w:numId w:val="1009"/>
         </w:numPr>
       </w:pPr>
-      <w:hyperlink r:id="rId79">
+      <w:hyperlink r:id="rId80">
         <w:r>
           <w:rPr>
             <w:rStyle w:val="Hyperlink"/>
@@ -3457,7 +3471,7 @@
           <w:numId w:val="1009"/>
         </w:numPr>
       </w:pPr>
-      <w:hyperlink r:id="rId80">
+      <w:hyperlink r:id="rId81">
         <w:r>
           <w:rPr>
             <w:rStyle w:val="Hyperlink"/>
@@ -3500,7 +3514,7 @@
       <w:r>
         <w:t xml:space="preserve"> </w:t>
       </w:r>
-      <w:hyperlink r:id="rId81">
+      <w:hyperlink r:id="rId82">
         <w:r>
           <w:rPr>
             <w:rStyle w:val="Hyperlink"/>
@@ -3514,7 +3528,7 @@
       <w:r>
         <w:t xml:space="preserve"> </w:t>
       </w:r>
-      <w:hyperlink r:id="rId82">
+      <w:hyperlink r:id="rId83">
         <w:r>
           <w:rPr>
             <w:rStyle w:val="Hyperlink"/>
@@ -3528,7 +3542,7 @@
       <w:r>
         <w:t xml:space="preserve"> </w:t>
       </w:r>
-      <w:hyperlink r:id="rId83">
+      <w:hyperlink r:id="rId84">
         <w:r>
           <w:rPr>
             <w:rStyle w:val="Hyperlink"/>
@@ -3551,7 +3565,7 @@
           <w:numId w:val="1010"/>
         </w:numPr>
       </w:pPr>
-      <w:hyperlink r:id="rId84">
+      <w:hyperlink r:id="rId85">
         <w:r>
           <w:rPr>
             <w:rStyle w:val="Hyperlink"/>
@@ -3586,7 +3600,7 @@
           <w:numId w:val="1010"/>
         </w:numPr>
       </w:pPr>
-      <w:hyperlink r:id="rId67">
+      <w:hyperlink r:id="rId68">
         <w:r>
           <w:rPr>
             <w:rStyle w:val="Hyperlink"/>
@@ -3609,7 +3623,7 @@
           <w:numId w:val="1010"/>
         </w:numPr>
       </w:pPr>
-      <w:hyperlink r:id="rId85">
+      <w:hyperlink r:id="rId86">
         <w:r>
           <w:rPr>
             <w:rStyle w:val="Hyperlink"/>
@@ -3632,7 +3646,7 @@
           <w:numId w:val="1010"/>
         </w:numPr>
       </w:pPr>
-      <w:hyperlink r:id="rId86">
+      <w:hyperlink r:id="rId87">
         <w:r>
           <w:rPr>
             <w:rStyle w:val="Hyperlink"/>
@@ -3667,7 +3681,7 @@
           <w:numId w:val="1010"/>
         </w:numPr>
       </w:pPr>
-      <w:hyperlink r:id="rId87">
+      <w:hyperlink r:id="rId88">
         <w:r>
           <w:rPr>
             <w:rStyle w:val="Hyperlink"/>
@@ -3682,9 +3696,9 @@
         <w:t xml:space="preserve">“Statistical Methods for Research II”</w:t>
       </w:r>
     </w:p>
-    <w:bookmarkEnd w:id="88"/>
     <w:bookmarkEnd w:id="89"/>
-    <w:bookmarkStart w:id="92" w:name="license"/>
+    <w:bookmarkEnd w:id="90"/>
+    <w:bookmarkStart w:id="93" w:name="license"/>
     <w:p>
       <w:pPr>
         <w:pStyle w:val="Heading2"/>
@@ -3703,7 +3717,7 @@
       <w:r>
         <w:t xml:space="preserve"> </w:t>
       </w:r>
-      <w:hyperlink r:id="rId90">
+      <w:hyperlink r:id="rId91">
         <w:r>
           <w:rPr>
             <w:rStyle w:val="Hyperlink"/>
@@ -3725,7 +3739,7 @@
       <w:r>
         <w:t xml:space="preserve"> </w:t>
       </w:r>
-      <w:hyperlink r:id="rId91">
+      <w:hyperlink r:id="rId92">
         <w:r>
           <w:rPr>
             <w:rStyle w:val="Hyperlink"/>
@@ -3737,9 +3751,9 @@
         <w:t xml:space="preserve">, i.e. public domain.</w:t>
       </w:r>
     </w:p>
-    <w:bookmarkEnd w:id="92"/>
     <w:bookmarkEnd w:id="93"/>
-    <w:bookmarkStart w:id="170" w:name="references"/>
+    <w:bookmarkEnd w:id="94"/>
+    <w:bookmarkStart w:id="171" w:name="references"/>
     <w:p>
       <w:pPr>
         <w:pStyle w:val="Heading1"/>
@@ -3748,8 +3762,8 @@
         <w:t xml:space="preserve">References</w:t>
       </w:r>
     </w:p>
-    <w:bookmarkStart w:id="169" w:name="refs"/>
-    <w:bookmarkStart w:id="94" w:name="ref-agresti2010ordinal"/>
+    <w:bookmarkStart w:id="170" w:name="refs"/>
+    <w:bookmarkStart w:id="95" w:name="ref-agresti2010ordinal"/>
     <w:p>
       <w:pPr>
         <w:pStyle w:val="Bibliography"/>
@@ -3771,8 +3785,8 @@
         <w:t xml:space="preserve">. Vol. 656. John Wiley &amp; Sons.</w:t>
       </w:r>
     </w:p>
-    <w:bookmarkEnd w:id="94"/>
-    <w:bookmarkStart w:id="96" w:name="ref-agresti2012categorical"/>
+    <w:bookmarkEnd w:id="95"/>
+    <w:bookmarkStart w:id="97" w:name="ref-agresti2012categorical"/>
     <w:p>
       <w:pPr>
         <w:pStyle w:val="Bibliography"/>
@@ -3796,7 +3810,7 @@
       <w:r>
         <w:t xml:space="preserve"> </w:t>
       </w:r>
-      <w:hyperlink r:id="rId95">
+      <w:hyperlink r:id="rId96">
         <w:r>
           <w:rPr>
             <w:rStyle w:val="Hyperlink"/>
@@ -3808,8 +3822,8 @@
         <w:t xml:space="preserve">.</w:t>
       </w:r>
     </w:p>
-    <w:bookmarkEnd w:id="96"/>
-    <w:bookmarkStart w:id="98" w:name="ref-agresti2015foundations"/>
+    <w:bookmarkEnd w:id="97"/>
+    <w:bookmarkStart w:id="99" w:name="ref-agresti2015foundations"/>
     <w:p>
       <w:pPr>
         <w:pStyle w:val="Bibliography"/>
@@ -3833,7 +3847,7 @@
       <w:r>
         <w:t xml:space="preserve"> </w:t>
       </w:r>
-      <w:hyperlink r:id="rId97">
+      <w:hyperlink r:id="rId98">
         <w:r>
           <w:rPr>
             <w:rStyle w:val="Hyperlink"/>
@@ -3845,8 +3859,8 @@
         <w:t xml:space="preserve">.</w:t>
       </w:r>
     </w:p>
-    <w:bookmarkEnd w:id="98"/>
-    <w:bookmarkStart w:id="100" w:name="ref-agresti2018introcat"/>
+    <w:bookmarkEnd w:id="99"/>
+    <w:bookmarkStart w:id="101" w:name="ref-agresti2018introcat"/>
     <w:p>
       <w:pPr>
         <w:pStyle w:val="Bibliography"/>
@@ -3870,7 +3884,7 @@
       <w:r>
         <w:t xml:space="preserve"> </w:t>
       </w:r>
-      <w:hyperlink r:id="rId99">
+      <w:hyperlink r:id="rId100">
         <w:r>
           <w:rPr>
             <w:rStyle w:val="Hyperlink"/>
@@ -3882,8 +3896,8 @@
         <w:t xml:space="preserve">.</w:t>
       </w:r>
     </w:p>
-    <w:bookmarkEnd w:id="100"/>
-    <w:bookmarkStart w:id="102" w:name="ref-andrews2012data"/>
+    <w:bookmarkEnd w:id="101"/>
+    <w:bookmarkStart w:id="103" w:name="ref-andrews2012data"/>
     <w:p>
       <w:pPr>
         <w:pStyle w:val="Bibliography"/>
@@ -3907,7 +3921,7 @@
       <w:r>
         <w:t xml:space="preserve"> </w:t>
       </w:r>
-      <w:hyperlink r:id="rId101">
+      <w:hyperlink r:id="rId102">
         <w:r>
           <w:rPr>
             <w:rStyle w:val="Hyperlink"/>
@@ -3919,8 +3933,8 @@
         <w:t xml:space="preserve">.</w:t>
       </w:r>
     </w:p>
-    <w:bookmarkEnd w:id="102"/>
-    <w:bookmarkStart w:id="103" w:name="ref-bolker.ecol.R"/>
+    <w:bookmarkEnd w:id="103"/>
+    <w:bookmarkStart w:id="104" w:name="ref-bolker.ecol.R"/>
     <w:p>
       <w:pPr>
         <w:pStyle w:val="Bibliography"/>
@@ -3956,8 +3970,8 @@
         <w:t xml:space="preserve">. 1st ed. Princeton University Press.</w:t>
       </w:r>
     </w:p>
-    <w:bookmarkEnd w:id="103"/>
-    <w:bookmarkStart w:id="105" w:name="ref-cameron2011robust"/>
+    <w:bookmarkEnd w:id="104"/>
+    <w:bookmarkStart w:id="106" w:name="ref-cameron2011robust"/>
     <w:p>
       <w:pPr>
         <w:pStyle w:val="Bibliography"/>
@@ -3990,7 +4004,7 @@
       <w:r>
         <w:t xml:space="preserve"> </w:t>
       </w:r>
-      <w:hyperlink r:id="rId104">
+      <w:hyperlink r:id="rId105">
         <w:r>
           <w:rPr>
             <w:rStyle w:val="Hyperlink"/>
@@ -4002,8 +4016,8 @@
         <w:t xml:space="preserve">.</w:t>
       </w:r>
     </w:p>
-    <w:bookmarkEnd w:id="105"/>
-    <w:bookmarkStart w:id="107" w:name="ref-r4epi"/>
+    <w:bookmarkEnd w:id="106"/>
+    <w:bookmarkStart w:id="108" w:name="ref-r4epi"/>
     <w:p>
       <w:pPr>
         <w:pStyle w:val="Bibliography"/>
@@ -4027,7 +4041,7 @@
       <w:r>
         <w:t xml:space="preserve"> </w:t>
       </w:r>
-      <w:hyperlink r:id="rId106">
+      <w:hyperlink r:id="rId107">
         <w:r>
           <w:rPr>
             <w:rStyle w:val="Hyperlink"/>
@@ -4039,8 +4053,8 @@
         <w:t xml:space="preserve">.</w:t>
       </w:r>
     </w:p>
-    <w:bookmarkEnd w:id="107"/>
-    <w:bookmarkStart w:id="109" w:name="ref-clayton2013statistical"/>
+    <w:bookmarkEnd w:id="108"/>
+    <w:bookmarkStart w:id="110" w:name="ref-clayton2013statistical"/>
     <w:p>
       <w:pPr>
         <w:pStyle w:val="Bibliography"/>
@@ -4064,7 +4078,7 @@
       <w:r>
         <w:t xml:space="preserve"> </w:t>
       </w:r>
-      <w:hyperlink r:id="rId108">
+      <w:hyperlink r:id="rId109">
         <w:r>
           <w:rPr>
             <w:rStyle w:val="Hyperlink"/>
@@ -4076,8 +4090,8 @@
         <w:t xml:space="preserve">.</w:t>
       </w:r>
     </w:p>
-    <w:bookmarkEnd w:id="109"/>
-    <w:bookmarkStart w:id="111" w:name="ref-dalgaardintroductory"/>
+    <w:bookmarkEnd w:id="110"/>
+    <w:bookmarkStart w:id="112" w:name="ref-dalgaardintroductory"/>
     <w:p>
       <w:pPr>
         <w:pStyle w:val="Bibliography"/>
@@ -4101,7 +4115,7 @@
       <w:r>
         <w:t xml:space="preserve"> </w:t>
       </w:r>
-      <w:hyperlink r:id="rId110">
+      <w:hyperlink r:id="rId111">
         <w:r>
           <w:rPr>
             <w:rStyle w:val="Hyperlink"/>
@@ -4113,8 +4127,8 @@
         <w:t xml:space="preserve">.</w:t>
       </w:r>
     </w:p>
-    <w:bookmarkEnd w:id="111"/>
-    <w:bookmarkStart w:id="113" w:name="ref-dobson4e"/>
+    <w:bookmarkEnd w:id="112"/>
+    <w:bookmarkStart w:id="114" w:name="ref-dobson4e"/>
     <w:p>
       <w:pPr>
         <w:pStyle w:val="Bibliography"/>
@@ -4138,7 +4152,7 @@
       <w:r>
         <w:t xml:space="preserve"> </w:t>
       </w:r>
-      <w:hyperlink r:id="rId112">
+      <w:hyperlink r:id="rId113">
         <w:r>
           <w:rPr>
             <w:rStyle w:val="Hyperlink"/>
@@ -4150,8 +4164,8 @@
         <w:t xml:space="preserve">.</w:t>
       </w:r>
     </w:p>
-    <w:bookmarkEnd w:id="113"/>
-    <w:bookmarkStart w:id="115" w:name="ref-dunn2018generalized"/>
+    <w:bookmarkEnd w:id="114"/>
+    <w:bookmarkStart w:id="116" w:name="ref-dunn2018generalized"/>
     <w:p>
       <w:pPr>
         <w:pStyle w:val="Bibliography"/>
@@ -4189,7 +4203,7 @@
       <w:r>
         <w:t xml:space="preserve"> </w:t>
       </w:r>
-      <w:hyperlink r:id="rId114">
+      <w:hyperlink r:id="rId115">
         <w:r>
           <w:rPr>
             <w:rStyle w:val="Hyperlink"/>
@@ -4201,8 +4215,8 @@
         <w:t xml:space="preserve">.</w:t>
       </w:r>
     </w:p>
-    <w:bookmarkEnd w:id="115"/>
-    <w:bookmarkStart w:id="117" w:name="ref-Edelmann2019"/>
+    <w:bookmarkEnd w:id="116"/>
+    <w:bookmarkStart w:id="118" w:name="ref-Edelmann2019"/>
     <w:p>
       <w:pPr>
         <w:pStyle w:val="Bibliography"/>
@@ -4235,7 +4249,7 @@
       <w:r>
         <w:t xml:space="preserve"> </w:t>
       </w:r>
-      <w:hyperlink r:id="rId116">
+      <w:hyperlink r:id="rId117">
         <w:r>
           <w:rPr>
             <w:rStyle w:val="Hyperlink"/>
@@ -4247,8 +4261,8 @@
         <w:t xml:space="preserve">.</w:t>
       </w:r>
     </w:p>
-    <w:bookmarkEnd w:id="117"/>
-    <w:bookmarkStart w:id="119" w:name="ref-faraway2016extending"/>
+    <w:bookmarkEnd w:id="118"/>
+    <w:bookmarkStart w:id="120" w:name="ref-faraway2016extending"/>
     <w:p>
       <w:pPr>
         <w:pStyle w:val="Bibliography"/>
@@ -4272,7 +4286,7 @@
       <w:r>
         <w:t xml:space="preserve"> </w:t>
       </w:r>
-      <w:hyperlink r:id="rId118">
+      <w:hyperlink r:id="rId119">
         <w:r>
           <w:rPr>
             <w:rStyle w:val="Hyperlink"/>
@@ -4284,8 +4298,8 @@
         <w:t xml:space="preserve">.</w:t>
       </w:r>
     </w:p>
-    <w:bookmarkEnd w:id="119"/>
-    <w:bookmarkStart w:id="120" w:name="ref-fox2015applied"/>
+    <w:bookmarkEnd w:id="120"/>
+    <w:bookmarkStart w:id="121" w:name="ref-fox2015applied"/>
     <w:p>
       <w:pPr>
         <w:pStyle w:val="Bibliography"/>
@@ -4307,8 +4321,8 @@
         <w:t xml:space="preserve">. Sage publications.</w:t>
       </w:r>
     </w:p>
-    <w:bookmarkEnd w:id="120"/>
-    <w:bookmarkStart w:id="121" w:name="ref-gelman2006data"/>
+    <w:bookmarkEnd w:id="121"/>
+    <w:bookmarkStart w:id="122" w:name="ref-gelman2006data"/>
     <w:p>
       <w:pPr>
         <w:pStyle w:val="Bibliography"/>
@@ -4330,8 +4344,8 @@
         <w:t xml:space="preserve">. Analytical Methods for Social Research. Cambridge University Press.</w:t>
       </w:r>
     </w:p>
-    <w:bookmarkEnd w:id="121"/>
-    <w:bookmarkStart w:id="123" w:name="ref-Greenland2014"/>
+    <w:bookmarkEnd w:id="122"/>
+    <w:bookmarkStart w:id="124" w:name="ref-Greenland2014"/>
     <w:p>
       <w:pPr>
         <w:pStyle w:val="Bibliography"/>
@@ -4367,7 +4381,7 @@
       <w:r>
         <w:t xml:space="preserve"> </w:t>
       </w:r>
-      <w:hyperlink r:id="rId122">
+      <w:hyperlink r:id="rId123">
         <w:r>
           <w:rPr>
             <w:rStyle w:val="Hyperlink"/>
@@ -4379,8 +4393,8 @@
         <w:t xml:space="preserve">.</w:t>
       </w:r>
     </w:p>
-    <w:bookmarkEnd w:id="123"/>
-    <w:bookmarkStart w:id="124" w:name="ref-hardin2007generalized"/>
+    <w:bookmarkEnd w:id="124"/>
+    <w:bookmarkStart w:id="125" w:name="ref-hardin2007generalized"/>
     <w:p>
       <w:pPr>
         <w:pStyle w:val="Bibliography"/>
@@ -4402,8 +4416,8 @@
         <w:t xml:space="preserve">. 4th ed. Stata Press.</w:t>
       </w:r>
     </w:p>
-    <w:bookmarkEnd w:id="124"/>
-    <w:bookmarkStart w:id="126" w:name="ref-rms2e"/>
+    <w:bookmarkEnd w:id="125"/>
+    <w:bookmarkStart w:id="127" w:name="ref-rms2e"/>
     <w:p>
       <w:pPr>
         <w:pStyle w:val="Bibliography"/>
@@ -4427,7 +4441,7 @@
       <w:r>
         <w:t xml:space="preserve"> </w:t>
       </w:r>
-      <w:hyperlink r:id="rId125">
+      <w:hyperlink r:id="rId126">
         <w:r>
           <w:rPr>
             <w:rStyle w:val="Hyperlink"/>
@@ -4439,8 +4453,8 @@
         <w:t xml:space="preserve">.</w:t>
       </w:r>
     </w:p>
-    <w:bookmarkEnd w:id="126"/>
-    <w:bookmarkStart w:id="128" w:name="ref-hosmer2013applied"/>
+    <w:bookmarkEnd w:id="127"/>
+    <w:bookmarkStart w:id="129" w:name="ref-hosmer2013applied"/>
     <w:p>
       <w:pPr>
         <w:pStyle w:val="Bibliography"/>
@@ -4464,7 +4478,7 @@
       <w:r>
         <w:t xml:space="preserve"> </w:t>
       </w:r>
-      <w:hyperlink r:id="rId127">
+      <w:hyperlink r:id="rId128">
         <w:r>
           <w:rPr>
             <w:rStyle w:val="Hyperlink"/>
@@ -4476,8 +4490,8 @@
         <w:t xml:space="preserve">.</w:t>
       </w:r>
     </w:p>
-    <w:bookmarkEnd w:id="128"/>
-    <w:bookmarkStart w:id="130" w:name="ref-james2021islr2e"/>
+    <w:bookmarkEnd w:id="129"/>
+    <w:bookmarkStart w:id="131" w:name="ref-james2021islr2e"/>
     <w:p>
       <w:pPr>
         <w:pStyle w:val="Bibliography"/>
@@ -4515,7 +4529,7 @@
       <w:r>
         <w:t xml:space="preserve"> </w:t>
       </w:r>
-      <w:hyperlink r:id="rId129">
+      <w:hyperlink r:id="rId130">
         <w:r>
           <w:rPr>
             <w:rStyle w:val="Hyperlink"/>
@@ -4527,8 +4541,8 @@
         <w:t xml:space="preserve">.</w:t>
       </w:r>
     </w:p>
-    <w:bookmarkEnd w:id="130"/>
-    <w:bookmarkStart w:id="132" w:name="ref-jewell2003statistics"/>
+    <w:bookmarkEnd w:id="131"/>
+    <w:bookmarkStart w:id="133" w:name="ref-jewell2003statistics"/>
     <w:p>
       <w:pPr>
         <w:pStyle w:val="Bibliography"/>
@@ -4552,7 +4566,7 @@
       <w:r>
         <w:t xml:space="preserve"> </w:t>
       </w:r>
-      <w:hyperlink r:id="rId131">
+      <w:hyperlink r:id="rId132">
         <w:r>
           <w:rPr>
             <w:rStyle w:val="Hyperlink"/>
@@ -4564,8 +4578,8 @@
         <w:t xml:space="preserve">.</w:t>
       </w:r>
     </w:p>
-    <w:bookmarkEnd w:id="132"/>
-    <w:bookmarkStart w:id="133" w:name="ref-kalbfleisch2011statistical"/>
+    <w:bookmarkEnd w:id="133"/>
+    <w:bookmarkStart w:id="134" w:name="ref-kalbfleisch2011statistical"/>
     <w:p>
       <w:pPr>
         <w:pStyle w:val="Bibliography"/>
@@ -4587,8 +4601,8 @@
         <w:t xml:space="preserve">. John Wiley &amp; Sons.</w:t>
       </w:r>
     </w:p>
-    <w:bookmarkEnd w:id="133"/>
-    <w:bookmarkStart w:id="135" w:name="ref-klein2003survival"/>
+    <w:bookmarkEnd w:id="134"/>
+    <w:bookmarkStart w:id="136" w:name="ref-klein2003survival"/>
     <w:p>
       <w:pPr>
         <w:pStyle w:val="Bibliography"/>
@@ -4612,7 +4626,7 @@
       <w:r>
         <w:t xml:space="preserve"> </w:t>
       </w:r>
-      <w:hyperlink r:id="rId134">
+      <w:hyperlink r:id="rId135">
         <w:r>
           <w:rPr>
             <w:rStyle w:val="Hyperlink"/>
@@ -4624,8 +4638,8 @@
         <w:t xml:space="preserve">.</w:t>
       </w:r>
     </w:p>
-    <w:bookmarkEnd w:id="135"/>
-    <w:bookmarkStart w:id="137" w:name="ref-kleinbaum2010logistic"/>
+    <w:bookmarkEnd w:id="136"/>
+    <w:bookmarkStart w:id="138" w:name="ref-kleinbaum2010logistic"/>
     <w:p>
       <w:pPr>
         <w:pStyle w:val="Bibliography"/>
@@ -4649,7 +4663,7 @@
       <w:r>
         <w:t xml:space="preserve"> </w:t>
       </w:r>
-      <w:hyperlink r:id="rId136">
+      <w:hyperlink r:id="rId137">
         <w:r>
           <w:rPr>
             <w:rStyle w:val="Hyperlink"/>
@@ -4661,8 +4675,8 @@
         <w:t xml:space="preserve">.</w:t>
       </w:r>
     </w:p>
-    <w:bookmarkEnd w:id="137"/>
-    <w:bookmarkStart w:id="139" w:name="ref-kleinbaum2012survival"/>
+    <w:bookmarkEnd w:id="138"/>
+    <w:bookmarkStart w:id="140" w:name="ref-kleinbaum2012survival"/>
     <w:p>
       <w:pPr>
         <w:pStyle w:val="Bibliography"/>
@@ -4686,7 +4700,7 @@
       <w:r>
         <w:t xml:space="preserve"> </w:t>
       </w:r>
-      <w:hyperlink r:id="rId138">
+      <w:hyperlink r:id="rId139">
         <w:r>
           <w:rPr>
             <w:rStyle w:val="Hyperlink"/>
@@ -4698,8 +4712,8 @@
         <w:t xml:space="preserve">.</w:t>
       </w:r>
     </w:p>
-    <w:bookmarkEnd w:id="139"/>
-    <w:bookmarkStart w:id="140" w:name="ref-kleinbaumEpi"/>
+    <w:bookmarkEnd w:id="140"/>
+    <w:bookmarkStart w:id="141" w:name="ref-kleinbaumEpi"/>
     <w:p>
       <w:pPr>
         <w:pStyle w:val="Bibliography"/>
@@ -4721,8 +4735,8 @@
         <w:t xml:space="preserve">. Lifetime Learning Publications.</w:t>
       </w:r>
     </w:p>
-    <w:bookmarkEnd w:id="140"/>
-    <w:bookmarkStart w:id="141" w:name="ref-kleinbaumEpiSols"/>
+    <w:bookmarkEnd w:id="141"/>
+    <w:bookmarkStart w:id="142" w:name="ref-kleinbaumEpiSols"/>
     <w:p>
       <w:pPr>
         <w:pStyle w:val="Bibliography"/>
@@ -4744,8 +4758,8 @@
         <w:t xml:space="preserve">. Lifetime Learning Publications.</w:t>
       </w:r>
     </w:p>
-    <w:bookmarkEnd w:id="141"/>
-    <w:bookmarkStart w:id="143" w:name="ref-kleinbaum2014applied"/>
+    <w:bookmarkEnd w:id="142"/>
+    <w:bookmarkStart w:id="144" w:name="ref-kleinbaum2014applied"/>
     <w:p>
       <w:pPr>
         <w:pStyle w:val="Bibliography"/>
@@ -4769,7 +4783,7 @@
       <w:r>
         <w:t xml:space="preserve"> </w:t>
       </w:r>
-      <w:hyperlink r:id="rId142">
+      <w:hyperlink r:id="rId143">
         <w:r>
           <w:rPr>
             <w:rStyle w:val="Hyperlink"/>
@@ -4781,8 +4795,8 @@
         <w:t xml:space="preserve">.</w:t>
       </w:r>
     </w:p>
-    <w:bookmarkEnd w:id="143"/>
-    <w:bookmarkStart w:id="145" w:name="ref-kutoyants2023introduction"/>
+    <w:bookmarkEnd w:id="144"/>
+    <w:bookmarkStart w:id="146" w:name="ref-kutoyants2023introduction"/>
     <w:p>
       <w:pPr>
         <w:pStyle w:val="Bibliography"/>
@@ -4806,7 +4820,7 @@
       <w:r>
         <w:t xml:space="preserve"> </w:t>
       </w:r>
-      <w:hyperlink r:id="rId144">
+      <w:hyperlink r:id="rId145">
         <w:r>
           <w:rPr>
             <w:rStyle w:val="Hyperlink"/>
@@ -4818,8 +4832,8 @@
         <w:t xml:space="preserve">.</w:t>
       </w:r>
     </w:p>
-    <w:bookmarkEnd w:id="145"/>
-    <w:bookmarkStart w:id="147" w:name="ref-mccullaghnelder"/>
+    <w:bookmarkEnd w:id="146"/>
+    <w:bookmarkStart w:id="148" w:name="ref-mccullaghnelder"/>
     <w:p>
       <w:pPr>
         <w:pStyle w:val="Bibliography"/>
@@ -4843,7 +4857,7 @@
       <w:r>
         <w:t xml:space="preserve"> </w:t>
       </w:r>
-      <w:hyperlink r:id="rId146">
+      <w:hyperlink r:id="rId147">
         <w:r>
           <w:rPr>
             <w:rStyle w:val="Hyperlink"/>
@@ -4855,8 +4869,8 @@
         <w:t xml:space="preserve">.</w:t>
       </w:r>
     </w:p>
-    <w:bookmarkEnd w:id="147"/>
-    <w:bookmarkStart w:id="148" w:name="ref-mcculloch2008generalized"/>
+    <w:bookmarkEnd w:id="148"/>
+    <w:bookmarkStart w:id="149" w:name="ref-mcculloch2008generalized"/>
     <w:p>
       <w:pPr>
         <w:pStyle w:val="Bibliography"/>
@@ -4878,8 +4892,8 @@
         <w:t xml:space="preserve">. 2nd ed. Vol. 651. John Wiley &amp; Sons.</w:t>
       </w:r>
     </w:p>
-    <w:bookmarkEnd w:id="148"/>
-    <w:bookmarkStart w:id="150" w:name="ref-moore2016applied"/>
+    <w:bookmarkEnd w:id="149"/>
+    <w:bookmarkStart w:id="151" w:name="ref-moore2016applied"/>
     <w:p>
       <w:pPr>
         <w:pStyle w:val="Bibliography"/>
@@ -4917,7 +4931,7 @@
       <w:r>
         <w:t xml:space="preserve"> </w:t>
       </w:r>
-      <w:hyperlink r:id="rId149">
+      <w:hyperlink r:id="rId150">
         <w:r>
           <w:rPr>
             <w:rStyle w:val="Hyperlink"/>
@@ -4929,8 +4943,8 @@
         <w:t xml:space="preserve">.</w:t>
       </w:r>
     </w:p>
-    <w:bookmarkEnd w:id="150"/>
-    <w:bookmarkStart w:id="152" w:name="ref-NahhasIRMPHR"/>
+    <w:bookmarkEnd w:id="151"/>
+    <w:bookmarkStart w:id="153" w:name="ref-NahhasIRMPHR"/>
     <w:p>
       <w:pPr>
         <w:pStyle w:val="Bibliography"/>
@@ -4968,7 +4982,7 @@
       <w:r>
         <w:t xml:space="preserve"> </w:t>
       </w:r>
-      <w:hyperlink r:id="rId151">
+      <w:hyperlink r:id="rId152">
         <w:r>
           <w:rPr>
             <w:rStyle w:val="Hyperlink"/>
@@ -4980,8 +4994,8 @@
         <w:t xml:space="preserve">.</w:t>
       </w:r>
     </w:p>
-    <w:bookmarkEnd w:id="152"/>
-    <w:bookmarkStart w:id="154" w:name="ref-rawlings.regression"/>
+    <w:bookmarkEnd w:id="153"/>
+    <w:bookmarkStart w:id="155" w:name="ref-rawlings.regression"/>
     <w:p>
       <w:pPr>
         <w:pStyle w:val="Bibliography"/>
@@ -5005,7 +5019,7 @@
       <w:r>
         <w:t xml:space="preserve"> </w:t>
       </w:r>
-      <w:hyperlink r:id="rId153">
+      <w:hyperlink r:id="rId154">
         <w:r>
           <w:rPr>
             <w:rStyle w:val="Hyperlink"/>
@@ -5017,8 +5031,8 @@
         <w:t xml:space="preserve">.</w:t>
       </w:r>
     </w:p>
-    <w:bookmarkEnd w:id="154"/>
-    <w:bookmarkStart w:id="156" w:name="ref-roback2021beyond"/>
+    <w:bookmarkEnd w:id="155"/>
+    <w:bookmarkStart w:id="157" w:name="ref-roback2021beyond"/>
     <w:p>
       <w:pPr>
         <w:pStyle w:val="Bibliography"/>
@@ -5042,7 +5056,7 @@
       <w:r>
         <w:t xml:space="preserve"> </w:t>
       </w:r>
-      <w:hyperlink r:id="rId155">
+      <w:hyperlink r:id="rId156">
         <w:r>
           <w:rPr>
             <w:rStyle w:val="Hyperlink"/>
@@ -5054,8 +5068,8 @@
         <w:t xml:space="preserve">.</w:t>
       </w:r>
     </w:p>
-    <w:bookmarkEnd w:id="156"/>
-    <w:bookmarkStart w:id="157" w:name="ref-me4"/>
+    <w:bookmarkEnd w:id="157"/>
+    <w:bookmarkStart w:id="158" w:name="ref-me4"/>
     <w:p>
       <w:pPr>
         <w:pStyle w:val="Bibliography"/>
@@ -5077,8 +5091,8 @@
         <w:t xml:space="preserve">. Fourth edition. Wolters Kluwer.</w:t>
       </w:r>
     </w:p>
-    <w:bookmarkEnd w:id="157"/>
-    <w:bookmarkStart w:id="158" w:name="ref-selvin2001epidemiologic"/>
+    <w:bookmarkEnd w:id="158"/>
+    <w:bookmarkStart w:id="159" w:name="ref-selvin2001epidemiologic"/>
     <w:p>
       <w:pPr>
         <w:pStyle w:val="Bibliography"/>
@@ -5100,8 +5114,8 @@
         <w:t xml:space="preserve">. Oxford University Press.</w:t>
       </w:r>
     </w:p>
-    <w:bookmarkEnd w:id="158"/>
-    <w:bookmarkStart w:id="159" w:name="ref-selvin2004"/>
+    <w:bookmarkEnd w:id="159"/>
+    <w:bookmarkStart w:id="160" w:name="ref-selvin2004"/>
     <w:p>
       <w:pPr>
         <w:pStyle w:val="Bibliography"/>
@@ -5123,8 +5137,8 @@
         <w:t xml:space="preserve">. 3rd ed. Monographs in Epidemiology and Biostatistics ; v. 35. Oxford University Press.</w:t>
       </w:r>
     </w:p>
-    <w:bookmarkEnd w:id="159"/>
-    <w:bookmarkStart w:id="161" w:name="ref-statproofbook"/>
+    <w:bookmarkEnd w:id="160"/>
+    <w:bookmarkStart w:id="162" w:name="ref-statproofbook"/>
     <w:p>
       <w:pPr>
         <w:pStyle w:val="Bibliography"/>
@@ -5148,7 +5162,7 @@
       <w:r>
         <w:t xml:space="preserve"> </w:t>
       </w:r>
-      <w:hyperlink r:id="rId160">
+      <w:hyperlink r:id="rId161">
         <w:r>
           <w:rPr>
             <w:rStyle w:val="Hyperlink"/>
@@ -5160,8 +5174,8 @@
         <w:t xml:space="preserve">.</w:t>
       </w:r>
     </w:p>
-    <w:bookmarkEnd w:id="161"/>
-    <w:bookmarkStart w:id="162" w:name="ref-suarez2017applications"/>
+    <w:bookmarkEnd w:id="162"/>
+    <w:bookmarkStart w:id="163" w:name="ref-suarez2017applications"/>
     <w:p>
       <w:pPr>
         <w:pStyle w:val="Bibliography"/>
@@ -5183,8 +5197,8 @@
         <w:t xml:space="preserve">. John Wiley &amp; Sons.</w:t>
       </w:r>
     </w:p>
-    <w:bookmarkEnd w:id="162"/>
-    <w:bookmarkStart w:id="164" w:name="ref-vittinghoff2e"/>
+    <w:bookmarkEnd w:id="163"/>
+    <w:bookmarkStart w:id="165" w:name="ref-vittinghoff2e"/>
     <w:p>
       <w:pPr>
         <w:pStyle w:val="Bibliography"/>
@@ -5208,7 +5222,7 @@
       <w:r>
         <w:t xml:space="preserve"> </w:t>
       </w:r>
-      <w:hyperlink r:id="rId163">
+      <w:hyperlink r:id="rId164">
         <w:r>
           <w:rPr>
             <w:rStyle w:val="Hyperlink"/>
@@ -5220,8 +5234,8 @@
         <w:t xml:space="preserve">.</w:t>
       </w:r>
     </w:p>
-    <w:bookmarkEnd w:id="164"/>
-    <w:bookmarkStart w:id="165" w:name="ref-wakefield2013"/>
+    <w:bookmarkEnd w:id="165"/>
+    <w:bookmarkStart w:id="166" w:name="ref-wakefield2013"/>
     <w:p>
       <w:pPr>
         <w:pStyle w:val="Bibliography"/>
@@ -5243,8 +5257,8 @@
         <w:t xml:space="preserve">. 1st ed. 2013. Springer Series in Statistics. Springer New York.</w:t>
       </w:r>
     </w:p>
-    <w:bookmarkEnd w:id="165"/>
-    <w:bookmarkStart w:id="166" w:name="ref-wood2017generalized"/>
+    <w:bookmarkEnd w:id="166"/>
+    <w:bookmarkStart w:id="167" w:name="ref-wood2017generalized"/>
     <w:p>
       <w:pPr>
         <w:pStyle w:val="Bibliography"/>
@@ -5263,11 +5277,11 @@
         <w:t xml:space="preserve">Generalized Additive Models: An Introduction with r</w:t>
       </w:r>
       <w:r>
-        <w:t xml:space="preserve">. Chapman; hall/CRC.</w:t>
-      </w:r>
-    </w:p>
-    <w:bookmarkEnd w:id="166"/>
-    <w:bookmarkStart w:id="168" w:name="ref-woodward2013epidemiology"/>
+        <w:t xml:space="preserve">. 2nd ed. Chapman; Hall/CRC.</w:t>
+      </w:r>
+    </w:p>
+    <w:bookmarkEnd w:id="167"/>
+    <w:bookmarkStart w:id="169" w:name="ref-woodward2013epidemiology"/>
     <w:p>
       <w:pPr>
         <w:pStyle w:val="Bibliography"/>
@@ -5291,7 +5305,7 @@
       <w:r>
         <w:t xml:space="preserve"> </w:t>
       </w:r>
-      <w:hyperlink r:id="rId167">
+      <w:hyperlink r:id="rId168">
         <w:r>
           <w:rPr>
             <w:rStyle w:val="Hyperlink"/>
@@ -5303,9 +5317,9 @@
         <w:t xml:space="preserve">.</w:t>
       </w:r>
     </w:p>
-    <w:bookmarkEnd w:id="168"/>
     <w:bookmarkEnd w:id="169"/>
     <w:bookmarkEnd w:id="170"/>
+    <w:bookmarkEnd w:id="171"/>
     <w:sectPr>
       <w:footnotePr>
         <w:numRestart w:val="eachSect"/>
@@ -5395,7 +5409,7 @@
       </w:r>
     </w:p>
   </w:footnote>
-  <w:footnote w:id="56">
+  <w:footnote w:id="57">
     <w:p>
       <w:pPr>
         <w:pStyle w:val="FootnoteText"/>
@@ -5414,7 +5428,7 @@
       </w:r>
     </w:p>
   </w:footnote>
-  <w:footnote w:id="57">
+  <w:footnote w:id="58">
     <w:p>
       <w:pPr>
         <w:pStyle w:val="FootnoteText"/>

--- a/chapters/index-handout.docx
+++ b/chapters/index-handout.docx
@@ -36,7 +36,7 @@
         </w:p>
       </w:sdtContent>
     </w:sdt>
-    <w:bookmarkStart w:id="94" w:name="preface"/>
+    <w:bookmarkStart w:id="95" w:name="preface"/>
     <w:p>
       <w:pPr>
         <w:pStyle w:val="Heading1"/>
@@ -1491,7 +1491,7 @@
     </w:tbl>
     <w:bookmarkEnd w:id="45"/>
     <w:bookmarkEnd w:id="46"/>
-    <w:bookmarkStart w:id="90" w:name="other-resources"/>
+    <w:bookmarkStart w:id="91" w:name="other-resources"/>
     <w:p>
       <w:pPr>
         <w:pStyle w:val="Heading2"/>
@@ -3291,7 +3291,71 @@
         <w:t xml:space="preserve">one-way cluster-robust standard errors.</w:t>
       </w:r>
     </w:p>
-    <w:bookmarkStart w:id="89" w:name="machine-learning"/>
+    <w:p>
+      <w:pPr>
+        <w:numPr>
+          <w:ilvl w:val="0"/>
+          <w:numId w:val="1006"/>
+        </w:numPr>
+      </w:pPr>
+      <w:hyperlink r:id="rId76">
+        <w:r>
+          <w:rPr>
+            <w:rStyle w:val="VerbatimChar"/>
+          </w:rPr>
+          <w:t xml:space="preserve">delicatessen</w:t>
+        </w:r>
+      </w:hyperlink>
+      <w:r>
+        <w:t xml:space="preserve"> </w:t>
+      </w:r>
+      <w:r>
+        <w:t xml:space="preserve">is a Python library, by Paul Zivich and colleagues,</w:t>
+      </w:r>
+      <w:r>
+        <w:t xml:space="preserve"> </w:t>
+      </w:r>
+      <w:r>
+        <w:t xml:space="preserve">for estimating parameters defined by estimating equations</w:t>
+      </w:r>
+      <w:r>
+        <w:t xml:space="preserve"> </w:t>
+      </w:r>
+      <w:r>
+        <w:t xml:space="preserve">(also called M-estimation).</w:t>
+      </w:r>
+      <w:r>
+        <w:t xml:space="preserve"> </w:t>
+      </w:r>
+      <w:r>
+        <w:t xml:space="preserve">It computes the point estimates</w:t>
+      </w:r>
+      <w:r>
+        <w:t xml:space="preserve"> </w:t>
+      </w:r>
+      <w:r>
+        <w:t xml:space="preserve">together with empirical sandwich variance estimates,</w:t>
+      </w:r>
+      <w:r>
+        <w:t xml:space="preserve"> </w:t>
+      </w:r>
+      <w:r>
+        <w:t xml:space="preserve">confidence intervals, and P-values,</w:t>
+      </w:r>
+      <w:r>
+        <w:t xml:space="preserve"> </w:t>
+      </w:r>
+      <w:r>
+        <w:t xml:space="preserve">and its documentation includes worked examples</w:t>
+      </w:r>
+      <w:r>
+        <w:t xml:space="preserve"> </w:t>
+      </w:r>
+      <w:r>
+        <w:t xml:space="preserve">from epidemiology, causal inference, missing data, and survival analysis.</w:t>
+      </w:r>
+    </w:p>
+    <w:bookmarkStart w:id="90" w:name="machine-learning"/>
     <w:p>
       <w:pPr>
         <w:pStyle w:val="Heading3"/>
@@ -3325,7 +3389,7 @@
       <w:r>
         <w:t xml:space="preserve"> </w:t>
       </w:r>
-      <w:hyperlink r:id="rId76">
+      <w:hyperlink r:id="rId77">
         <w:r>
           <w:rPr>
             <w:rStyle w:val="Hyperlink"/>
@@ -3344,7 +3408,7 @@
           <w:numId w:val="1009"/>
         </w:numPr>
       </w:pPr>
-      <w:hyperlink r:id="rId77">
+      <w:hyperlink r:id="rId78">
         <w:r>
           <w:rPr>
             <w:rStyle w:val="Hyperlink"/>
@@ -3379,7 +3443,7 @@
           <w:numId w:val="1009"/>
         </w:numPr>
       </w:pPr>
-      <w:hyperlink r:id="rId78">
+      <w:hyperlink r:id="rId79">
         <w:r>
           <w:rPr>
             <w:rStyle w:val="Hyperlink"/>
@@ -3414,7 +3478,7 @@
           <w:numId w:val="1009"/>
         </w:numPr>
       </w:pPr>
-      <w:hyperlink r:id="rId79">
+      <w:hyperlink r:id="rId80">
         <w:r>
           <w:rPr>
             <w:rStyle w:val="Hyperlink"/>
@@ -3436,7 +3500,7 @@
           <w:numId w:val="1009"/>
         </w:numPr>
       </w:pPr>
-      <w:hyperlink r:id="rId80">
+      <w:hyperlink r:id="rId81">
         <w:r>
           <w:rPr>
             <w:rStyle w:val="Hyperlink"/>
@@ -3471,7 +3535,7 @@
           <w:numId w:val="1009"/>
         </w:numPr>
       </w:pPr>
-      <w:hyperlink r:id="rId81">
+      <w:hyperlink r:id="rId82">
         <w:r>
           <w:rPr>
             <w:rStyle w:val="Hyperlink"/>
@@ -3514,7 +3578,7 @@
       <w:r>
         <w:t xml:space="preserve"> </w:t>
       </w:r>
-      <w:hyperlink r:id="rId82">
+      <w:hyperlink r:id="rId83">
         <w:r>
           <w:rPr>
             <w:rStyle w:val="Hyperlink"/>
@@ -3528,7 +3592,7 @@
       <w:r>
         <w:t xml:space="preserve"> </w:t>
       </w:r>
-      <w:hyperlink r:id="rId83">
+      <w:hyperlink r:id="rId84">
         <w:r>
           <w:rPr>
             <w:rStyle w:val="Hyperlink"/>
@@ -3542,7 +3606,7 @@
       <w:r>
         <w:t xml:space="preserve"> </w:t>
       </w:r>
-      <w:hyperlink r:id="rId84">
+      <w:hyperlink r:id="rId85">
         <w:r>
           <w:rPr>
             <w:rStyle w:val="Hyperlink"/>
@@ -3565,7 +3629,7 @@
           <w:numId w:val="1010"/>
         </w:numPr>
       </w:pPr>
-      <w:hyperlink r:id="rId85">
+      <w:hyperlink r:id="rId86">
         <w:r>
           <w:rPr>
             <w:rStyle w:val="Hyperlink"/>
@@ -3623,7 +3687,7 @@
           <w:numId w:val="1010"/>
         </w:numPr>
       </w:pPr>
-      <w:hyperlink r:id="rId86">
+      <w:hyperlink r:id="rId87">
         <w:r>
           <w:rPr>
             <w:rStyle w:val="Hyperlink"/>
@@ -3646,7 +3710,7 @@
           <w:numId w:val="1010"/>
         </w:numPr>
       </w:pPr>
-      <w:hyperlink r:id="rId87">
+      <w:hyperlink r:id="rId88">
         <w:r>
           <w:rPr>
             <w:rStyle w:val="Hyperlink"/>
@@ -3681,7 +3745,7 @@
           <w:numId w:val="1010"/>
         </w:numPr>
       </w:pPr>
-      <w:hyperlink r:id="rId88">
+      <w:hyperlink r:id="rId89">
         <w:r>
           <w:rPr>
             <w:rStyle w:val="Hyperlink"/>
@@ -3696,9 +3760,9 @@
         <w:t xml:space="preserve">“Statistical Methods for Research II”</w:t>
       </w:r>
     </w:p>
-    <w:bookmarkEnd w:id="89"/>
     <w:bookmarkEnd w:id="90"/>
-    <w:bookmarkStart w:id="93" w:name="license"/>
+    <w:bookmarkEnd w:id="91"/>
+    <w:bookmarkStart w:id="94" w:name="license"/>
     <w:p>
       <w:pPr>
         <w:pStyle w:val="Heading2"/>
@@ -3717,7 +3781,7 @@
       <w:r>
         <w:t xml:space="preserve"> </w:t>
       </w:r>
-      <w:hyperlink r:id="rId91">
+      <w:hyperlink r:id="rId92">
         <w:r>
           <w:rPr>
             <w:rStyle w:val="Hyperlink"/>
@@ -3739,7 +3803,7 @@
       <w:r>
         <w:t xml:space="preserve"> </w:t>
       </w:r>
-      <w:hyperlink r:id="rId92">
+      <w:hyperlink r:id="rId93">
         <w:r>
           <w:rPr>
             <w:rStyle w:val="Hyperlink"/>
@@ -3751,9 +3815,9 @@
         <w:t xml:space="preserve">, i.e. public domain.</w:t>
       </w:r>
     </w:p>
-    <w:bookmarkEnd w:id="93"/>
     <w:bookmarkEnd w:id="94"/>
-    <w:bookmarkStart w:id="171" w:name="references"/>
+    <w:bookmarkEnd w:id="95"/>
+    <w:bookmarkStart w:id="172" w:name="references"/>
     <w:p>
       <w:pPr>
         <w:pStyle w:val="Heading1"/>
@@ -3762,8 +3826,8 @@
         <w:t xml:space="preserve">References</w:t>
       </w:r>
     </w:p>
-    <w:bookmarkStart w:id="170" w:name="refs"/>
-    <w:bookmarkStart w:id="95" w:name="ref-agresti2010ordinal"/>
+    <w:bookmarkStart w:id="171" w:name="refs"/>
+    <w:bookmarkStart w:id="96" w:name="ref-agresti2010ordinal"/>
     <w:p>
       <w:pPr>
         <w:pStyle w:val="Bibliography"/>
@@ -3785,8 +3849,8 @@
         <w:t xml:space="preserve">. Vol. 656. John Wiley &amp; Sons.</w:t>
       </w:r>
     </w:p>
-    <w:bookmarkEnd w:id="95"/>
-    <w:bookmarkStart w:id="97" w:name="ref-agresti2012categorical"/>
+    <w:bookmarkEnd w:id="96"/>
+    <w:bookmarkStart w:id="98" w:name="ref-agresti2012categorical"/>
     <w:p>
       <w:pPr>
         <w:pStyle w:val="Bibliography"/>
@@ -3810,7 +3874,7 @@
       <w:r>
         <w:t xml:space="preserve"> </w:t>
       </w:r>
-      <w:hyperlink r:id="rId96">
+      <w:hyperlink r:id="rId97">
         <w:r>
           <w:rPr>
             <w:rStyle w:val="Hyperlink"/>
@@ -3822,8 +3886,8 @@
         <w:t xml:space="preserve">.</w:t>
       </w:r>
     </w:p>
-    <w:bookmarkEnd w:id="97"/>
-    <w:bookmarkStart w:id="99" w:name="ref-agresti2015foundations"/>
+    <w:bookmarkEnd w:id="98"/>
+    <w:bookmarkStart w:id="100" w:name="ref-agresti2015foundations"/>
     <w:p>
       <w:pPr>
         <w:pStyle w:val="Bibliography"/>
@@ -3847,7 +3911,7 @@
       <w:r>
         <w:t xml:space="preserve"> </w:t>
       </w:r>
-      <w:hyperlink r:id="rId98">
+      <w:hyperlink r:id="rId99">
         <w:r>
           <w:rPr>
             <w:rStyle w:val="Hyperlink"/>
@@ -3859,8 +3923,8 @@
         <w:t xml:space="preserve">.</w:t>
       </w:r>
     </w:p>
-    <w:bookmarkEnd w:id="99"/>
-    <w:bookmarkStart w:id="101" w:name="ref-agresti2018introcat"/>
+    <w:bookmarkEnd w:id="100"/>
+    <w:bookmarkStart w:id="102" w:name="ref-agresti2018introcat"/>
     <w:p>
       <w:pPr>
         <w:pStyle w:val="Bibliography"/>
@@ -3884,7 +3948,7 @@
       <w:r>
         <w:t xml:space="preserve"> </w:t>
       </w:r>
-      <w:hyperlink r:id="rId100">
+      <w:hyperlink r:id="rId101">
         <w:r>
           <w:rPr>
             <w:rStyle w:val="Hyperlink"/>
@@ -3896,8 +3960,8 @@
         <w:t xml:space="preserve">.</w:t>
       </w:r>
     </w:p>
-    <w:bookmarkEnd w:id="101"/>
-    <w:bookmarkStart w:id="103" w:name="ref-andrews2012data"/>
+    <w:bookmarkEnd w:id="102"/>
+    <w:bookmarkStart w:id="104" w:name="ref-andrews2012data"/>
     <w:p>
       <w:pPr>
         <w:pStyle w:val="Bibliography"/>
@@ -3921,7 +3985,7 @@
       <w:r>
         <w:t xml:space="preserve"> </w:t>
       </w:r>
-      <w:hyperlink r:id="rId102">
+      <w:hyperlink r:id="rId103">
         <w:r>
           <w:rPr>
             <w:rStyle w:val="Hyperlink"/>
@@ -3933,8 +3997,8 @@
         <w:t xml:space="preserve">.</w:t>
       </w:r>
     </w:p>
-    <w:bookmarkEnd w:id="103"/>
-    <w:bookmarkStart w:id="104" w:name="ref-bolker.ecol.R"/>
+    <w:bookmarkEnd w:id="104"/>
+    <w:bookmarkStart w:id="105" w:name="ref-bolker.ecol.R"/>
     <w:p>
       <w:pPr>
         <w:pStyle w:val="Bibliography"/>
@@ -3970,8 +4034,8 @@
         <w:t xml:space="preserve">. 1st ed. Princeton University Press.</w:t>
       </w:r>
     </w:p>
-    <w:bookmarkEnd w:id="104"/>
-    <w:bookmarkStart w:id="106" w:name="ref-cameron2011robust"/>
+    <w:bookmarkEnd w:id="105"/>
+    <w:bookmarkStart w:id="107" w:name="ref-cameron2011robust"/>
     <w:p>
       <w:pPr>
         <w:pStyle w:val="Bibliography"/>
@@ -4004,7 +4068,7 @@
       <w:r>
         <w:t xml:space="preserve"> </w:t>
       </w:r>
-      <w:hyperlink r:id="rId105">
+      <w:hyperlink r:id="rId106">
         <w:r>
           <w:rPr>
             <w:rStyle w:val="Hyperlink"/>
@@ -4016,8 +4080,8 @@
         <w:t xml:space="preserve">.</w:t>
       </w:r>
     </w:p>
-    <w:bookmarkEnd w:id="106"/>
-    <w:bookmarkStart w:id="108" w:name="ref-r4epi"/>
+    <w:bookmarkEnd w:id="107"/>
+    <w:bookmarkStart w:id="109" w:name="ref-r4epi"/>
     <w:p>
       <w:pPr>
         <w:pStyle w:val="Bibliography"/>
@@ -4041,7 +4105,7 @@
       <w:r>
         <w:t xml:space="preserve"> </w:t>
       </w:r>
-      <w:hyperlink r:id="rId107">
+      <w:hyperlink r:id="rId108">
         <w:r>
           <w:rPr>
             <w:rStyle w:val="Hyperlink"/>
@@ -4053,8 +4117,8 @@
         <w:t xml:space="preserve">.</w:t>
       </w:r>
     </w:p>
-    <w:bookmarkEnd w:id="108"/>
-    <w:bookmarkStart w:id="110" w:name="ref-clayton2013statistical"/>
+    <w:bookmarkEnd w:id="109"/>
+    <w:bookmarkStart w:id="111" w:name="ref-clayton2013statistical"/>
     <w:p>
       <w:pPr>
         <w:pStyle w:val="Bibliography"/>
@@ -4078,7 +4142,7 @@
       <w:r>
         <w:t xml:space="preserve"> </w:t>
       </w:r>
-      <w:hyperlink r:id="rId109">
+      <w:hyperlink r:id="rId110">
         <w:r>
           <w:rPr>
             <w:rStyle w:val="Hyperlink"/>
@@ -4090,8 +4154,8 @@
         <w:t xml:space="preserve">.</w:t>
       </w:r>
     </w:p>
-    <w:bookmarkEnd w:id="110"/>
-    <w:bookmarkStart w:id="112" w:name="ref-dalgaardintroductory"/>
+    <w:bookmarkEnd w:id="111"/>
+    <w:bookmarkStart w:id="113" w:name="ref-dalgaardintroductory"/>
     <w:p>
       <w:pPr>
         <w:pStyle w:val="Bibliography"/>
@@ -4115,7 +4179,7 @@
       <w:r>
         <w:t xml:space="preserve"> </w:t>
       </w:r>
-      <w:hyperlink r:id="rId111">
+      <w:hyperlink r:id="rId112">
         <w:r>
           <w:rPr>
             <w:rStyle w:val="Hyperlink"/>
@@ -4127,8 +4191,8 @@
         <w:t xml:space="preserve">.</w:t>
       </w:r>
     </w:p>
-    <w:bookmarkEnd w:id="112"/>
-    <w:bookmarkStart w:id="114" w:name="ref-dobson4e"/>
+    <w:bookmarkEnd w:id="113"/>
+    <w:bookmarkStart w:id="115" w:name="ref-dobson4e"/>
     <w:p>
       <w:pPr>
         <w:pStyle w:val="Bibliography"/>
@@ -4152,7 +4216,7 @@
       <w:r>
         <w:t xml:space="preserve"> </w:t>
       </w:r>
-      <w:hyperlink r:id="rId113">
+      <w:hyperlink r:id="rId114">
         <w:r>
           <w:rPr>
             <w:rStyle w:val="Hyperlink"/>
@@ -4164,8 +4228,8 @@
         <w:t xml:space="preserve">.</w:t>
       </w:r>
     </w:p>
-    <w:bookmarkEnd w:id="114"/>
-    <w:bookmarkStart w:id="116" w:name="ref-dunn2018generalized"/>
+    <w:bookmarkEnd w:id="115"/>
+    <w:bookmarkStart w:id="117" w:name="ref-dunn2018generalized"/>
     <w:p>
       <w:pPr>
         <w:pStyle w:val="Bibliography"/>
@@ -4203,7 +4267,7 @@
       <w:r>
         <w:t xml:space="preserve"> </w:t>
       </w:r>
-      <w:hyperlink r:id="rId115">
+      <w:hyperlink r:id="rId116">
         <w:r>
           <w:rPr>
             <w:rStyle w:val="Hyperlink"/>
@@ -4215,8 +4279,8 @@
         <w:t xml:space="preserve">.</w:t>
       </w:r>
     </w:p>
-    <w:bookmarkEnd w:id="116"/>
-    <w:bookmarkStart w:id="118" w:name="ref-Edelmann2019"/>
+    <w:bookmarkEnd w:id="117"/>
+    <w:bookmarkStart w:id="119" w:name="ref-Edelmann2019"/>
     <w:p>
       <w:pPr>
         <w:pStyle w:val="Bibliography"/>
@@ -4249,7 +4313,7 @@
       <w:r>
         <w:t xml:space="preserve"> </w:t>
       </w:r>
-      <w:hyperlink r:id="rId117">
+      <w:hyperlink r:id="rId118">
         <w:r>
           <w:rPr>
             <w:rStyle w:val="Hyperlink"/>
@@ -4261,8 +4325,8 @@
         <w:t xml:space="preserve">.</w:t>
       </w:r>
     </w:p>
-    <w:bookmarkEnd w:id="118"/>
-    <w:bookmarkStart w:id="120" w:name="ref-faraway2016extending"/>
+    <w:bookmarkEnd w:id="119"/>
+    <w:bookmarkStart w:id="121" w:name="ref-faraway2016extending"/>
     <w:p>
       <w:pPr>
         <w:pStyle w:val="Bibliography"/>
@@ -4286,7 +4350,7 @@
       <w:r>
         <w:t xml:space="preserve"> </w:t>
       </w:r>
-      <w:hyperlink r:id="rId119">
+      <w:hyperlink r:id="rId120">
         <w:r>
           <w:rPr>
             <w:rStyle w:val="Hyperlink"/>
@@ -4298,8 +4362,8 @@
         <w:t xml:space="preserve">.</w:t>
       </w:r>
     </w:p>
-    <w:bookmarkEnd w:id="120"/>
-    <w:bookmarkStart w:id="121" w:name="ref-fox2015applied"/>
+    <w:bookmarkEnd w:id="121"/>
+    <w:bookmarkStart w:id="122" w:name="ref-fox2015applied"/>
     <w:p>
       <w:pPr>
         <w:pStyle w:val="Bibliography"/>
@@ -4321,8 +4385,8 @@
         <w:t xml:space="preserve">. Sage publications.</w:t>
       </w:r>
     </w:p>
-    <w:bookmarkEnd w:id="121"/>
-    <w:bookmarkStart w:id="122" w:name="ref-gelman2006data"/>
+    <w:bookmarkEnd w:id="122"/>
+    <w:bookmarkStart w:id="123" w:name="ref-gelman2006data"/>
     <w:p>
       <w:pPr>
         <w:pStyle w:val="Bibliography"/>
@@ -4344,8 +4408,8 @@
         <w:t xml:space="preserve">. Analytical Methods for Social Research. Cambridge University Press.</w:t>
       </w:r>
     </w:p>
-    <w:bookmarkEnd w:id="122"/>
-    <w:bookmarkStart w:id="124" w:name="ref-Greenland2014"/>
+    <w:bookmarkEnd w:id="123"/>
+    <w:bookmarkStart w:id="125" w:name="ref-Greenland2014"/>
     <w:p>
       <w:pPr>
         <w:pStyle w:val="Bibliography"/>
@@ -4381,7 +4445,7 @@
       <w:r>
         <w:t xml:space="preserve"> </w:t>
       </w:r>
-      <w:hyperlink r:id="rId123">
+      <w:hyperlink r:id="rId124">
         <w:r>
           <w:rPr>
             <w:rStyle w:val="Hyperlink"/>
@@ -4393,8 +4457,8 @@
         <w:t xml:space="preserve">.</w:t>
       </w:r>
     </w:p>
-    <w:bookmarkEnd w:id="124"/>
-    <w:bookmarkStart w:id="125" w:name="ref-hardin2007generalized"/>
+    <w:bookmarkEnd w:id="125"/>
+    <w:bookmarkStart w:id="126" w:name="ref-hardin2007generalized"/>
     <w:p>
       <w:pPr>
         <w:pStyle w:val="Bibliography"/>
@@ -4416,8 +4480,8 @@
         <w:t xml:space="preserve">. 4th ed. Stata Press.</w:t>
       </w:r>
     </w:p>
-    <w:bookmarkEnd w:id="125"/>
-    <w:bookmarkStart w:id="127" w:name="ref-rms2e"/>
+    <w:bookmarkEnd w:id="126"/>
+    <w:bookmarkStart w:id="128" w:name="ref-rms2e"/>
     <w:p>
       <w:pPr>
         <w:pStyle w:val="Bibliography"/>
@@ -4441,7 +4505,7 @@
       <w:r>
         <w:t xml:space="preserve"> </w:t>
       </w:r>
-      <w:hyperlink r:id="rId126">
+      <w:hyperlink r:id="rId127">
         <w:r>
           <w:rPr>
             <w:rStyle w:val="Hyperlink"/>
@@ -4453,8 +4517,8 @@
         <w:t xml:space="preserve">.</w:t>
       </w:r>
     </w:p>
-    <w:bookmarkEnd w:id="127"/>
-    <w:bookmarkStart w:id="129" w:name="ref-hosmer2013applied"/>
+    <w:bookmarkEnd w:id="128"/>
+    <w:bookmarkStart w:id="130" w:name="ref-hosmer2013applied"/>
     <w:p>
       <w:pPr>
         <w:pStyle w:val="Bibliography"/>
@@ -4478,7 +4542,7 @@
       <w:r>
         <w:t xml:space="preserve"> </w:t>
       </w:r>
-      <w:hyperlink r:id="rId128">
+      <w:hyperlink r:id="rId129">
         <w:r>
           <w:rPr>
             <w:rStyle w:val="Hyperlink"/>
@@ -4490,8 +4554,8 @@
         <w:t xml:space="preserve">.</w:t>
       </w:r>
     </w:p>
-    <w:bookmarkEnd w:id="129"/>
-    <w:bookmarkStart w:id="131" w:name="ref-james2021islr2e"/>
+    <w:bookmarkEnd w:id="130"/>
+    <w:bookmarkStart w:id="132" w:name="ref-james2021islr2e"/>
     <w:p>
       <w:pPr>
         <w:pStyle w:val="Bibliography"/>
@@ -4529,7 +4593,7 @@
       <w:r>
         <w:t xml:space="preserve"> </w:t>
       </w:r>
-      <w:hyperlink r:id="rId130">
+      <w:hyperlink r:id="rId131">
         <w:r>
           <w:rPr>
             <w:rStyle w:val="Hyperlink"/>
@@ -4541,8 +4605,8 @@
         <w:t xml:space="preserve">.</w:t>
       </w:r>
     </w:p>
-    <w:bookmarkEnd w:id="131"/>
-    <w:bookmarkStart w:id="133" w:name="ref-jewell2003statistics"/>
+    <w:bookmarkEnd w:id="132"/>
+    <w:bookmarkStart w:id="134" w:name="ref-jewell2003statistics"/>
     <w:p>
       <w:pPr>
         <w:pStyle w:val="Bibliography"/>
@@ -4566,7 +4630,7 @@
       <w:r>
         <w:t xml:space="preserve"> </w:t>
       </w:r>
-      <w:hyperlink r:id="rId132">
+      <w:hyperlink r:id="rId133">
         <w:r>
           <w:rPr>
             <w:rStyle w:val="Hyperlink"/>
@@ -4578,8 +4642,8 @@
         <w:t xml:space="preserve">.</w:t>
       </w:r>
     </w:p>
-    <w:bookmarkEnd w:id="133"/>
-    <w:bookmarkStart w:id="134" w:name="ref-kalbfleisch2011statistical"/>
+    <w:bookmarkEnd w:id="134"/>
+    <w:bookmarkStart w:id="135" w:name="ref-kalbfleisch2011statistical"/>
     <w:p>
       <w:pPr>
         <w:pStyle w:val="Bibliography"/>
@@ -4601,8 +4665,8 @@
         <w:t xml:space="preserve">. John Wiley &amp; Sons.</w:t>
       </w:r>
     </w:p>
-    <w:bookmarkEnd w:id="134"/>
-    <w:bookmarkStart w:id="136" w:name="ref-klein2003survival"/>
+    <w:bookmarkEnd w:id="135"/>
+    <w:bookmarkStart w:id="137" w:name="ref-klein2003survival"/>
     <w:p>
       <w:pPr>
         <w:pStyle w:val="Bibliography"/>
@@ -4626,7 +4690,7 @@
       <w:r>
         <w:t xml:space="preserve"> </w:t>
       </w:r>
-      <w:hyperlink r:id="rId135">
+      <w:hyperlink r:id="rId136">
         <w:r>
           <w:rPr>
             <w:rStyle w:val="Hyperlink"/>
@@ -4638,8 +4702,8 @@
         <w:t xml:space="preserve">.</w:t>
       </w:r>
     </w:p>
-    <w:bookmarkEnd w:id="136"/>
-    <w:bookmarkStart w:id="138" w:name="ref-kleinbaum2010logistic"/>
+    <w:bookmarkEnd w:id="137"/>
+    <w:bookmarkStart w:id="139" w:name="ref-kleinbaum2010logistic"/>
     <w:p>
       <w:pPr>
         <w:pStyle w:val="Bibliography"/>
@@ -4663,7 +4727,7 @@
       <w:r>
         <w:t xml:space="preserve"> </w:t>
       </w:r>
-      <w:hyperlink r:id="rId137">
+      <w:hyperlink r:id="rId138">
         <w:r>
           <w:rPr>
             <w:rStyle w:val="Hyperlink"/>
@@ -4675,8 +4739,8 @@
         <w:t xml:space="preserve">.</w:t>
       </w:r>
     </w:p>
-    <w:bookmarkEnd w:id="138"/>
-    <w:bookmarkStart w:id="140" w:name="ref-kleinbaum2012survival"/>
+    <w:bookmarkEnd w:id="139"/>
+    <w:bookmarkStart w:id="141" w:name="ref-kleinbaum2012survival"/>
     <w:p>
       <w:pPr>
         <w:pStyle w:val="Bibliography"/>
@@ -4700,7 +4764,7 @@
       <w:r>
         <w:t xml:space="preserve"> </w:t>
       </w:r>
-      <w:hyperlink r:id="rId139">
+      <w:hyperlink r:id="rId140">
         <w:r>
           <w:rPr>
             <w:rStyle w:val="Hyperlink"/>
@@ -4712,8 +4776,8 @@
         <w:t xml:space="preserve">.</w:t>
       </w:r>
     </w:p>
-    <w:bookmarkEnd w:id="140"/>
-    <w:bookmarkStart w:id="141" w:name="ref-kleinbaumEpi"/>
+    <w:bookmarkEnd w:id="141"/>
+    <w:bookmarkStart w:id="142" w:name="ref-kleinbaumEpi"/>
     <w:p>
       <w:pPr>
         <w:pStyle w:val="Bibliography"/>
@@ -4735,8 +4799,8 @@
         <w:t xml:space="preserve">. Lifetime Learning Publications.</w:t>
       </w:r>
     </w:p>
-    <w:bookmarkEnd w:id="141"/>
-    <w:bookmarkStart w:id="142" w:name="ref-kleinbaumEpiSols"/>
+    <w:bookmarkEnd w:id="142"/>
+    <w:bookmarkStart w:id="143" w:name="ref-kleinbaumEpiSols"/>
     <w:p>
       <w:pPr>
         <w:pStyle w:val="Bibliography"/>
@@ -4758,8 +4822,8 @@
         <w:t xml:space="preserve">. Lifetime Learning Publications.</w:t>
       </w:r>
     </w:p>
-    <w:bookmarkEnd w:id="142"/>
-    <w:bookmarkStart w:id="144" w:name="ref-kleinbaum2014applied"/>
+    <w:bookmarkEnd w:id="143"/>
+    <w:bookmarkStart w:id="145" w:name="ref-kleinbaum2014applied"/>
     <w:p>
       <w:pPr>
         <w:pStyle w:val="Bibliography"/>
@@ -4783,7 +4847,7 @@
       <w:r>
         <w:t xml:space="preserve"> </w:t>
       </w:r>
-      <w:hyperlink r:id="rId143">
+      <w:hyperlink r:id="rId144">
         <w:r>
           <w:rPr>
             <w:rStyle w:val="Hyperlink"/>
@@ -4795,8 +4859,8 @@
         <w:t xml:space="preserve">.</w:t>
       </w:r>
     </w:p>
-    <w:bookmarkEnd w:id="144"/>
-    <w:bookmarkStart w:id="146" w:name="ref-kutoyants2023introduction"/>
+    <w:bookmarkEnd w:id="145"/>
+    <w:bookmarkStart w:id="147" w:name="ref-kutoyants2023introduction"/>
     <w:p>
       <w:pPr>
         <w:pStyle w:val="Bibliography"/>
@@ -4820,7 +4884,7 @@
       <w:r>
         <w:t xml:space="preserve"> </w:t>
       </w:r>
-      <w:hyperlink r:id="rId145">
+      <w:hyperlink r:id="rId146">
         <w:r>
           <w:rPr>
             <w:rStyle w:val="Hyperlink"/>
@@ -4832,8 +4896,8 @@
         <w:t xml:space="preserve">.</w:t>
       </w:r>
     </w:p>
-    <w:bookmarkEnd w:id="146"/>
-    <w:bookmarkStart w:id="148" w:name="ref-mccullaghnelder"/>
+    <w:bookmarkEnd w:id="147"/>
+    <w:bookmarkStart w:id="149" w:name="ref-mccullaghnelder"/>
     <w:p>
       <w:pPr>
         <w:pStyle w:val="Bibliography"/>
@@ -4857,7 +4921,7 @@
       <w:r>
         <w:t xml:space="preserve"> </w:t>
       </w:r>
-      <w:hyperlink r:id="rId147">
+      <w:hyperlink r:id="rId148">
         <w:r>
           <w:rPr>
             <w:rStyle w:val="Hyperlink"/>
@@ -4869,8 +4933,8 @@
         <w:t xml:space="preserve">.</w:t>
       </w:r>
     </w:p>
-    <w:bookmarkEnd w:id="148"/>
-    <w:bookmarkStart w:id="149" w:name="ref-mcculloch2008generalized"/>
+    <w:bookmarkEnd w:id="149"/>
+    <w:bookmarkStart w:id="150" w:name="ref-mcculloch2008generalized"/>
     <w:p>
       <w:pPr>
         <w:pStyle w:val="Bibliography"/>
@@ -4892,8 +4956,8 @@
         <w:t xml:space="preserve">. 2nd ed. Vol. 651. John Wiley &amp; Sons.</w:t>
       </w:r>
     </w:p>
-    <w:bookmarkEnd w:id="149"/>
-    <w:bookmarkStart w:id="151" w:name="ref-moore2016applied"/>
+    <w:bookmarkEnd w:id="150"/>
+    <w:bookmarkStart w:id="152" w:name="ref-moore2016applied"/>
     <w:p>
       <w:pPr>
         <w:pStyle w:val="Bibliography"/>
@@ -4931,7 +4995,7 @@
       <w:r>
         <w:t xml:space="preserve"> </w:t>
       </w:r>
-      <w:hyperlink r:id="rId150">
+      <w:hyperlink r:id="rId151">
         <w:r>
           <w:rPr>
             <w:rStyle w:val="Hyperlink"/>
@@ -4943,8 +5007,8 @@
         <w:t xml:space="preserve">.</w:t>
       </w:r>
     </w:p>
-    <w:bookmarkEnd w:id="151"/>
-    <w:bookmarkStart w:id="153" w:name="ref-NahhasIRMPHR"/>
+    <w:bookmarkEnd w:id="152"/>
+    <w:bookmarkStart w:id="154" w:name="ref-NahhasIRMPHR"/>
     <w:p>
       <w:pPr>
         <w:pStyle w:val="Bibliography"/>
@@ -4982,7 +5046,7 @@
       <w:r>
         <w:t xml:space="preserve"> </w:t>
       </w:r>
-      <w:hyperlink r:id="rId152">
+      <w:hyperlink r:id="rId153">
         <w:r>
           <w:rPr>
             <w:rStyle w:val="Hyperlink"/>
@@ -4994,8 +5058,8 @@
         <w:t xml:space="preserve">.</w:t>
       </w:r>
     </w:p>
-    <w:bookmarkEnd w:id="153"/>
-    <w:bookmarkStart w:id="155" w:name="ref-rawlings.regression"/>
+    <w:bookmarkEnd w:id="154"/>
+    <w:bookmarkStart w:id="156" w:name="ref-rawlings.regression"/>
     <w:p>
       <w:pPr>
         <w:pStyle w:val="Bibliography"/>
@@ -5019,7 +5083,7 @@
       <w:r>
         <w:t xml:space="preserve"> </w:t>
       </w:r>
-      <w:hyperlink r:id="rId154">
+      <w:hyperlink r:id="rId155">
         <w:r>
           <w:rPr>
             <w:rStyle w:val="Hyperlink"/>
@@ -5031,8 +5095,8 @@
         <w:t xml:space="preserve">.</w:t>
       </w:r>
     </w:p>
-    <w:bookmarkEnd w:id="155"/>
-    <w:bookmarkStart w:id="157" w:name="ref-roback2021beyond"/>
+    <w:bookmarkEnd w:id="156"/>
+    <w:bookmarkStart w:id="158" w:name="ref-roback2021beyond"/>
     <w:p>
       <w:pPr>
         <w:pStyle w:val="Bibliography"/>
@@ -5056,7 +5120,7 @@
       <w:r>
         <w:t xml:space="preserve"> </w:t>
       </w:r>
-      <w:hyperlink r:id="rId156">
+      <w:hyperlink r:id="rId157">
         <w:r>
           <w:rPr>
             <w:rStyle w:val="Hyperlink"/>
@@ -5068,8 +5132,8 @@
         <w:t xml:space="preserve">.</w:t>
       </w:r>
     </w:p>
-    <w:bookmarkEnd w:id="157"/>
-    <w:bookmarkStart w:id="158" w:name="ref-me4"/>
+    <w:bookmarkEnd w:id="158"/>
+    <w:bookmarkStart w:id="159" w:name="ref-me4"/>
     <w:p>
       <w:pPr>
         <w:pStyle w:val="Bibliography"/>
@@ -5091,8 +5155,8 @@
         <w:t xml:space="preserve">. Fourth edition. Wolters Kluwer.</w:t>
       </w:r>
     </w:p>
-    <w:bookmarkEnd w:id="158"/>
-    <w:bookmarkStart w:id="159" w:name="ref-selvin2001epidemiologic"/>
+    <w:bookmarkEnd w:id="159"/>
+    <w:bookmarkStart w:id="160" w:name="ref-selvin2001epidemiologic"/>
     <w:p>
       <w:pPr>
         <w:pStyle w:val="Bibliography"/>
@@ -5114,8 +5178,8 @@
         <w:t xml:space="preserve">. Oxford University Press.</w:t>
       </w:r>
     </w:p>
-    <w:bookmarkEnd w:id="159"/>
-    <w:bookmarkStart w:id="160" w:name="ref-selvin2004"/>
+    <w:bookmarkEnd w:id="160"/>
+    <w:bookmarkStart w:id="161" w:name="ref-selvin2004"/>
     <w:p>
       <w:pPr>
         <w:pStyle w:val="Bibliography"/>
@@ -5137,8 +5201,8 @@
         <w:t xml:space="preserve">. 3rd ed. Monographs in Epidemiology and Biostatistics ; v. 35. Oxford University Press.</w:t>
       </w:r>
     </w:p>
-    <w:bookmarkEnd w:id="160"/>
-    <w:bookmarkStart w:id="162" w:name="ref-statproofbook"/>
+    <w:bookmarkEnd w:id="161"/>
+    <w:bookmarkStart w:id="163" w:name="ref-statproofbook"/>
     <w:p>
       <w:pPr>
         <w:pStyle w:val="Bibliography"/>
@@ -5162,7 +5226,7 @@
       <w:r>
         <w:t xml:space="preserve"> </w:t>
       </w:r>
-      <w:hyperlink r:id="rId161">
+      <w:hyperlink r:id="rId162">
         <w:r>
           <w:rPr>
             <w:rStyle w:val="Hyperlink"/>
@@ -5174,8 +5238,8 @@
         <w:t xml:space="preserve">.</w:t>
       </w:r>
     </w:p>
-    <w:bookmarkEnd w:id="162"/>
-    <w:bookmarkStart w:id="163" w:name="ref-suarez2017applications"/>
+    <w:bookmarkEnd w:id="163"/>
+    <w:bookmarkStart w:id="164" w:name="ref-suarez2017applications"/>
     <w:p>
       <w:pPr>
         <w:pStyle w:val="Bibliography"/>
@@ -5197,8 +5261,8 @@
         <w:t xml:space="preserve">. John Wiley &amp; Sons.</w:t>
       </w:r>
     </w:p>
-    <w:bookmarkEnd w:id="163"/>
-    <w:bookmarkStart w:id="165" w:name="ref-vittinghoff2e"/>
+    <w:bookmarkEnd w:id="164"/>
+    <w:bookmarkStart w:id="166" w:name="ref-vittinghoff2e"/>
     <w:p>
       <w:pPr>
         <w:pStyle w:val="Bibliography"/>
@@ -5222,7 +5286,7 @@
       <w:r>
         <w:t xml:space="preserve"> </w:t>
       </w:r>
-      <w:hyperlink r:id="rId164">
+      <w:hyperlink r:id="rId165">
         <w:r>
           <w:rPr>
             <w:rStyle w:val="Hyperlink"/>
@@ -5234,8 +5298,8 @@
         <w:t xml:space="preserve">.</w:t>
       </w:r>
     </w:p>
-    <w:bookmarkEnd w:id="165"/>
-    <w:bookmarkStart w:id="166" w:name="ref-wakefield2013"/>
+    <w:bookmarkEnd w:id="166"/>
+    <w:bookmarkStart w:id="167" w:name="ref-wakefield2013"/>
     <w:p>
       <w:pPr>
         <w:pStyle w:val="Bibliography"/>
@@ -5257,8 +5321,8 @@
         <w:t xml:space="preserve">. 1st ed. 2013. Springer Series in Statistics. Springer New York.</w:t>
       </w:r>
     </w:p>
-    <w:bookmarkEnd w:id="166"/>
-    <w:bookmarkStart w:id="167" w:name="ref-wood2017generalized"/>
+    <w:bookmarkEnd w:id="167"/>
+    <w:bookmarkStart w:id="168" w:name="ref-wood2017generalized"/>
     <w:p>
       <w:pPr>
         <w:pStyle w:val="Bibliography"/>
@@ -5280,8 +5344,8 @@
         <w:t xml:space="preserve">. 2nd ed. Chapman; Hall/CRC.</w:t>
       </w:r>
     </w:p>
-    <w:bookmarkEnd w:id="167"/>
-    <w:bookmarkStart w:id="169" w:name="ref-woodward2013epidemiology"/>
+    <w:bookmarkEnd w:id="168"/>
+    <w:bookmarkStart w:id="170" w:name="ref-woodward2013epidemiology"/>
     <w:p>
       <w:pPr>
         <w:pStyle w:val="Bibliography"/>
@@ -5305,7 +5369,7 @@
       <w:r>
         <w:t xml:space="preserve"> </w:t>
       </w:r>
-      <w:hyperlink r:id="rId168">
+      <w:hyperlink r:id="rId169">
         <w:r>
           <w:rPr>
             <w:rStyle w:val="Hyperlink"/>
@@ -5317,9 +5381,9 @@
         <w:t xml:space="preserve">.</w:t>
       </w:r>
     </w:p>
-    <w:bookmarkEnd w:id="169"/>
     <w:bookmarkEnd w:id="170"/>
     <w:bookmarkEnd w:id="171"/>
+    <w:bookmarkEnd w:id="172"/>
     <w:sectPr>
       <w:footnotePr>
         <w:numRestart w:val="eachSect"/>

--- a/chapters/index-handout.docx
+++ b/chapters/index-handout.docx
@@ -205,7 +205,7 @@
         </w:numPr>
       </w:pPr>
       <w:r>
-        <w:t xml:space="preserve">Vittinghoff et al. (2012)</w:t>
+        <w:t xml:space="preserve">Vittinghoff et al. [1]</w:t>
       </w:r>
     </w:p>
     <w:p>
@@ -216,7 +216,7 @@
         </w:numPr>
       </w:pPr>
       <w:r>
-        <w:t xml:space="preserve">Dobson and Barnett (2018)</w:t>
+        <w:t xml:space="preserve">Dobson and Barnett [2]</w:t>
       </w:r>
     </w:p>
     <w:p>
@@ -227,7 +227,7 @@
         </w:numPr>
       </w:pPr>
       <w:r>
-        <w:t xml:space="preserve">Harrell (2015)</w:t>
+        <w:t xml:space="preserve">Harrell [3]</w:t>
       </w:r>
     </w:p>
     <w:tbl>
@@ -1560,7 +1560,7 @@
         </w:numPr>
       </w:pPr>
       <w:r>
-        <w:t xml:space="preserve">Dobson and Barnett (2018)</w:t>
+        <w:t xml:space="preserve">Dobson and Barnett [2]</w:t>
       </w:r>
       <w:r>
         <w:t xml:space="preserve"> </w:t>
@@ -1627,7 +1627,7 @@
         </w:numPr>
       </w:pPr>
       <w:r>
-        <w:t xml:space="preserve">Wakefield (2013)</w:t>
+        <w:t xml:space="preserve">Wakefield [4]</w:t>
       </w:r>
       <w:r>
         <w:t xml:space="preserve"> </w:t>
@@ -1702,7 +1702,7 @@
         </w:numPr>
       </w:pPr>
       <w:r>
-        <w:t xml:space="preserve">Hosmer et al. (2013)</w:t>
+        <w:t xml:space="preserve">Hosmer et al. [5]</w:t>
       </w:r>
       <w:r>
         <w:t xml:space="preserve"> </w:t>
@@ -1725,7 +1725,7 @@
         </w:numPr>
       </w:pPr>
       <w:r>
-        <w:t xml:space="preserve">Agresti (2012)</w:t>
+        <w:t xml:space="preserve">Agresti [6]</w:t>
       </w:r>
       <w:r>
         <w:t xml:space="preserve"> </w:t>
@@ -1748,7 +1748,7 @@
         </w:numPr>
       </w:pPr>
       <w:r>
-        <w:t xml:space="preserve">Agresti (2018)</w:t>
+        <w:t xml:space="preserve">Agresti [7]</w:t>
       </w:r>
       <w:r>
         <w:t xml:space="preserve"> </w:t>
@@ -1760,7 +1760,7 @@
         <w:t xml:space="preserve"> </w:t>
       </w:r>
       <w:r>
-        <w:t xml:space="preserve">Agresti (2012)</w:t>
+        <w:t xml:space="preserve">Agresti [6]</w:t>
       </w:r>
       <w:r>
         <w:t xml:space="preserve">.</w:t>
@@ -1814,7 +1814,7 @@
         </w:numPr>
       </w:pPr>
       <w:r>
-        <w:t xml:space="preserve">Agresti (2015)</w:t>
+        <w:t xml:space="preserve">Agresti [8]</w:t>
       </w:r>
       <w:r>
         <w:t xml:space="preserve"> </w:t>
@@ -1840,7 +1840,7 @@
         </w:numPr>
       </w:pPr>
       <w:r>
-        <w:t xml:space="preserve">Agresti (2010)</w:t>
+        <w:t xml:space="preserve">Agresti [9]</w:t>
       </w:r>
       <w:r>
         <w:t xml:space="preserve"> </w:t>
@@ -1857,7 +1857,7 @@
         </w:numPr>
       </w:pPr>
       <w:r>
-        <w:t xml:space="preserve">Dunn and Smyth (2018)</w:t>
+        <w:t xml:space="preserve">Dunn and Smyth [10]</w:t>
       </w:r>
       <w:r>
         <w:t xml:space="preserve"> </w:t>
@@ -1929,7 +1929,7 @@
         <w:t xml:space="preserve"> </w:t>
       </w:r>
       <w:r>
-        <w:t xml:space="preserve">Edelmann (2019)</w:t>
+        <w:t xml:space="preserve">Edelmann [11]</w:t>
       </w:r>
       <w:r>
         <w:t xml:space="preserve"> </w:t>
@@ -1946,7 +1946,7 @@
         </w:numPr>
       </w:pPr>
       <w:r>
-        <w:t xml:space="preserve">Moore (2016)</w:t>
+        <w:t xml:space="preserve">Moore [12]</w:t>
       </w:r>
       <w:r>
         <w:t xml:space="preserve"> </w:t>
@@ -1975,7 +1975,7 @@
         </w:numPr>
       </w:pPr>
       <w:r>
-        <w:t xml:space="preserve">Klein and Moeschberger (2003)</w:t>
+        <w:t xml:space="preserve">Klein and Moeschberger [13]</w:t>
       </w:r>
       <w:r>
         <w:t xml:space="preserve"> </w:t>
@@ -2010,7 +2010,7 @@
         </w:numPr>
       </w:pPr>
       <w:r>
-        <w:t xml:space="preserve">Kalbfleisch and Prentice (2011)</w:t>
+        <w:t xml:space="preserve">Kalbfleisch and Prentice [14]</w:t>
       </w:r>
       <w:r>
         <w:t xml:space="preserve"> </w:t>
@@ -2033,7 +2033,7 @@
         </w:numPr>
       </w:pPr>
       <w:r>
-        <w:t xml:space="preserve">Kleinbaum and Klein (2010)</w:t>
+        <w:t xml:space="preserve">Kleinbaum and Klein [15]</w:t>
       </w:r>
       <w:r>
         <w:t xml:space="preserve"> </w:t>
@@ -2068,7 +2068,7 @@
         </w:numPr>
       </w:pPr>
       <w:r>
-        <w:t xml:space="preserve">Kleinbaum and Klein (2012)</w:t>
+        <w:t xml:space="preserve">Kleinbaum and Klein [16]</w:t>
       </w:r>
       <w:r>
         <w:t xml:space="preserve"> </w:t>
@@ -2103,13 +2103,13 @@
         </w:numPr>
       </w:pPr>
       <w:r>
-        <w:t xml:space="preserve">Kleinbaum et al. (1982)</w:t>
+        <w:t xml:space="preserve">Kleinbaum et al. [17]</w:t>
       </w:r>
       <w:r>
         <w:t xml:space="preserve">, by the same authors, has a solutions manual (</w:t>
       </w:r>
       <w:r>
-        <w:t xml:space="preserve">Kleinbaum et al. (1983)</w:t>
+        <w:t xml:space="preserve">Kleinbaum et al. [18]</w:t>
       </w:r>
       <w:r>
         <w:t xml:space="preserve">)</w:t>
@@ -2123,7 +2123,7 @@
         </w:numPr>
       </w:pPr>
       <w:r>
-        <w:t xml:space="preserve">Kleinbaum et al. (2014)</w:t>
+        <w:t xml:space="preserve">Kleinbaum et al. [19]</w:t>
       </w:r>
       <w:r>
         <w:t xml:space="preserve"> </w:t>
@@ -2140,7 +2140,7 @@
         </w:numPr>
       </w:pPr>
       <w:r>
-        <w:t xml:space="preserve">Harrell (2015)</w:t>
+        <w:t xml:space="preserve">Harrell [3]</w:t>
       </w:r>
       <w:r>
         <w:t xml:space="preserve"> </w:t>
@@ -2255,7 +2255,7 @@
         </w:numPr>
       </w:pPr>
       <w:r>
-        <w:t xml:space="preserve">Fox (2015)</w:t>
+        <w:t xml:space="preserve">Fox [20]</w:t>
       </w:r>
       <w:r>
         <w:t xml:space="preserve"> </w:t>
@@ -2281,7 +2281,7 @@
         </w:numPr>
       </w:pPr>
       <w:r>
-        <w:t xml:space="preserve">McCullagh and Nelder (1989)</w:t>
+        <w:t xml:space="preserve">McCullagh and Nelder [21]</w:t>
       </w:r>
       <w:r>
         <w:t xml:space="preserve"> </w:t>
@@ -2307,7 +2307,7 @@
         </w:numPr>
       </w:pPr>
       <w:r>
-        <w:t xml:space="preserve">Dalgaard (2008)</w:t>
+        <w:t xml:space="preserve">Dalgaard [22]</w:t>
       </w:r>
       <w:r>
         <w:t xml:space="preserve"> </w:t>
@@ -2324,7 +2324,7 @@
         </w:numPr>
       </w:pPr>
       <w:r>
-        <w:t xml:space="preserve">Vittinghoff et al. (2012)</w:t>
+        <w:t xml:space="preserve">Vittinghoff et al. [1]</w:t>
       </w:r>
       <w:r>
         <w:t xml:space="preserve"> </w:t>
@@ -2359,7 +2359,7 @@
         </w:numPr>
       </w:pPr>
       <w:r>
-        <w:t xml:space="preserve">McCulloch et al. (2008)</w:t>
+        <w:t xml:space="preserve">McCulloch et al. [23]</w:t>
       </w:r>
       <w:r>
         <w:t xml:space="preserve"> </w:t>
@@ -2376,7 +2376,7 @@
         </w:numPr>
       </w:pPr>
       <w:r>
-        <w:t xml:space="preserve">Faraway (2016)</w:t>
+        <w:t xml:space="preserve">Faraway [24]</w:t>
       </w:r>
       <w:r>
         <w:t xml:space="preserve"> </w:t>
@@ -2393,7 +2393,7 @@
         </w:numPr>
       </w:pPr>
       <w:r>
-        <w:t xml:space="preserve">Selvin (2001)</w:t>
+        <w:t xml:space="preserve">Selvin [25]</w:t>
       </w:r>
       <w:r>
         <w:t xml:space="preserve"> </w:t>
@@ -2445,7 +2445,7 @@
         </w:numPr>
       </w:pPr>
       <w:r>
-        <w:t xml:space="preserve">Selvin (2004)</w:t>
+        <w:t xml:space="preserve">Selvin [26]</w:t>
       </w:r>
       <w:r>
         <w:t xml:space="preserve"> </w:t>
@@ -2469,7 +2469,7 @@
         <w:t xml:space="preserve"> </w:t>
       </w:r>
       <w:r>
-        <w:t xml:space="preserve">Jewell (2003)</w:t>
+        <w:t xml:space="preserve">Jewell [27]</w:t>
       </w:r>
       <w:r>
         <w:t xml:space="preserve"> </w:t>
@@ -2486,7 +2486,7 @@
         </w:numPr>
       </w:pPr>
       <w:r>
-        <w:t xml:space="preserve">Jewell (2003)</w:t>
+        <w:t xml:space="preserve">Jewell [27]</w:t>
       </w:r>
       <w:r>
         <w:t xml:space="preserve"> </w:t>
@@ -2597,7 +2597,7 @@
         </w:numPr>
       </w:pPr>
       <w:r>
-        <w:t xml:space="preserve">Nahhas (2024)</w:t>
+        <w:t xml:space="preserve">Nahhas [28]</w:t>
       </w:r>
       <w:r>
         <w:t xml:space="preserve"> </w:t>
@@ -2614,7 +2614,7 @@
         </w:numPr>
       </w:pPr>
       <w:r>
-        <w:t xml:space="preserve">Clayton and Hills (2013)</w:t>
+        <w:t xml:space="preserve">Clayton and Hills [29]</w:t>
       </w:r>
       <w:r>
         <w:t xml:space="preserve"> </w:t>
@@ -2653,7 +2653,7 @@
         </w:numPr>
       </w:pPr>
       <w:r>
-        <w:t xml:space="preserve">Woodward (2013)</w:t>
+        <w:t xml:space="preserve">Woodward [30]</w:t>
       </w:r>
       <w:r>
         <w:t xml:space="preserve"> </w:t>
@@ -2670,7 +2670,7 @@
         </w:numPr>
       </w:pPr>
       <w:r>
-        <w:t xml:space="preserve">Roback and Legler (2021)</w:t>
+        <w:t xml:space="preserve">Roback and Legler [31]</w:t>
       </w:r>
       <w:r>
         <w:t xml:space="preserve"> </w:t>
@@ -2699,7 +2699,7 @@
         </w:numPr>
       </w:pPr>
       <w:r>
-        <w:t xml:space="preserve">Wood (2017)</w:t>
+        <w:t xml:space="preserve">Wood [32]</w:t>
       </w:r>
       <w:r>
         <w:t xml:space="preserve"> </w:t>
@@ -2738,7 +2738,7 @@
         </w:numPr>
       </w:pPr>
       <w:r>
-        <w:t xml:space="preserve">Kutoyants (2023)</w:t>
+        <w:t xml:space="preserve">Kutoyants [33]</w:t>
       </w:r>
       <w:r>
         <w:t xml:space="preserve"> </w:t>
@@ -2755,7 +2755,7 @@
         </w:numPr>
       </w:pPr>
       <w:r>
-        <w:t xml:space="preserve">Hardin and Hilbe (2018)</w:t>
+        <w:t xml:space="preserve">Hardin and Hilbe [34]</w:t>
       </w:r>
       <w:r>
         <w:t xml:space="preserve"> </w:t>
@@ -2772,7 +2772,7 @@
         </w:numPr>
       </w:pPr>
       <w:r>
-        <w:t xml:space="preserve">Andrews and Herzberg (2012)</w:t>
+        <w:t xml:space="preserve">Andrews and Herzberg [35]</w:t>
       </w:r>
       <w:r>
         <w:t xml:space="preserve"> </w:t>
@@ -2801,7 +2801,7 @@
         </w:numPr>
       </w:pPr>
       <w:r>
-        <w:t xml:space="preserve">Cannell and Livingston (2024)</w:t>
+        <w:t xml:space="preserve">Cannell and Livingston [36]</w:t>
       </w:r>
       <w:r>
         <w:t xml:space="preserve"> </w:t>
@@ -2892,7 +2892,7 @@
         </w:numPr>
       </w:pPr>
       <w:r>
-        <w:t xml:space="preserve">Gelman and Hill (2007)</w:t>
+        <w:t xml:space="preserve">Gelman and Hill [37]</w:t>
       </w:r>
       <w:r>
         <w:t xml:space="preserve"> </w:t>
@@ -2937,7 +2937,7 @@
         </w:numPr>
       </w:pPr>
       <w:r>
-        <w:t xml:space="preserve">Soch (2023)</w:t>
+        <w:t xml:space="preserve">Soch [38]</w:t>
       </w:r>
       <w:r>
         <w:t xml:space="preserve"> </w:t>
@@ -2972,7 +2972,7 @@
         </w:numPr>
       </w:pPr>
       <w:r>
-        <w:t xml:space="preserve">Suárez et al. (2017)</w:t>
+        <w:t xml:space="preserve">Suárez et al. [39]</w:t>
       </w:r>
       <w:r>
         <w:t xml:space="preserve"> </w:t>
@@ -2989,7 +2989,7 @@
         </w:numPr>
       </w:pPr>
       <w:r>
-        <w:t xml:space="preserve">Greenland (2014)</w:t>
+        <w:t xml:space="preserve">Greenland [40]</w:t>
       </w:r>
       <w:r>
         <w:t xml:space="preserve"> </w:t>
@@ -3006,7 +3006,7 @@
         </w:numPr>
       </w:pPr>
       <w:r>
-        <w:t xml:space="preserve">Rothman et al. (2021)</w:t>
+        <w:t xml:space="preserve">Rothman et al. [41]</w:t>
       </w:r>
       <w:r>
         <w:t xml:space="preserve"> </w:t>
@@ -3023,7 +3023,7 @@
         </w:numPr>
       </w:pPr>
       <w:r>
-        <w:t xml:space="preserve">Rawlings et al. (1998)</w:t>
+        <w:t xml:space="preserve">Rawlings et al. [42]</w:t>
       </w:r>
       <w:r>
         <w:t xml:space="preserve"> </w:t>
@@ -3051,7 +3051,7 @@
         </w:numPr>
       </w:pPr>
       <w:r>
-        <w:t xml:space="preserve">Bolker (2008)</w:t>
+        <w:t xml:space="preserve">Bolker [43]</w:t>
       </w:r>
       <w:r>
         <w:t xml:space="preserve"> </w:t>
@@ -3228,7 +3228,7 @@
         </w:numPr>
       </w:pPr>
       <w:r>
-        <w:t xml:space="preserve">Cameron et al. (2011)</w:t>
+        <w:t xml:space="preserve">Cameron et al. [44]</w:t>
       </w:r>
       <w:r>
         <w:t xml:space="preserve"> </w:t>
@@ -3372,7 +3372,7 @@
         </w:numPr>
       </w:pPr>
       <w:r>
-        <w:t xml:space="preserve">James et al. (2021)</w:t>
+        <w:t xml:space="preserve">James et al. [45]</w:t>
       </w:r>
       <w:r>
         <w:t xml:space="preserve"> </w:t>
@@ -3827,13 +3827,22 @@
       </w:r>
     </w:p>
     <w:bookmarkStart w:id="171" w:name="refs"/>
-    <w:bookmarkStart w:id="96" w:name="ref-agresti2010ordinal"/>
+    <w:bookmarkStart w:id="97" w:name="ref-vittinghoff2e"/>
     <w:p>
       <w:pPr>
         <w:pStyle w:val="Bibliography"/>
       </w:pPr>
       <w:r>
-        <w:t xml:space="preserve">Agresti, Alan. 2010.</w:t>
+        <w:t xml:space="preserve">[1]</w:t>
+      </w:r>
+      <w:r>
+        <w:t xml:space="preserve"> </w:t>
+      </w:r>
+      <w:r>
+        <w:t xml:space="preserve">	</w:t>
+      </w:r>
+      <w:r>
+        <w:t xml:space="preserve">E. Vittinghoff, D. V. Glidden, S. C. Shiboski, and C. E. McCulloch,</w:t>
       </w:r>
       <w:r>
         <w:t xml:space="preserve"> </w:t>
@@ -3843,20 +3852,40 @@
           <w:i/>
           <w:iCs/>
         </w:rPr>
-        <w:t xml:space="preserve">Analysis of Ordinal Categorical Data</w:t>
-      </w:r>
-      <w:r>
-        <w:t xml:space="preserve">. Vol. 656. John Wiley &amp; Sons.</w:t>
-      </w:r>
-    </w:p>
-    <w:bookmarkEnd w:id="96"/>
-    <w:bookmarkStart w:id="98" w:name="ref-agresti2012categorical"/>
+        <w:t xml:space="preserve">Regression methods in biostatistics: Linear, logistic, survival, and repeated measures models</w:t>
+      </w:r>
+      <w:r>
+        <w:t xml:space="preserve">, 2nd ed. Springer, 2012. Available:</w:t>
+      </w:r>
+      <w:r>
+        <w:t xml:space="preserve"> </w:t>
+      </w:r>
+      <w:hyperlink r:id="rId96">
+        <w:r>
+          <w:rPr>
+            <w:rStyle w:val="Hyperlink"/>
+          </w:rPr>
+          <w:t xml:space="preserve">https://doi.org/10.1007/978-1-4614-1353-0</w:t>
+        </w:r>
+      </w:hyperlink>
+    </w:p>
+    <w:bookmarkEnd w:id="97"/>
+    <w:bookmarkStart w:id="99" w:name="ref-dobson4e"/>
     <w:p>
       <w:pPr>
         <w:pStyle w:val="Bibliography"/>
       </w:pPr>
       <w:r>
-        <w:t xml:space="preserve">Agresti, Alan. 2012.</w:t>
+        <w:t xml:space="preserve">[2]</w:t>
+      </w:r>
+      <w:r>
+        <w:t xml:space="preserve"> </w:t>
+      </w:r>
+      <w:r>
+        <w:t xml:space="preserve">	</w:t>
+      </w:r>
+      <w:r>
+        <w:t xml:space="preserve">A. J. Dobson and A. G. Barnett,</w:t>
       </w:r>
       <w:r>
         <w:t xml:space="preserve"> </w:t>
@@ -3866,34 +3895,40 @@
           <w:i/>
           <w:iCs/>
         </w:rPr>
-        <w:t xml:space="preserve">Categorical Data Analysis</w:t>
-      </w:r>
-      <w:r>
-        <w:t xml:space="preserve">. Vol. 792. John Wiley &amp; Sons.</w:t>
-      </w:r>
-      <w:r>
-        <w:t xml:space="preserve"> </w:t>
-      </w:r>
-      <w:hyperlink r:id="rId97">
-        <w:r>
-          <w:rPr>
-            <w:rStyle w:val="Hyperlink"/>
-          </w:rPr>
-          <w:t xml:space="preserve">https://www.wiley.com/en-us/Categorical+Data+Analysis%2C+3rd+Edition-p-9780470463635</w:t>
-        </w:r>
-      </w:hyperlink>
-      <w:r>
-        <w:t xml:space="preserve">.</w:t>
-      </w:r>
-    </w:p>
-    <w:bookmarkEnd w:id="98"/>
-    <w:bookmarkStart w:id="100" w:name="ref-agresti2015foundations"/>
+        <w:t xml:space="preserve">An introduction to generalized linear models</w:t>
+      </w:r>
+      <w:r>
+        <w:t xml:space="preserve">, 4th ed. CRC press, 2018. Available:</w:t>
+      </w:r>
+      <w:r>
+        <w:t xml:space="preserve"> </w:t>
+      </w:r>
+      <w:hyperlink r:id="rId98">
+        <w:r>
+          <w:rPr>
+            <w:rStyle w:val="Hyperlink"/>
+          </w:rPr>
+          <w:t xml:space="preserve">https://doi.org/10.1201/9781315182780</w:t>
+        </w:r>
+      </w:hyperlink>
+    </w:p>
+    <w:bookmarkEnd w:id="99"/>
+    <w:bookmarkStart w:id="101" w:name="ref-rms2e"/>
     <w:p>
       <w:pPr>
         <w:pStyle w:val="Bibliography"/>
       </w:pPr>
       <w:r>
-        <w:t xml:space="preserve">Agresti, Alan. 2015.</w:t>
+        <w:t xml:space="preserve">[3]</w:t>
+      </w:r>
+      <w:r>
+        <w:t xml:space="preserve"> </w:t>
+      </w:r>
+      <w:r>
+        <w:t xml:space="preserve">	</w:t>
+      </w:r>
+      <w:r>
+        <w:t xml:space="preserve">F. E. Harrell,</w:t>
       </w:r>
       <w:r>
         <w:t xml:space="preserve"> </w:t>
@@ -3903,34 +3938,43 @@
           <w:i/>
           <w:iCs/>
         </w:rPr>
-        <w:t xml:space="preserve">Foundations of Linear and Generalized Linear Models</w:t>
-      </w:r>
-      <w:r>
-        <w:t xml:space="preserve">. John Wiley &amp; Sons.</w:t>
-      </w:r>
-      <w:r>
-        <w:t xml:space="preserve"> </w:t>
-      </w:r>
-      <w:hyperlink r:id="rId99">
-        <w:r>
-          <w:rPr>
-            <w:rStyle w:val="Hyperlink"/>
-          </w:rPr>
-          <w:t xml:space="preserve">https://www.wiley.com/en-us/Foundations+of+Linear+and+Generalized+Linear+Models-p-9781118730034</w:t>
+        <w:t xml:space="preserve">Regression modeling strategies: With applications to linear models, logistic regression, and survival analysis</w:t>
+      </w:r>
+      <w:r>
+        <w:t xml:space="preserve">, 2nd ed. Springer, 2015. doi:</w:t>
+      </w:r>
+      <w:r>
+        <w:t xml:space="preserve"> </w:t>
+      </w:r>
+      <w:hyperlink r:id="rId100">
+        <w:r>
+          <w:rPr>
+            <w:rStyle w:val="Hyperlink"/>
+          </w:rPr>
+          <w:t xml:space="preserve">10.1007/978-3-319-19425-7</w:t>
         </w:r>
       </w:hyperlink>
       <w:r>
         <w:t xml:space="preserve">.</w:t>
       </w:r>
     </w:p>
-    <w:bookmarkEnd w:id="100"/>
-    <w:bookmarkStart w:id="102" w:name="ref-agresti2018introcat"/>
+    <w:bookmarkEnd w:id="101"/>
+    <w:bookmarkStart w:id="102" w:name="ref-wakefield2013"/>
     <w:p>
       <w:pPr>
         <w:pStyle w:val="Bibliography"/>
       </w:pPr>
       <w:r>
-        <w:t xml:space="preserve">Agresti, Alan. 2018.</w:t>
+        <w:t xml:space="preserve">[4]</w:t>
+      </w:r>
+      <w:r>
+        <w:t xml:space="preserve"> </w:t>
+      </w:r>
+      <w:r>
+        <w:t xml:space="preserve">	</w:t>
+      </w:r>
+      <w:r>
+        <w:t xml:space="preserve">Jon. Wakefield,</w:t>
       </w:r>
       <w:r>
         <w:t xml:space="preserve"> </w:t>
@@ -3940,34 +3984,29 @@
           <w:i/>
           <w:iCs/>
         </w:rPr>
-        <w:t xml:space="preserve">An Introduction to Categorical Data Analysis</w:t>
-      </w:r>
-      <w:r>
-        <w:t xml:space="preserve">. John Wiley &amp; Sons.</w:t>
-      </w:r>
-      <w:r>
-        <w:t xml:space="preserve"> </w:t>
-      </w:r>
-      <w:hyperlink r:id="rId101">
-        <w:r>
-          <w:rPr>
-            <w:rStyle w:val="Hyperlink"/>
-          </w:rPr>
-          <w:t xml:space="preserve">https://www.wiley.com/en-us/An+Introduction+to+Categorical+Data+Analysis%2C+3rd+Edition-p-9781119405283</w:t>
-        </w:r>
-      </w:hyperlink>
-      <w:r>
-        <w:t xml:space="preserve">.</w:t>
+        <w:t xml:space="preserve">Bayesian and frequentist regression methods</w:t>
+      </w:r>
+      <w:r>
+        <w:t xml:space="preserve">, 1st ed. 2013. in Springer series in statistics. New York, NY: Springer New York, 2013.</w:t>
       </w:r>
     </w:p>
     <w:bookmarkEnd w:id="102"/>
-    <w:bookmarkStart w:id="104" w:name="ref-andrews2012data"/>
+    <w:bookmarkStart w:id="104" w:name="ref-hosmer2013applied"/>
     <w:p>
       <w:pPr>
         <w:pStyle w:val="Bibliography"/>
       </w:pPr>
       <w:r>
-        <w:t xml:space="preserve">Andrews, David F, and Agnes M Herzberg. 2012.</w:t>
+        <w:t xml:space="preserve">[5]</w:t>
+      </w:r>
+      <w:r>
+        <w:t xml:space="preserve"> </w:t>
+      </w:r>
+      <w:r>
+        <w:t xml:space="preserve">	</w:t>
+      </w:r>
+      <w:r>
+        <w:t xml:space="preserve">D. W. Hosmer, S. Lemeshow, and R. X. Sturdivant,</w:t>
       </w:r>
       <w:r>
         <w:t xml:space="preserve"> </w:t>
@@ -3977,10 +4016,10 @@
           <w:i/>
           <w:iCs/>
         </w:rPr>
-        <w:t xml:space="preserve">Data: A Collection of Problems from Many Fields for the Student and Research Worker</w:t>
-      </w:r>
-      <w:r>
-        <w:t xml:space="preserve">. Springer Science &amp; Business Media.</w:t>
+        <w:t xml:space="preserve">Applied logistic regression</w:t>
+      </w:r>
+      <w:r>
+        <w:t xml:space="preserve">. John Wiley &amp; Sons, 2013. Available:</w:t>
       </w:r>
       <w:r>
         <w:t xml:space="preserve"> </w:t>
@@ -3990,21 +4029,27 @@
           <w:rPr>
             <w:rStyle w:val="Hyperlink"/>
           </w:rPr>
-          <w:t xml:space="preserve">https://link.springer.com/book/10.1007/978-1-4612-5098-2</w:t>
-        </w:r>
-      </w:hyperlink>
-      <w:r>
-        <w:t xml:space="preserve">.</w:t>
-      </w:r>
+          <w:t xml:space="preserve">https://onlinelibrary.wiley.com/doi/book/10.1002/9781118548387</w:t>
+        </w:r>
+      </w:hyperlink>
     </w:p>
     <w:bookmarkEnd w:id="104"/>
-    <w:bookmarkStart w:id="105" w:name="ref-bolker.ecol.R"/>
+    <w:bookmarkStart w:id="106" w:name="ref-agresti2012categorical"/>
     <w:p>
       <w:pPr>
         <w:pStyle w:val="Bibliography"/>
       </w:pPr>
       <w:r>
-        <w:t xml:space="preserve">Bolker, Benjamin M. 2008.</w:t>
+        <w:t xml:space="preserve">[6]</w:t>
+      </w:r>
+      <w:r>
+        <w:t xml:space="preserve"> </w:t>
+      </w:r>
+      <w:r>
+        <w:t xml:space="preserve">	</w:t>
+      </w:r>
+      <w:r>
+        <w:t xml:space="preserve">A. Agresti,</w:t>
       </w:r>
       <w:r>
         <w:t xml:space="preserve"> </w:t>
@@ -4014,13 +4059,85 @@
           <w:i/>
           <w:iCs/>
         </w:rPr>
-        <w:t xml:space="preserve">Ecological Models and Data in</w:t>
+        <w:t xml:space="preserve">Categorical data analysis</w:t>
+      </w:r>
+      <w:r>
+        <w:t xml:space="preserve">, vol. 792. John Wiley &amp; Sons, 2012. Available:</w:t>
+      </w:r>
+      <w:r>
+        <w:t xml:space="preserve"> </w:t>
+      </w:r>
+      <w:hyperlink r:id="rId105">
+        <w:r>
+          <w:rPr>
+            <w:rStyle w:val="Hyperlink"/>
+          </w:rPr>
+          <w:t xml:space="preserve">https://www.wiley.com/en-us/Categorical+Data+Analysis%2C+3rd+Edition-p-9780470463635</w:t>
+        </w:r>
+      </w:hyperlink>
+    </w:p>
+    <w:bookmarkEnd w:id="106"/>
+    <w:bookmarkStart w:id="108" w:name="ref-agresti2018introcat"/>
+    <w:p>
+      <w:pPr>
+        <w:pStyle w:val="Bibliography"/>
+      </w:pPr>
+      <w:r>
+        <w:t xml:space="preserve">[7]</w:t>
+      </w:r>
+      <w:r>
+        <w:t xml:space="preserve"> </w:t>
+      </w:r>
+      <w:r>
+        <w:t xml:space="preserve">	</w:t>
+      </w:r>
+      <w:r>
+        <w:t xml:space="preserve">A. Agresti,</w:t>
+      </w:r>
+      <w:r>
+        <w:t xml:space="preserve"> </w:t>
       </w:r>
       <w:r>
         <w:rPr>
           <w:i/>
           <w:iCs/>
         </w:rPr>
+        <w:t xml:space="preserve">An introduction to categorical data analysis</w:t>
+      </w:r>
+      <w:r>
+        <w:t xml:space="preserve">. John Wiley &amp; Sons, 2018. Available:</w:t>
+      </w:r>
+      <w:r>
+        <w:t xml:space="preserve"> </w:t>
+      </w:r>
+      <w:hyperlink r:id="rId107">
+        <w:r>
+          <w:rPr>
+            <w:rStyle w:val="Hyperlink"/>
+          </w:rPr>
+          <w:t xml:space="preserve">https://www.wiley.com/en-us/An+Introduction+to+Categorical+Data+Analysis%2C+3rd+Edition-p-9781119405283</w:t>
+        </w:r>
+      </w:hyperlink>
+    </w:p>
+    <w:bookmarkEnd w:id="108"/>
+    <w:bookmarkStart w:id="110" w:name="ref-agresti2015foundations"/>
+    <w:p>
+      <w:pPr>
+        <w:pStyle w:val="Bibliography"/>
+      </w:pPr>
+      <w:r>
+        <w:t xml:space="preserve">[8]</w:t>
+      </w:r>
+      <w:r>
+        <w:t xml:space="preserve"> </w:t>
+      </w:r>
+      <w:r>
+        <w:t xml:space="preserve">	</w:t>
+      </w:r>
+      <w:r>
+        <w:t xml:space="preserve">A. Agresti,</w:t>
+      </w:r>
+      <w:r>
         <w:t xml:space="preserve"> </w:t>
       </w:r>
       <w:r>
@@ -4028,26 +4145,40 @@
           <w:i/>
           <w:iCs/>
         </w:rPr>
-        <w:t xml:space="preserve">R</w:t>
-      </w:r>
-      <w:r>
-        <w:t xml:space="preserve">. 1st ed. Princeton University Press.</w:t>
-      </w:r>
-    </w:p>
-    <w:bookmarkEnd w:id="105"/>
-    <w:bookmarkStart w:id="107" w:name="ref-cameron2011robust"/>
+        <w:t xml:space="preserve">Foundations of linear and generalized linear models</w:t>
+      </w:r>
+      <w:r>
+        <w:t xml:space="preserve">. John Wiley &amp; Sons, 2015. Available:</w:t>
+      </w:r>
+      <w:r>
+        <w:t xml:space="preserve"> </w:t>
+      </w:r>
+      <w:hyperlink r:id="rId109">
+        <w:r>
+          <w:rPr>
+            <w:rStyle w:val="Hyperlink"/>
+          </w:rPr>
+          <w:t xml:space="preserve">https://www.wiley.com/en-us/Foundations+of+Linear+and+Generalized+Linear+Models-p-9781118730034</w:t>
+        </w:r>
+      </w:hyperlink>
+    </w:p>
+    <w:bookmarkEnd w:id="110"/>
+    <w:bookmarkStart w:id="111" w:name="ref-agresti2010ordinal"/>
     <w:p>
       <w:pPr>
         <w:pStyle w:val="Bibliography"/>
       </w:pPr>
       <w:r>
-        <w:t xml:space="preserve">Cameron, A. Colin, Jonah B. Gelbach, and Douglas L. Miller. 2011.</w:t>
-      </w:r>
-      <w:r>
-        <w:t xml:space="preserve"> </w:t>
-      </w:r>
-      <w:r>
-        <w:t xml:space="preserve">“Robust Inference with Multiway Clustering.”</w:t>
+        <w:t xml:space="preserve">[9]</w:t>
+      </w:r>
+      <w:r>
+        <w:t xml:space="preserve"> </w:t>
+      </w:r>
+      <w:r>
+        <w:t xml:space="preserve">	</w:t>
+      </w:r>
+      <w:r>
+        <w:t xml:space="preserve">A. Agresti,</w:t>
       </w:r>
       <w:r>
         <w:t xml:space="preserve"> </w:t>
@@ -4057,37 +4188,29 @@
           <w:i/>
           <w:iCs/>
         </w:rPr>
-        <w:t xml:space="preserve">Journal of Business &amp; Economic Statistics</w:t>
-      </w:r>
-      <w:r>
-        <w:t xml:space="preserve"> </w:t>
-      </w:r>
-      <w:r>
-        <w:t xml:space="preserve">29 (2): 238–49.</w:t>
-      </w:r>
-      <w:r>
-        <w:t xml:space="preserve"> </w:t>
-      </w:r>
-      <w:hyperlink r:id="rId106">
-        <w:r>
-          <w:rPr>
-            <w:rStyle w:val="Hyperlink"/>
-          </w:rPr>
-          <w:t xml:space="preserve">https://doi.org/10.1198/jbes.2010.07136</w:t>
-        </w:r>
-      </w:hyperlink>
-      <w:r>
-        <w:t xml:space="preserve">.</w:t>
-      </w:r>
-    </w:p>
-    <w:bookmarkEnd w:id="107"/>
-    <w:bookmarkStart w:id="109" w:name="ref-r4epi"/>
+        <w:t xml:space="preserve">Analysis of ordinal categorical data</w:t>
+      </w:r>
+      <w:r>
+        <w:t xml:space="preserve">, vol. 656. John Wiley &amp; Sons, 2010.</w:t>
+      </w:r>
+    </w:p>
+    <w:bookmarkEnd w:id="111"/>
+    <w:bookmarkStart w:id="113" w:name="ref-dunn2018generalized"/>
     <w:p>
       <w:pPr>
         <w:pStyle w:val="Bibliography"/>
       </w:pPr>
       <w:r>
-        <w:t xml:space="preserve">Cannell, Brad, and Melvin Livingston. 2024.</w:t>
+        <w:t xml:space="preserve">[10]</w:t>
+      </w:r>
+      <w:r>
+        <w:t xml:space="preserve"> </w:t>
+      </w:r>
+      <w:r>
+        <w:t xml:space="preserve">	</w:t>
+      </w:r>
+      <w:r>
+        <w:t xml:space="preserve">P. K. Dunn and G. K. Smyth,</w:t>
       </w:r>
       <w:r>
         <w:t xml:space="preserve"> </w:t>
@@ -4097,73 +4220,13 @@
           <w:i/>
           <w:iCs/>
         </w:rPr>
-        <w:t xml:space="preserve">R for Epidemiology</w:t>
-      </w:r>
-      <w:r>
-        <w:t xml:space="preserve">. Online.</w:t>
-      </w:r>
-      <w:r>
-        <w:t xml:space="preserve"> </w:t>
-      </w:r>
-      <w:hyperlink r:id="rId108">
-        <w:r>
-          <w:rPr>
-            <w:rStyle w:val="Hyperlink"/>
-          </w:rPr>
-          <w:t xml:space="preserve">https://www.r4epi.com/</w:t>
-        </w:r>
-      </w:hyperlink>
-      <w:r>
-        <w:t xml:space="preserve">.</w:t>
-      </w:r>
-    </w:p>
-    <w:bookmarkEnd w:id="109"/>
-    <w:bookmarkStart w:id="111" w:name="ref-clayton2013statistical"/>
-    <w:p>
-      <w:pPr>
-        <w:pStyle w:val="Bibliography"/>
-      </w:pPr>
-      <w:r>
-        <w:t xml:space="preserve">Clayton, David, and Michael Hills. 2013.</w:t>
-      </w:r>
-      <w:r>
-        <w:t xml:space="preserve"> </w:t>
+        <w:t xml:space="preserve">Generalized linear models with examples in</w:t>
       </w:r>
       <w:r>
         <w:rPr>
           <w:i/>
           <w:iCs/>
         </w:rPr>
-        <w:t xml:space="preserve">Statistical Models in Epidemiology</w:t>
-      </w:r>
-      <w:r>
-        <w:t xml:space="preserve">. Oxford University Press.</w:t>
-      </w:r>
-      <w:r>
-        <w:t xml:space="preserve"> </w:t>
-      </w:r>
-      <w:hyperlink r:id="rId110">
-        <w:r>
-          <w:rPr>
-            <w:rStyle w:val="Hyperlink"/>
-          </w:rPr>
-          <w:t xml:space="preserve">https://global.oup.com/academic/product/statistical-models-in-epidemiology-9780199671182</w:t>
-        </w:r>
-      </w:hyperlink>
-      <w:r>
-        <w:t xml:space="preserve">.</w:t>
-      </w:r>
-    </w:p>
-    <w:bookmarkEnd w:id="111"/>
-    <w:bookmarkStart w:id="113" w:name="ref-dalgaardintroductory"/>
-    <w:p>
-      <w:pPr>
-        <w:pStyle w:val="Bibliography"/>
-      </w:pPr>
-      <w:r>
-        <w:t xml:space="preserve">Dalgaard, Peter. 2008.</w:t>
-      </w:r>
-      <w:r>
         <w:t xml:space="preserve"> </w:t>
       </w:r>
       <w:r>
@@ -4171,10 +4234,10 @@
           <w:i/>
           <w:iCs/>
         </w:rPr>
-        <w:t xml:space="preserve">Introductory Statistics with r</w:t>
-      </w:r>
-      <w:r>
-        <w:t xml:space="preserve">. New York, NY: Springer New York.</w:t>
+        <w:t xml:space="preserve">R</w:t>
+      </w:r>
+      <w:r>
+        <w:t xml:space="preserve">, vol. 53. Springer, 2018. Available:</w:t>
       </w:r>
       <w:r>
         <w:t xml:space="preserve"> </w:t>
@@ -4184,21 +4247,33 @@
           <w:rPr>
             <w:rStyle w:val="Hyperlink"/>
           </w:rPr>
-          <w:t xml:space="preserve">https://link.springer.com/book/10.1007/978-0-387-79054-1</w:t>
-        </w:r>
-      </w:hyperlink>
-      <w:r>
-        <w:t xml:space="preserve">.</w:t>
-      </w:r>
+          <w:t xml:space="preserve">https://link.springer.com/book/10.1007/978-1-4419-0118-7</w:t>
+        </w:r>
+      </w:hyperlink>
     </w:p>
     <w:bookmarkEnd w:id="113"/>
-    <w:bookmarkStart w:id="115" w:name="ref-dobson4e"/>
+    <w:bookmarkStart w:id="115" w:name="ref-Edelmann2019"/>
     <w:p>
       <w:pPr>
         <w:pStyle w:val="Bibliography"/>
       </w:pPr>
       <w:r>
-        <w:t xml:space="preserve">Dobson, Annette J, and Adrian G Barnett. 2018.</w:t>
+        <w:t xml:space="preserve">[11]</w:t>
+      </w:r>
+      <w:r>
+        <w:t xml:space="preserve"> </w:t>
+      </w:r>
+      <w:r>
+        <w:t xml:space="preserve">	</w:t>
+      </w:r>
+      <w:r>
+        <w:t xml:space="preserve">D. Edelmann,</w:t>
+      </w:r>
+      <w:r>
+        <w:t xml:space="preserve"> </w:t>
+      </w:r>
+      <w:r>
+        <w:t xml:space="preserve">“Generalized linear models with examples in r. Peter k.dunnand gordon k.smyth (2018). Berlin, germany: Springer science+business media, pp. 562 pages, ISBN: 978‐1‐4419‐0118‐7,”</w:t>
       </w:r>
       <w:r>
         <w:t xml:space="preserve"> </w:t>
@@ -4208,10 +4283,10 @@
           <w:i/>
           <w:iCs/>
         </w:rPr>
-        <w:t xml:space="preserve">An Introduction to Generalized Linear Models</w:t>
-      </w:r>
-      <w:r>
-        <w:t xml:space="preserve">. 4th ed. CRC press.</w:t>
+        <w:t xml:space="preserve">Biometrical Journal</w:t>
+      </w:r>
+      <w:r>
+        <w:t xml:space="preserve">, vol. 62, no. 1, pp. 253–253, Sep. 2019, doi:</w:t>
       </w:r>
       <w:r>
         <w:t xml:space="preserve"> </w:t>
@@ -4221,7 +4296,7 @@
           <w:rPr>
             <w:rStyle w:val="Hyperlink"/>
           </w:rPr>
-          <w:t xml:space="preserve">https://doi.org/10.1201/9781315182780</w:t>
+          <w:t xml:space="preserve">10.1002/bimj.201900264</w:t>
         </w:r>
       </w:hyperlink>
       <w:r>
@@ -4229,13 +4304,22 @@
       </w:r>
     </w:p>
     <w:bookmarkEnd w:id="115"/>
-    <w:bookmarkStart w:id="117" w:name="ref-dunn2018generalized"/>
+    <w:bookmarkStart w:id="117" w:name="ref-moore2016applied"/>
     <w:p>
       <w:pPr>
         <w:pStyle w:val="Bibliography"/>
       </w:pPr>
       <w:r>
-        <w:t xml:space="preserve">Dunn, Peter K, and Gordon K Smyth. 2018.</w:t>
+        <w:t xml:space="preserve">[12]</w:t>
+      </w:r>
+      <w:r>
+        <w:t xml:space="preserve"> </w:t>
+      </w:r>
+      <w:r>
+        <w:t xml:space="preserve">	</w:t>
+      </w:r>
+      <w:r>
+        <w:t xml:space="preserve">D. F. Moore,</w:t>
       </w:r>
       <w:r>
         <w:t xml:space="preserve"> </w:t>
@@ -4245,7 +4329,7 @@
           <w:i/>
           <w:iCs/>
         </w:rPr>
-        <w:t xml:space="preserve">Generalized Linear Models with Examples in</w:t>
+        <w:t xml:space="preserve">Applied survival analysis using</w:t>
       </w:r>
       <w:r>
         <w:rPr>
@@ -4262,7 +4346,7 @@
         <w:t xml:space="preserve">R</w:t>
       </w:r>
       <w:r>
-        <w:t xml:space="preserve">. Vol. 53. Springer.</w:t>
+        <w:t xml:space="preserve">, vol. 473. Springer, 2016. doi:</w:t>
       </w:r>
       <w:r>
         <w:t xml:space="preserve"> </w:t>
@@ -4272,7 +4356,7 @@
           <w:rPr>
             <w:rStyle w:val="Hyperlink"/>
           </w:rPr>
-          <w:t xml:space="preserve">https://link.springer.com/book/10.1007/978-1-4419-0118-7</w:t>
+          <w:t xml:space="preserve">10.1007/978-3-319-31245-3</w:t>
         </w:r>
       </w:hyperlink>
       <w:r>
@@ -4280,19 +4364,22 @@
       </w:r>
     </w:p>
     <w:bookmarkEnd w:id="117"/>
-    <w:bookmarkStart w:id="119" w:name="ref-Edelmann2019"/>
+    <w:bookmarkStart w:id="119" w:name="ref-klein2003survival"/>
     <w:p>
       <w:pPr>
         <w:pStyle w:val="Bibliography"/>
       </w:pPr>
       <w:r>
-        <w:t xml:space="preserve">Edelmann, Dominic. 2019.</w:t>
-      </w:r>
-      <w:r>
-        <w:t xml:space="preserve"> </w:t>
-      </w:r>
-      <w:r>
-        <w:t xml:space="preserve">“Generalized Linear Models with Examples in r. Peter k.dunnand Gordon k.smyth (2018). Berlin, Germany: Springer Science+business Media, Pp. 562 Pages, ISBN: 978‐1‐4419‐0118‐7.”</w:t>
+        <w:t xml:space="preserve">[13]</w:t>
+      </w:r>
+      <w:r>
+        <w:t xml:space="preserve"> </w:t>
+      </w:r>
+      <w:r>
+        <w:t xml:space="preserve">	</w:t>
+      </w:r>
+      <w:r>
+        <w:t xml:space="preserve">J. P. Klein and M. L. Moeschberger,</w:t>
       </w:r>
       <w:r>
         <w:t xml:space="preserve"> </w:t>
@@ -4302,13 +4389,10 @@
           <w:i/>
           <w:iCs/>
         </w:rPr>
-        <w:t xml:space="preserve">Biometrical Journal</w:t>
-      </w:r>
-      <w:r>
-        <w:t xml:space="preserve"> </w:t>
-      </w:r>
-      <w:r>
-        <w:t xml:space="preserve">62 (1): 253–53.</w:t>
+        <w:t xml:space="preserve">Survival analysis: Techniques for censored and truncated data</w:t>
+      </w:r>
+      <w:r>
+        <w:t xml:space="preserve">, vol. 1230. Springer, 2003. Available:</w:t>
       </w:r>
       <w:r>
         <w:t xml:space="preserve"> </w:t>
@@ -4318,21 +4402,27 @@
           <w:rPr>
             <w:rStyle w:val="Hyperlink"/>
           </w:rPr>
-          <w:t xml:space="preserve">https://doi.org/10.1002/bimj.201900264</w:t>
-        </w:r>
-      </w:hyperlink>
-      <w:r>
-        <w:t xml:space="preserve">.</w:t>
-      </w:r>
+          <w:t xml:space="preserve">https://link.springer.com/book/10.1007/b97377</w:t>
+        </w:r>
+      </w:hyperlink>
     </w:p>
     <w:bookmarkEnd w:id="119"/>
-    <w:bookmarkStart w:id="121" w:name="ref-faraway2016extending"/>
+    <w:bookmarkStart w:id="120" w:name="ref-kalbfleisch2011statistical"/>
     <w:p>
       <w:pPr>
         <w:pStyle w:val="Bibliography"/>
       </w:pPr>
       <w:r>
-        <w:t xml:space="preserve">Faraway, Julian J. 2016.</w:t>
+        <w:t xml:space="preserve">[14]</w:t>
+      </w:r>
+      <w:r>
+        <w:t xml:space="preserve"> </w:t>
+      </w:r>
+      <w:r>
+        <w:t xml:space="preserve">	</w:t>
+      </w:r>
+      <w:r>
+        <w:t xml:space="preserve">J. D. Kalbfleisch and R. L. Prentice,</w:t>
       </w:r>
       <w:r>
         <w:t xml:space="preserve"> </w:t>
@@ -4342,34 +4432,29 @@
           <w:i/>
           <w:iCs/>
         </w:rPr>
-        <w:t xml:space="preserve">Extending the Linear Model with r: Generalized Linear, Mixed Effects and Nonparametric Regression Models</w:t>
-      </w:r>
-      <w:r>
-        <w:t xml:space="preserve">. 2nd ed. Chapman; Hall/CRC.</w:t>
-      </w:r>
-      <w:r>
-        <w:t xml:space="preserve"> </w:t>
-      </w:r>
-      <w:hyperlink r:id="rId120">
-        <w:r>
-          <w:rPr>
-            <w:rStyle w:val="Hyperlink"/>
-          </w:rPr>
-          <w:t xml:space="preserve">https://doi.org/10.1201/9781315382722</w:t>
-        </w:r>
-      </w:hyperlink>
-      <w:r>
-        <w:t xml:space="preserve">.</w:t>
-      </w:r>
-    </w:p>
-    <w:bookmarkEnd w:id="121"/>
-    <w:bookmarkStart w:id="122" w:name="ref-fox2015applied"/>
+        <w:t xml:space="preserve">The statistical analysis of failure time data</w:t>
+      </w:r>
+      <w:r>
+        <w:t xml:space="preserve">. John Wiley &amp; Sons, 2011.</w:t>
+      </w:r>
+    </w:p>
+    <w:bookmarkEnd w:id="120"/>
+    <w:bookmarkStart w:id="122" w:name="ref-kleinbaum2010logistic"/>
     <w:p>
       <w:pPr>
         <w:pStyle w:val="Bibliography"/>
       </w:pPr>
       <w:r>
-        <w:t xml:space="preserve">Fox, John. 2015.</w:t>
+        <w:t xml:space="preserve">[15]</w:t>
+      </w:r>
+      <w:r>
+        <w:t xml:space="preserve"> </w:t>
+      </w:r>
+      <w:r>
+        <w:t xml:space="preserve">	</w:t>
+      </w:r>
+      <w:r>
+        <w:t xml:space="preserve">D. G. Kleinbaum and M. Klein,</w:t>
       </w:r>
       <w:r>
         <w:t xml:space="preserve"> </w:t>
@@ -4379,20 +4464,40 @@
           <w:i/>
           <w:iCs/>
         </w:rPr>
-        <w:t xml:space="preserve">Applied Regression Analysis and Generalized Linear Models</w:t>
-      </w:r>
-      <w:r>
-        <w:t xml:space="preserve">. Sage publications.</w:t>
-      </w:r>
+        <w:t xml:space="preserve">Logistic regression: A self-learning text</w:t>
+      </w:r>
+      <w:r>
+        <w:t xml:space="preserve">, 3rd ed. Springer, 2010. Available:</w:t>
+      </w:r>
+      <w:r>
+        <w:t xml:space="preserve"> </w:t>
+      </w:r>
+      <w:hyperlink r:id="rId121">
+        <w:r>
+          <w:rPr>
+            <w:rStyle w:val="Hyperlink"/>
+          </w:rPr>
+          <w:t xml:space="preserve">https://link.springer.com/book/10.1007/978-1-4419-1742-3</w:t>
+        </w:r>
+      </w:hyperlink>
     </w:p>
     <w:bookmarkEnd w:id="122"/>
-    <w:bookmarkStart w:id="123" w:name="ref-gelman2006data"/>
+    <w:bookmarkStart w:id="124" w:name="ref-kleinbaum2012survival"/>
     <w:p>
       <w:pPr>
         <w:pStyle w:val="Bibliography"/>
       </w:pPr>
       <w:r>
-        <w:t xml:space="preserve">Gelman, Andrew, and Jennifer Hill. 2007.</w:t>
+        <w:t xml:space="preserve">[16]</w:t>
+      </w:r>
+      <w:r>
+        <w:t xml:space="preserve"> </w:t>
+      </w:r>
+      <w:r>
+        <w:t xml:space="preserve">	</w:t>
+      </w:r>
+      <w:r>
+        <w:t xml:space="preserve">D. G. Kleinbaum and M. Klein,</w:t>
       </w:r>
       <w:r>
         <w:t xml:space="preserve"> </w:t>
@@ -4402,32 +4507,40 @@
           <w:i/>
           <w:iCs/>
         </w:rPr>
-        <w:t xml:space="preserve">Data Analysis Using Regression and Multilevel/Hierarchical Models</w:t>
-      </w:r>
-      <w:r>
-        <w:t xml:space="preserve">. Analytical Methods for Social Research. Cambridge University Press.</w:t>
-      </w:r>
-    </w:p>
-    <w:bookmarkEnd w:id="123"/>
-    <w:bookmarkStart w:id="125" w:name="ref-Greenland2014"/>
+        <w:t xml:space="preserve">Survival analysis: A self-learning text</w:t>
+      </w:r>
+      <w:r>
+        <w:t xml:space="preserve">, 3rd ed. Springer, 2012. Available:</w:t>
+      </w:r>
+      <w:r>
+        <w:t xml:space="preserve"> </w:t>
+      </w:r>
+      <w:hyperlink r:id="rId123">
+        <w:r>
+          <w:rPr>
+            <w:rStyle w:val="Hyperlink"/>
+          </w:rPr>
+          <w:t xml:space="preserve">https://link.springer.com/book/10.1007/978-1-4419-6646-9</w:t>
+        </w:r>
+      </w:hyperlink>
+    </w:p>
+    <w:bookmarkEnd w:id="124"/>
+    <w:bookmarkStart w:id="125" w:name="ref-kleinbaumEpi"/>
     <w:p>
       <w:pPr>
         <w:pStyle w:val="Bibliography"/>
       </w:pPr>
       <w:r>
-        <w:t xml:space="preserve">Greenland, Sander. 2014.</w:t>
-      </w:r>
-      <w:r>
-        <w:t xml:space="preserve"> </w:t>
-      </w:r>
-      <w:r>
-        <w:t xml:space="preserve">“Regression Methods for Epidemiological Analysis.”</w:t>
-      </w:r>
-      <w:r>
-        <w:t xml:space="preserve"> </w:t>
-      </w:r>
-      <w:r>
-        <w:t xml:space="preserve">In</w:t>
+        <w:t xml:space="preserve">[17]</w:t>
+      </w:r>
+      <w:r>
+        <w:t xml:space="preserve"> </w:t>
+      </w:r>
+      <w:r>
+        <w:t xml:space="preserve">	</w:t>
+      </w:r>
+      <w:r>
+        <w:t xml:space="preserve">D. G. Kleinbaum, L. L. Kupper, and H. Morgenstern,</w:t>
       </w:r>
       <w:r>
         <w:t xml:space="preserve"> </w:t>
@@ -4437,34 +4550,29 @@
           <w:i/>
           <w:iCs/>
         </w:rPr>
-        <w:t xml:space="preserve">Handbook of Epidemiology</w:t>
-      </w:r>
-      <w:r>
-        <w:t xml:space="preserve">, edited by Wolfgang Ahrens and Iris Pigeot. Springer New York.</w:t>
-      </w:r>
-      <w:r>
-        <w:t xml:space="preserve"> </w:t>
-      </w:r>
-      <w:hyperlink r:id="rId124">
-        <w:r>
-          <w:rPr>
-            <w:rStyle w:val="Hyperlink"/>
-          </w:rPr>
-          <w:t xml:space="preserve">https://doi.org/10.1007/978-0-387-09834-0_17</w:t>
-        </w:r>
-      </w:hyperlink>
-      <w:r>
-        <w:t xml:space="preserve">.</w:t>
+        <w:t xml:space="preserve">Epidemiologic research : Principles and quantitative methods</w:t>
+      </w:r>
+      <w:r>
+        <w:t xml:space="preserve">. Belmont, Calif: Lifetime Learning Publications, 1982.</w:t>
       </w:r>
     </w:p>
     <w:bookmarkEnd w:id="125"/>
-    <w:bookmarkStart w:id="126" w:name="ref-hardin2007generalized"/>
+    <w:bookmarkStart w:id="126" w:name="ref-kleinbaumEpiSols"/>
     <w:p>
       <w:pPr>
         <w:pStyle w:val="Bibliography"/>
       </w:pPr>
       <w:r>
-        <w:t xml:space="preserve">Hardin, James W, and Joseph M Hilbe. 2018.</w:t>
+        <w:t xml:space="preserve">[18]</w:t>
+      </w:r>
+      <w:r>
+        <w:t xml:space="preserve"> </w:t>
+      </w:r>
+      <w:r>
+        <w:t xml:space="preserve">	</w:t>
+      </w:r>
+      <w:r>
+        <w:t xml:space="preserve">D. G. Kleinbaum, L. L. Kupper, and H. Morgenstern,</w:t>
       </w:r>
       <w:r>
         <w:t xml:space="preserve"> </w:t>
@@ -4474,20 +4582,29 @@
           <w:i/>
           <w:iCs/>
         </w:rPr>
-        <w:t xml:space="preserve">Generalized Linear Models and Extensions</w:t>
-      </w:r>
-      <w:r>
-        <w:t xml:space="preserve">. 4th ed. Stata Press.</w:t>
+        <w:t xml:space="preserve">Solutions manual for epidemiologic research : Principles and quantitative methods</w:t>
+      </w:r>
+      <w:r>
+        <w:t xml:space="preserve">. Belmont, Calif: Lifetime Learning Publications, 1983.</w:t>
       </w:r>
     </w:p>
     <w:bookmarkEnd w:id="126"/>
-    <w:bookmarkStart w:id="128" w:name="ref-rms2e"/>
+    <w:bookmarkStart w:id="128" w:name="ref-kleinbaum2014applied"/>
     <w:p>
       <w:pPr>
         <w:pStyle w:val="Bibliography"/>
       </w:pPr>
       <w:r>
-        <w:t xml:space="preserve">Harrell, Frank E. 2015.</w:t>
+        <w:t xml:space="preserve">[19]</w:t>
+      </w:r>
+      <w:r>
+        <w:t xml:space="preserve"> </w:t>
+      </w:r>
+      <w:r>
+        <w:t xml:space="preserve">	</w:t>
+      </w:r>
+      <w:r>
+        <w:t xml:space="preserve">D. G. Kleinbaum, L. L. Kupper, A. Nizam, K. Muller, and E. Rosenberg,</w:t>
       </w:r>
       <w:r>
         <w:t xml:space="preserve"> </w:t>
@@ -4497,10 +4614,10 @@
           <w:i/>
           <w:iCs/>
         </w:rPr>
-        <w:t xml:space="preserve">Regression Modeling Strategies: With Applications to Linear Models, Logistic Regression, and Survival Analysis</w:t>
-      </w:r>
-      <w:r>
-        <w:t xml:space="preserve">. 2nd ed. Springer.</w:t>
+        <w:t xml:space="preserve">Applied regression analysis and other multivariable methods</w:t>
+      </w:r>
+      <w:r>
+        <w:t xml:space="preserve">, 5th ed. Cengage Learning, 2014. Available:</w:t>
       </w:r>
       <w:r>
         <w:t xml:space="preserve"> </w:t>
@@ -4510,21 +4627,27 @@
           <w:rPr>
             <w:rStyle w:val="Hyperlink"/>
           </w:rPr>
-          <w:t xml:space="preserve">https://doi.org/10.1007/978-3-319-19425-7</w:t>
-        </w:r>
-      </w:hyperlink>
-      <w:r>
-        <w:t xml:space="preserve">.</w:t>
-      </w:r>
+          <w:t xml:space="preserve">https://www.cengage.com/c/applied-regression-analysis-and-other-multivariable-methods-5e-kleinbaum/9781285051086/</w:t>
+        </w:r>
+      </w:hyperlink>
     </w:p>
     <w:bookmarkEnd w:id="128"/>
-    <w:bookmarkStart w:id="130" w:name="ref-hosmer2013applied"/>
+    <w:bookmarkStart w:id="129" w:name="ref-fox2015applied"/>
     <w:p>
       <w:pPr>
         <w:pStyle w:val="Bibliography"/>
       </w:pPr>
       <w:r>
-        <w:t xml:space="preserve">Hosmer, David W, Stanley Lemeshow, and Rodney X Sturdivant. 2013.</w:t>
+        <w:t xml:space="preserve">[20]</w:t>
+      </w:r>
+      <w:r>
+        <w:t xml:space="preserve"> </w:t>
+      </w:r>
+      <w:r>
+        <w:t xml:space="preserve">	</w:t>
+      </w:r>
+      <w:r>
+        <w:t xml:space="preserve">J. Fox,</w:t>
       </w:r>
       <w:r>
         <w:t xml:space="preserve"> </w:t>
@@ -4534,34 +4657,29 @@
           <w:i/>
           <w:iCs/>
         </w:rPr>
-        <w:t xml:space="preserve">Applied Logistic Regression</w:t>
-      </w:r>
-      <w:r>
-        <w:t xml:space="preserve">. John Wiley &amp; Sons.</w:t>
-      </w:r>
-      <w:r>
-        <w:t xml:space="preserve"> </w:t>
-      </w:r>
-      <w:hyperlink r:id="rId129">
-        <w:r>
-          <w:rPr>
-            <w:rStyle w:val="Hyperlink"/>
-          </w:rPr>
-          <w:t xml:space="preserve">https://onlinelibrary.wiley.com/doi/book/10.1002/9781118548387</w:t>
-        </w:r>
-      </w:hyperlink>
-      <w:r>
-        <w:t xml:space="preserve">.</w:t>
-      </w:r>
-    </w:p>
-    <w:bookmarkEnd w:id="130"/>
-    <w:bookmarkStart w:id="132" w:name="ref-james2021islr2e"/>
+        <w:t xml:space="preserve">Applied regression analysis and generalized linear models</w:t>
+      </w:r>
+      <w:r>
+        <w:t xml:space="preserve">. Sage publications, 2015.</w:t>
+      </w:r>
+    </w:p>
+    <w:bookmarkEnd w:id="129"/>
+    <w:bookmarkStart w:id="131" w:name="ref-mccullaghnelder"/>
     <w:p>
       <w:pPr>
         <w:pStyle w:val="Bibliography"/>
       </w:pPr>
       <w:r>
-        <w:t xml:space="preserve">James, Gareth, Daniela Witten, Trevor Hastie, and Robert Tibshirani. 2021.</w:t>
+        <w:t xml:space="preserve">[21]</w:t>
+      </w:r>
+      <w:r>
+        <w:t xml:space="preserve"> </w:t>
+      </w:r>
+      <w:r>
+        <w:t xml:space="preserve">	</w:t>
+      </w:r>
+      <w:r>
+        <w:t xml:space="preserve">P. McCullagh and J. A. Nelder,</w:t>
       </w:r>
       <w:r>
         <w:t xml:space="preserve"> </w:t>
@@ -4571,13 +4689,85 @@
           <w:i/>
           <w:iCs/>
         </w:rPr>
-        <w:t xml:space="preserve">An Introduction to Statistical Learning: With Applications in</w:t>
+        <w:t xml:space="preserve">Generalized linear models</w:t>
+      </w:r>
+      <w:r>
+        <w:t xml:space="preserve">, 2nd ed. Routledge, 1989. Available:</w:t>
+      </w:r>
+      <w:r>
+        <w:t xml:space="preserve"> </w:t>
+      </w:r>
+      <w:hyperlink r:id="rId130">
+        <w:r>
+          <w:rPr>
+            <w:rStyle w:val="Hyperlink"/>
+          </w:rPr>
+          <w:t xml:space="preserve">https://www.utstat.toronto.edu/~brunner/oldclass/2201s11/readings/glmbook.pdf</w:t>
+        </w:r>
+      </w:hyperlink>
+    </w:p>
+    <w:bookmarkEnd w:id="131"/>
+    <w:bookmarkStart w:id="133" w:name="ref-dalgaardintroductory"/>
+    <w:p>
+      <w:pPr>
+        <w:pStyle w:val="Bibliography"/>
+      </w:pPr>
+      <w:r>
+        <w:t xml:space="preserve">[22]</w:t>
+      </w:r>
+      <w:r>
+        <w:t xml:space="preserve"> </w:t>
+      </w:r>
+      <w:r>
+        <w:t xml:space="preserve">	</w:t>
+      </w:r>
+      <w:r>
+        <w:t xml:space="preserve">P. Dalgaard,</w:t>
+      </w:r>
+      <w:r>
+        <w:t xml:space="preserve"> </w:t>
       </w:r>
       <w:r>
         <w:rPr>
           <w:i/>
           <w:iCs/>
         </w:rPr>
+        <w:t xml:space="preserve">Introductory statistics with r</w:t>
+      </w:r>
+      <w:r>
+        <w:t xml:space="preserve">. New York, NY: Springer New York, 2008. Available:</w:t>
+      </w:r>
+      <w:r>
+        <w:t xml:space="preserve"> </w:t>
+      </w:r>
+      <w:hyperlink r:id="rId132">
+        <w:r>
+          <w:rPr>
+            <w:rStyle w:val="Hyperlink"/>
+          </w:rPr>
+          <w:t xml:space="preserve">https://link.springer.com/book/10.1007/978-0-387-79054-1</w:t>
+        </w:r>
+      </w:hyperlink>
+    </w:p>
+    <w:bookmarkEnd w:id="133"/>
+    <w:bookmarkStart w:id="134" w:name="ref-mcculloch2008generalized"/>
+    <w:p>
+      <w:pPr>
+        <w:pStyle w:val="Bibliography"/>
+      </w:pPr>
+      <w:r>
+        <w:t xml:space="preserve">[23]</w:t>
+      </w:r>
+      <w:r>
+        <w:t xml:space="preserve"> </w:t>
+      </w:r>
+      <w:r>
+        <w:t xml:space="preserve">	</w:t>
+      </w:r>
+      <w:r>
+        <w:t xml:space="preserve">C. E. McCulloch, Searle Shayle R, and J. M. Neuhaus,</w:t>
+      </w:r>
+      <w:r>
         <w:t xml:space="preserve"> </w:t>
       </w:r>
       <w:r>
@@ -4585,34 +4775,29 @@
           <w:i/>
           <w:iCs/>
         </w:rPr>
-        <w:t xml:space="preserve">R</w:t>
-      </w:r>
-      <w:r>
-        <w:t xml:space="preserve">. 2nd ed. Springer.</w:t>
-      </w:r>
-      <w:r>
-        <w:t xml:space="preserve"> </w:t>
-      </w:r>
-      <w:hyperlink r:id="rId131">
-        <w:r>
-          <w:rPr>
-            <w:rStyle w:val="Hyperlink"/>
-          </w:rPr>
-          <w:t xml:space="preserve">https://doi.org/10.1007/978-1-0716-1418-1</w:t>
-        </w:r>
-      </w:hyperlink>
-      <w:r>
-        <w:t xml:space="preserve">.</w:t>
-      </w:r>
-    </w:p>
-    <w:bookmarkEnd w:id="132"/>
-    <w:bookmarkStart w:id="134" w:name="ref-jewell2003statistics"/>
+        <w:t xml:space="preserve">Generalized, linear, and mixed models</w:t>
+      </w:r>
+      <w:r>
+        <w:t xml:space="preserve">, 2nd ed., vol. 651. John Wiley &amp; Sons, 2008.</w:t>
+      </w:r>
+    </w:p>
+    <w:bookmarkEnd w:id="134"/>
+    <w:bookmarkStart w:id="136" w:name="ref-faraway2016extending"/>
     <w:p>
       <w:pPr>
         <w:pStyle w:val="Bibliography"/>
       </w:pPr>
       <w:r>
-        <w:t xml:space="preserve">Jewell, Nicholas P. 2003.</w:t>
+        <w:t xml:space="preserve">[24]</w:t>
+      </w:r>
+      <w:r>
+        <w:t xml:space="preserve"> </w:t>
+      </w:r>
+      <w:r>
+        <w:t xml:space="preserve">	</w:t>
+      </w:r>
+      <w:r>
+        <w:t xml:space="preserve">J. J. Faraway,</w:t>
       </w:r>
       <w:r>
         <w:t xml:space="preserve"> </w:t>
@@ -4622,34 +4807,43 @@
           <w:i/>
           <w:iCs/>
         </w:rPr>
-        <w:t xml:space="preserve">Statistics for Epidemiology</w:t>
-      </w:r>
-      <w:r>
-        <w:t xml:space="preserve">. Chapman; Hall/CRC.</w:t>
-      </w:r>
-      <w:r>
-        <w:t xml:space="preserve"> </w:t>
-      </w:r>
-      <w:hyperlink r:id="rId133">
-        <w:r>
-          <w:rPr>
-            <w:rStyle w:val="Hyperlink"/>
-          </w:rPr>
-          <w:t xml:space="preserve">https://www.routledge.com/Statistics-for-Epidemiology/Jewell/p/book/9781584884330</w:t>
+        <w:t xml:space="preserve">Extending the linear model with r: Generalized linear, mixed effects and nonparametric regression models</w:t>
+      </w:r>
+      <w:r>
+        <w:t xml:space="preserve">, 2nd ed. Chapman; Hall/CRC, 2016. doi:</w:t>
+      </w:r>
+      <w:r>
+        <w:t xml:space="preserve"> </w:t>
+      </w:r>
+      <w:hyperlink r:id="rId135">
+        <w:r>
+          <w:rPr>
+            <w:rStyle w:val="Hyperlink"/>
+          </w:rPr>
+          <w:t xml:space="preserve">10.1201/9781315382722</w:t>
         </w:r>
       </w:hyperlink>
       <w:r>
         <w:t xml:space="preserve">.</w:t>
       </w:r>
     </w:p>
-    <w:bookmarkEnd w:id="134"/>
-    <w:bookmarkStart w:id="135" w:name="ref-kalbfleisch2011statistical"/>
+    <w:bookmarkEnd w:id="136"/>
+    <w:bookmarkStart w:id="137" w:name="ref-selvin2001epidemiologic"/>
     <w:p>
       <w:pPr>
         <w:pStyle w:val="Bibliography"/>
       </w:pPr>
       <w:r>
-        <w:t xml:space="preserve">Kalbfleisch, John D, and Ross L Prentice. 2011.</w:t>
+        <w:t xml:space="preserve">[25]</w:t>
+      </w:r>
+      <w:r>
+        <w:t xml:space="preserve"> </w:t>
+      </w:r>
+      <w:r>
+        <w:t xml:space="preserve">	</w:t>
+      </w:r>
+      <w:r>
+        <w:t xml:space="preserve">S. Selvin,</w:t>
       </w:r>
       <w:r>
         <w:t xml:space="preserve"> </w:t>
@@ -4659,20 +4853,29 @@
           <w:i/>
           <w:iCs/>
         </w:rPr>
-        <w:t xml:space="preserve">The Statistical Analysis of Failure Time Data</w:t>
-      </w:r>
-      <w:r>
-        <w:t xml:space="preserve">. John Wiley &amp; Sons.</w:t>
-      </w:r>
-    </w:p>
-    <w:bookmarkEnd w:id="135"/>
-    <w:bookmarkStart w:id="137" w:name="ref-klein2003survival"/>
+        <w:t xml:space="preserve">Epidemiologic analysis: A case-oriented approach</w:t>
+      </w:r>
+      <w:r>
+        <w:t xml:space="preserve">. Oxford University Press, 2001.</w:t>
+      </w:r>
+    </w:p>
+    <w:bookmarkEnd w:id="137"/>
+    <w:bookmarkStart w:id="138" w:name="ref-selvin2004"/>
     <w:p>
       <w:pPr>
         <w:pStyle w:val="Bibliography"/>
       </w:pPr>
       <w:r>
-        <w:t xml:space="preserve">Klein, John P, and Melvin L Moeschberger. 2003.</w:t>
+        <w:t xml:space="preserve">[26]</w:t>
+      </w:r>
+      <w:r>
+        <w:t xml:space="preserve"> </w:t>
+      </w:r>
+      <w:r>
+        <w:t xml:space="preserve">	</w:t>
+      </w:r>
+      <w:r>
+        <w:t xml:space="preserve">S. Selvin,</w:t>
       </w:r>
       <w:r>
         <w:t xml:space="preserve"> </w:t>
@@ -4682,34 +4885,29 @@
           <w:i/>
           <w:iCs/>
         </w:rPr>
-        <w:t xml:space="preserve">Survival Analysis: Techniques for Censored and Truncated Data</w:t>
-      </w:r>
-      <w:r>
-        <w:t xml:space="preserve">. Vol. 1230. Springer.</w:t>
-      </w:r>
-      <w:r>
-        <w:t xml:space="preserve"> </w:t>
-      </w:r>
-      <w:hyperlink r:id="rId136">
-        <w:r>
-          <w:rPr>
-            <w:rStyle w:val="Hyperlink"/>
-          </w:rPr>
-          <w:t xml:space="preserve">https://link.springer.com/book/10.1007/b97377</w:t>
-        </w:r>
-      </w:hyperlink>
-      <w:r>
-        <w:t xml:space="preserve">.</w:t>
-      </w:r>
-    </w:p>
-    <w:bookmarkEnd w:id="137"/>
-    <w:bookmarkStart w:id="139" w:name="ref-kleinbaum2010logistic"/>
+        <w:t xml:space="preserve">Statistical analysis of epidemiologic data</w:t>
+      </w:r>
+      <w:r>
+        <w:t xml:space="preserve">, 3rd ed. in Monographs in epidemiology and biostatistics ; v. 35. Oxford ; Oxford University Press, 2004.</w:t>
+      </w:r>
+    </w:p>
+    <w:bookmarkEnd w:id="138"/>
+    <w:bookmarkStart w:id="140" w:name="ref-jewell2003statistics"/>
     <w:p>
       <w:pPr>
         <w:pStyle w:val="Bibliography"/>
       </w:pPr>
       <w:r>
-        <w:t xml:space="preserve">Kleinbaum, David G, and Mitchel Klein. 2010.</w:t>
+        <w:t xml:space="preserve">[27]</w:t>
+      </w:r>
+      <w:r>
+        <w:t xml:space="preserve"> </w:t>
+      </w:r>
+      <w:r>
+        <w:t xml:space="preserve">	</w:t>
+      </w:r>
+      <w:r>
+        <w:t xml:space="preserve">N. P. Jewell,</w:t>
       </w:r>
       <w:r>
         <w:t xml:space="preserve"> </w:t>
@@ -4719,34 +4917,40 @@
           <w:i/>
           <w:iCs/>
         </w:rPr>
-        <w:t xml:space="preserve">Logistic Regression: A Self-Learning Text</w:t>
-      </w:r>
-      <w:r>
-        <w:t xml:space="preserve">. 3rd ed. Springer.</w:t>
-      </w:r>
-      <w:r>
-        <w:t xml:space="preserve"> </w:t>
-      </w:r>
-      <w:hyperlink r:id="rId138">
-        <w:r>
-          <w:rPr>
-            <w:rStyle w:val="Hyperlink"/>
-          </w:rPr>
-          <w:t xml:space="preserve">https://link.springer.com/book/10.1007/978-1-4419-1742-3</w:t>
-        </w:r>
-      </w:hyperlink>
-      <w:r>
-        <w:t xml:space="preserve">.</w:t>
-      </w:r>
-    </w:p>
-    <w:bookmarkEnd w:id="139"/>
-    <w:bookmarkStart w:id="141" w:name="ref-kleinbaum2012survival"/>
+        <w:t xml:space="preserve">Statistics for epidemiology</w:t>
+      </w:r>
+      <w:r>
+        <w:t xml:space="preserve">. Oxford, UK: Chapman; Hall/CRC, 2003. Available:</w:t>
+      </w:r>
+      <w:r>
+        <w:t xml:space="preserve"> </w:t>
+      </w:r>
+      <w:hyperlink r:id="rId139">
+        <w:r>
+          <w:rPr>
+            <w:rStyle w:val="Hyperlink"/>
+          </w:rPr>
+          <w:t xml:space="preserve">https://www.routledge.com/Statistics-for-Epidemiology/Jewell/p/book/9781584884330</w:t>
+        </w:r>
+      </w:hyperlink>
+    </w:p>
+    <w:bookmarkEnd w:id="140"/>
+    <w:bookmarkStart w:id="142" w:name="ref-NahhasIRMPHR"/>
     <w:p>
       <w:pPr>
         <w:pStyle w:val="Bibliography"/>
       </w:pPr>
       <w:r>
-        <w:t xml:space="preserve">Kleinbaum, David G, and Mitchel Klein. 2012.</w:t>
+        <w:t xml:space="preserve">[28]</w:t>
+      </w:r>
+      <w:r>
+        <w:t xml:space="preserve"> </w:t>
+      </w:r>
+      <w:r>
+        <w:t xml:space="preserve">	</w:t>
+      </w:r>
+      <w:r>
+        <w:t xml:space="preserve">R. W. Nahhas,</w:t>
       </w:r>
       <w:r>
         <w:t xml:space="preserve"> </w:t>
@@ -4756,59 +4960,13 @@
           <w:i/>
           <w:iCs/>
         </w:rPr>
-        <w:t xml:space="preserve">Survival Analysis: A Self-Learning Text</w:t>
-      </w:r>
-      <w:r>
-        <w:t xml:space="preserve">. 3rd ed. Springer.</w:t>
-      </w:r>
-      <w:r>
-        <w:t xml:space="preserve"> </w:t>
-      </w:r>
-      <w:hyperlink r:id="rId140">
-        <w:r>
-          <w:rPr>
-            <w:rStyle w:val="Hyperlink"/>
-          </w:rPr>
-          <w:t xml:space="preserve">https://link.springer.com/book/10.1007/978-1-4419-6646-9</w:t>
-        </w:r>
-      </w:hyperlink>
-      <w:r>
-        <w:t xml:space="preserve">.</w:t>
-      </w:r>
-    </w:p>
-    <w:bookmarkEnd w:id="141"/>
-    <w:bookmarkStart w:id="142" w:name="ref-kleinbaumEpi"/>
-    <w:p>
-      <w:pPr>
-        <w:pStyle w:val="Bibliography"/>
-      </w:pPr>
-      <w:r>
-        <w:t xml:space="preserve">Kleinbaum, David G., Lawrence L. Kupper, and Hal Morgenstern. 1982.</w:t>
-      </w:r>
-      <w:r>
-        <w:t xml:space="preserve"> </w:t>
+        <w:t xml:space="preserve">Introduction to regression methods for public health using</w:t>
       </w:r>
       <w:r>
         <w:rPr>
           <w:i/>
           <w:iCs/>
         </w:rPr>
-        <w:t xml:space="preserve">Epidemiologic Research : Principles and Quantitative Methods</w:t>
-      </w:r>
-      <w:r>
-        <w:t xml:space="preserve">. Lifetime Learning Publications.</w:t>
-      </w:r>
-    </w:p>
-    <w:bookmarkEnd w:id="142"/>
-    <w:bookmarkStart w:id="143" w:name="ref-kleinbaumEpiSols"/>
-    <w:p>
-      <w:pPr>
-        <w:pStyle w:val="Bibliography"/>
-      </w:pPr>
-      <w:r>
-        <w:t xml:space="preserve">Kleinbaum, David G., Lawrence L. Kupper, and Hal Morgenstern. 1983.</w:t>
-      </w:r>
-      <w:r>
         <w:t xml:space="preserve"> </w:t>
       </w:r>
       <w:r>
@@ -4816,20 +4974,40 @@
           <w:i/>
           <w:iCs/>
         </w:rPr>
-        <w:t xml:space="preserve">Solutions Manual for Epidemiologic Research : Principles and Quantitative Methods</w:t>
-      </w:r>
-      <w:r>
-        <w:t xml:space="preserve">. Lifetime Learning Publications.</w:t>
-      </w:r>
-    </w:p>
-    <w:bookmarkEnd w:id="143"/>
-    <w:bookmarkStart w:id="145" w:name="ref-kleinbaum2014applied"/>
+        <w:t xml:space="preserve">R</w:t>
+      </w:r>
+      <w:r>
+        <w:t xml:space="preserve">. CRC Press, 2024. Available:</w:t>
+      </w:r>
+      <w:r>
+        <w:t xml:space="preserve"> </w:t>
+      </w:r>
+      <w:hyperlink r:id="rId141">
+        <w:r>
+          <w:rPr>
+            <w:rStyle w:val="Hyperlink"/>
+          </w:rPr>
+          <w:t xml:space="preserve">https://www.bookdown.org/rwnahhas/RMPH/</w:t>
+        </w:r>
+      </w:hyperlink>
+    </w:p>
+    <w:bookmarkEnd w:id="142"/>
+    <w:bookmarkStart w:id="144" w:name="ref-clayton2013statistical"/>
     <w:p>
       <w:pPr>
         <w:pStyle w:val="Bibliography"/>
       </w:pPr>
       <w:r>
-        <w:t xml:space="preserve">Kleinbaum, David G, Lawrence L Kupper, Azhar Nizam, K Muller, and ES Rosenberg. 2014.</w:t>
+        <w:t xml:space="preserve">[29]</w:t>
+      </w:r>
+      <w:r>
+        <w:t xml:space="preserve"> </w:t>
+      </w:r>
+      <w:r>
+        <w:t xml:space="preserve">	</w:t>
+      </w:r>
+      <w:r>
+        <w:t xml:space="preserve">D. Clayton and M. Hills,</w:t>
       </w:r>
       <w:r>
         <w:t xml:space="preserve"> </w:t>
@@ -4839,34 +5017,40 @@
           <w:i/>
           <w:iCs/>
         </w:rPr>
-        <w:t xml:space="preserve">Applied Regression Analysis and Other Multivariable Methods</w:t>
-      </w:r>
-      <w:r>
-        <w:t xml:space="preserve">. 5th ed. Cengage Learning.</w:t>
-      </w:r>
-      <w:r>
-        <w:t xml:space="preserve"> </w:t>
-      </w:r>
-      <w:hyperlink r:id="rId144">
-        <w:r>
-          <w:rPr>
-            <w:rStyle w:val="Hyperlink"/>
-          </w:rPr>
-          <w:t xml:space="preserve">https://www.cengage.com/c/applied-regression-analysis-and-other-multivariable-methods-5e-kleinbaum/9781285051086/</w:t>
-        </w:r>
-      </w:hyperlink>
-      <w:r>
-        <w:t xml:space="preserve">.</w:t>
-      </w:r>
-    </w:p>
-    <w:bookmarkEnd w:id="145"/>
-    <w:bookmarkStart w:id="147" w:name="ref-kutoyants2023introduction"/>
+        <w:t xml:space="preserve">Statistical models in epidemiology</w:t>
+      </w:r>
+      <w:r>
+        <w:t xml:space="preserve">. Oxford University Press, 2013. Available:</w:t>
+      </w:r>
+      <w:r>
+        <w:t xml:space="preserve"> </w:t>
+      </w:r>
+      <w:hyperlink r:id="rId143">
+        <w:r>
+          <w:rPr>
+            <w:rStyle w:val="Hyperlink"/>
+          </w:rPr>
+          <w:t xml:space="preserve">https://global.oup.com/academic/product/statistical-models-in-epidemiology-9780199671182</w:t>
+        </w:r>
+      </w:hyperlink>
+    </w:p>
+    <w:bookmarkEnd w:id="144"/>
+    <w:bookmarkStart w:id="146" w:name="ref-woodward2013epidemiology"/>
     <w:p>
       <w:pPr>
         <w:pStyle w:val="Bibliography"/>
       </w:pPr>
       <w:r>
-        <w:t xml:space="preserve">Kutoyants, Yury A. 2023.</w:t>
+        <w:t xml:space="preserve">[30]</w:t>
+      </w:r>
+      <w:r>
+        <w:t xml:space="preserve"> </w:t>
+      </w:r>
+      <w:r>
+        <w:t xml:space="preserve">	</w:t>
+      </w:r>
+      <w:r>
+        <w:t xml:space="preserve">M. Woodward,</w:t>
       </w:r>
       <w:r>
         <w:t xml:space="preserve"> </w:t>
@@ -4876,34 +5060,40 @@
           <w:i/>
           <w:iCs/>
         </w:rPr>
-        <w:t xml:space="preserve">Introduction to the Statistics of Poisson Processes and Applications</w:t>
-      </w:r>
-      <w:r>
-        <w:t xml:space="preserve">. Springer Nature.</w:t>
-      </w:r>
-      <w:r>
-        <w:t xml:space="preserve"> </w:t>
-      </w:r>
-      <w:hyperlink r:id="rId146">
-        <w:r>
-          <w:rPr>
-            <w:rStyle w:val="Hyperlink"/>
-          </w:rPr>
-          <w:t xml:space="preserve">https://link.springer.com/book/10.1007/978-3-031-37054-0</w:t>
-        </w:r>
-      </w:hyperlink>
-      <w:r>
-        <w:t xml:space="preserve">.</w:t>
-      </w:r>
-    </w:p>
-    <w:bookmarkEnd w:id="147"/>
-    <w:bookmarkStart w:id="149" w:name="ref-mccullaghnelder"/>
+        <w:t xml:space="preserve">Epidemiology: Study design and data analysis</w:t>
+      </w:r>
+      <w:r>
+        <w:t xml:space="preserve">. CRC press, 2013. Available:</w:t>
+      </w:r>
+      <w:r>
+        <w:t xml:space="preserve"> </w:t>
+      </w:r>
+      <w:hyperlink r:id="rId145">
+        <w:r>
+          <w:rPr>
+            <w:rStyle w:val="Hyperlink"/>
+          </w:rPr>
+          <w:t xml:space="preserve">https://www.routledge.com/Epidemiology-Study-Design-and-Data-Analysis-Third-Edition/Woodward/p/book/9781439839706</w:t>
+        </w:r>
+      </w:hyperlink>
+    </w:p>
+    <w:bookmarkEnd w:id="146"/>
+    <w:bookmarkStart w:id="148" w:name="ref-roback2021beyond"/>
     <w:p>
       <w:pPr>
         <w:pStyle w:val="Bibliography"/>
       </w:pPr>
       <w:r>
-        <w:t xml:space="preserve">McCullagh, Peter, and J. A. Nelder. 1989.</w:t>
+        <w:t xml:space="preserve">[31]</w:t>
+      </w:r>
+      <w:r>
+        <w:t xml:space="preserve"> </w:t>
+      </w:r>
+      <w:r>
+        <w:t xml:space="preserve">	</w:t>
+      </w:r>
+      <w:r>
+        <w:t xml:space="preserve">P. Roback and J. Legler,</w:t>
       </w:r>
       <w:r>
         <w:t xml:space="preserve"> </w:t>
@@ -4913,34 +5103,40 @@
           <w:i/>
           <w:iCs/>
         </w:rPr>
-        <w:t xml:space="preserve">Generalized Linear Models</w:t>
-      </w:r>
-      <w:r>
-        <w:t xml:space="preserve">. 2nd ed. Routledge.</w:t>
-      </w:r>
-      <w:r>
-        <w:t xml:space="preserve"> </w:t>
-      </w:r>
-      <w:hyperlink r:id="rId148">
-        <w:r>
-          <w:rPr>
-            <w:rStyle w:val="Hyperlink"/>
-          </w:rPr>
-          <w:t xml:space="preserve">https://www.utstat.toronto.edu/~brunner/oldclass/2201s11/readings/glmbook.pdf</w:t>
-        </w:r>
-      </w:hyperlink>
-      <w:r>
-        <w:t xml:space="preserve">.</w:t>
-      </w:r>
-    </w:p>
-    <w:bookmarkEnd w:id="149"/>
-    <w:bookmarkStart w:id="150" w:name="ref-mcculloch2008generalized"/>
+        <w:t xml:space="preserve">Beyond multiple linear regression: Applied generalized linear models and multilevel models in r</w:t>
+      </w:r>
+      <w:r>
+        <w:t xml:space="preserve">. Chapman; Hall/CRC, 2021. Available:</w:t>
+      </w:r>
+      <w:r>
+        <w:t xml:space="preserve"> </w:t>
+      </w:r>
+      <w:hyperlink r:id="rId147">
+        <w:r>
+          <w:rPr>
+            <w:rStyle w:val="Hyperlink"/>
+          </w:rPr>
+          <w:t xml:space="preserve">https://bookdown.org/roback/bookdown-BeyondMLR/</w:t>
+        </w:r>
+      </w:hyperlink>
+    </w:p>
+    <w:bookmarkEnd w:id="148"/>
+    <w:bookmarkStart w:id="149" w:name="ref-wood2017generalized"/>
     <w:p>
       <w:pPr>
         <w:pStyle w:val="Bibliography"/>
       </w:pPr>
       <w:r>
-        <w:t xml:space="preserve">McCulloch, Charles E, Searle Shayle R, and John M Neuhaus. 2008.</w:t>
+        <w:t xml:space="preserve">[32]</w:t>
+      </w:r>
+      <w:r>
+        <w:t xml:space="preserve"> </w:t>
+      </w:r>
+      <w:r>
+        <w:t xml:space="preserve">	</w:t>
+      </w:r>
+      <w:r>
+        <w:t xml:space="preserve">S. N. Wood,</w:t>
       </w:r>
       <w:r>
         <w:t xml:space="preserve"> </w:t>
@@ -4950,20 +5146,29 @@
           <w:i/>
           <w:iCs/>
         </w:rPr>
-        <w:t xml:space="preserve">Generalized, Linear, and Mixed Models</w:t>
-      </w:r>
-      <w:r>
-        <w:t xml:space="preserve">. 2nd ed. Vol. 651. John Wiley &amp; Sons.</w:t>
-      </w:r>
-    </w:p>
-    <w:bookmarkEnd w:id="150"/>
-    <w:bookmarkStart w:id="152" w:name="ref-moore2016applied"/>
+        <w:t xml:space="preserve">Generalized additive models: An introduction with r</w:t>
+      </w:r>
+      <w:r>
+        <w:t xml:space="preserve">, 2nd ed. Chapman; Hall/CRC, 2017.</w:t>
+      </w:r>
+    </w:p>
+    <w:bookmarkEnd w:id="149"/>
+    <w:bookmarkStart w:id="151" w:name="ref-kutoyants2023introduction"/>
     <w:p>
       <w:pPr>
         <w:pStyle w:val="Bibliography"/>
       </w:pPr>
       <w:r>
-        <w:t xml:space="preserve">Moore, Dirk F. 2016.</w:t>
+        <w:t xml:space="preserve">[33]</w:t>
+      </w:r>
+      <w:r>
+        <w:t xml:space="preserve"> </w:t>
+      </w:r>
+      <w:r>
+        <w:t xml:space="preserve">	</w:t>
+      </w:r>
+      <w:r>
+        <w:t xml:space="preserve">Y. A. Kutoyants,</w:t>
       </w:r>
       <w:r>
         <w:t xml:space="preserve"> </w:t>
@@ -4973,13 +5178,74 @@
           <w:i/>
           <w:iCs/>
         </w:rPr>
-        <w:t xml:space="preserve">Applied Survival Analysis Using</w:t>
+        <w:t xml:space="preserve">Introduction to the statistics of poisson processes and applications</w:t>
+      </w:r>
+      <w:r>
+        <w:t xml:space="preserve">. Springer Nature, 2023. Available:</w:t>
+      </w:r>
+      <w:r>
+        <w:t xml:space="preserve"> </w:t>
+      </w:r>
+      <w:hyperlink r:id="rId150">
+        <w:r>
+          <w:rPr>
+            <w:rStyle w:val="Hyperlink"/>
+          </w:rPr>
+          <w:t xml:space="preserve">https://link.springer.com/book/10.1007/978-3-031-37054-0</w:t>
+        </w:r>
+      </w:hyperlink>
+    </w:p>
+    <w:bookmarkEnd w:id="151"/>
+    <w:bookmarkStart w:id="152" w:name="ref-hardin2007generalized"/>
+    <w:p>
+      <w:pPr>
+        <w:pStyle w:val="Bibliography"/>
+      </w:pPr>
+      <w:r>
+        <w:t xml:space="preserve">[34]</w:t>
+      </w:r>
+      <w:r>
+        <w:t xml:space="preserve"> </w:t>
+      </w:r>
+      <w:r>
+        <w:t xml:space="preserve">	</w:t>
+      </w:r>
+      <w:r>
+        <w:t xml:space="preserve">J. W. Hardin and J. M. Hilbe,</w:t>
+      </w:r>
+      <w:r>
+        <w:t xml:space="preserve"> </w:t>
       </w:r>
       <w:r>
         <w:rPr>
           <w:i/>
           <w:iCs/>
         </w:rPr>
+        <w:t xml:space="preserve">Generalized linear models and extensions</w:t>
+      </w:r>
+      <w:r>
+        <w:t xml:space="preserve">, 4th ed. Stata Press, 2018.</w:t>
+      </w:r>
+    </w:p>
+    <w:bookmarkEnd w:id="152"/>
+    <w:bookmarkStart w:id="154" w:name="ref-andrews2012data"/>
+    <w:p>
+      <w:pPr>
+        <w:pStyle w:val="Bibliography"/>
+      </w:pPr>
+      <w:r>
+        <w:t xml:space="preserve">[35]</w:t>
+      </w:r>
+      <w:r>
+        <w:t xml:space="preserve"> </w:t>
+      </w:r>
+      <w:r>
+        <w:t xml:space="preserve">	</w:t>
+      </w:r>
+      <w:r>
+        <w:t xml:space="preserve">D. F. Andrews and A. M. Herzberg,</w:t>
+      </w:r>
+      <w:r>
         <w:t xml:space="preserve"> </w:t>
       </w:r>
       <w:r>
@@ -4987,34 +5253,40 @@
           <w:i/>
           <w:iCs/>
         </w:rPr>
-        <w:t xml:space="preserve">R</w:t>
-      </w:r>
-      <w:r>
-        <w:t xml:space="preserve">. Vol. 473. Springer.</w:t>
-      </w:r>
-      <w:r>
-        <w:t xml:space="preserve"> </w:t>
-      </w:r>
-      <w:hyperlink r:id="rId151">
-        <w:r>
-          <w:rPr>
-            <w:rStyle w:val="Hyperlink"/>
-          </w:rPr>
-          <w:t xml:space="preserve">https://doi.org/10.1007/978-3-319-31245-3</w:t>
-        </w:r>
-      </w:hyperlink>
-      <w:r>
-        <w:t xml:space="preserve">.</w:t>
-      </w:r>
-    </w:p>
-    <w:bookmarkEnd w:id="152"/>
-    <w:bookmarkStart w:id="154" w:name="ref-NahhasIRMPHR"/>
+        <w:t xml:space="preserve">Data: A collection of problems from many fields for the student and research worker</w:t>
+      </w:r>
+      <w:r>
+        <w:t xml:space="preserve">. Springer Science &amp; Business Media, 2012. Available:</w:t>
+      </w:r>
+      <w:r>
+        <w:t xml:space="preserve"> </w:t>
+      </w:r>
+      <w:hyperlink r:id="rId153">
+        <w:r>
+          <w:rPr>
+            <w:rStyle w:val="Hyperlink"/>
+          </w:rPr>
+          <w:t xml:space="preserve">https://link.springer.com/book/10.1007/978-1-4612-5098-2</w:t>
+        </w:r>
+      </w:hyperlink>
+    </w:p>
+    <w:bookmarkEnd w:id="154"/>
+    <w:bookmarkStart w:id="156" w:name="ref-r4epi"/>
     <w:p>
       <w:pPr>
         <w:pStyle w:val="Bibliography"/>
       </w:pPr>
       <w:r>
-        <w:t xml:space="preserve">Nahhas, Ramzi W. 2024.</w:t>
+        <w:t xml:space="preserve">[36]</w:t>
+      </w:r>
+      <w:r>
+        <w:t xml:space="preserve"> </w:t>
+      </w:r>
+      <w:r>
+        <w:t xml:space="preserve">	</w:t>
+      </w:r>
+      <w:r>
+        <w:t xml:space="preserve">B. Cannell and M. Livingston,</w:t>
       </w:r>
       <w:r>
         <w:t xml:space="preserve"> </w:t>
@@ -5024,13 +5296,74 @@
           <w:i/>
           <w:iCs/>
         </w:rPr>
-        <w:t xml:space="preserve">Introduction to Regression Methods for Public Health Using</w:t>
+        <w:t xml:space="preserve">R for epidemiology</w:t>
+      </w:r>
+      <w:r>
+        <w:t xml:space="preserve">. Online, 2024. Available:</w:t>
+      </w:r>
+      <w:r>
+        <w:t xml:space="preserve"> </w:t>
+      </w:r>
+      <w:hyperlink r:id="rId155">
+        <w:r>
+          <w:rPr>
+            <w:rStyle w:val="Hyperlink"/>
+          </w:rPr>
+          <w:t xml:space="preserve">https://www.r4epi.com/</w:t>
+        </w:r>
+      </w:hyperlink>
+    </w:p>
+    <w:bookmarkEnd w:id="156"/>
+    <w:bookmarkStart w:id="157" w:name="ref-gelman2006data"/>
+    <w:p>
+      <w:pPr>
+        <w:pStyle w:val="Bibliography"/>
+      </w:pPr>
+      <w:r>
+        <w:t xml:space="preserve">[37]</w:t>
+      </w:r>
+      <w:r>
+        <w:t xml:space="preserve"> </w:t>
+      </w:r>
+      <w:r>
+        <w:t xml:space="preserve">	</w:t>
+      </w:r>
+      <w:r>
+        <w:t xml:space="preserve">A. Gelman and J. Hill,</w:t>
+      </w:r>
+      <w:r>
+        <w:t xml:space="preserve"> </w:t>
       </w:r>
       <w:r>
         <w:rPr>
           <w:i/>
           <w:iCs/>
         </w:rPr>
+        <w:t xml:space="preserve">Data analysis using regression and multilevel/hierarchical models</w:t>
+      </w:r>
+      <w:r>
+        <w:t xml:space="preserve">. in Analytical methods for social research. Cambridge, MA: Cambridge University Press, 2007.</w:t>
+      </w:r>
+    </w:p>
+    <w:bookmarkEnd w:id="157"/>
+    <w:bookmarkStart w:id="159" w:name="ref-statproofbook"/>
+    <w:p>
+      <w:pPr>
+        <w:pStyle w:val="Bibliography"/>
+      </w:pPr>
+      <w:r>
+        <w:t xml:space="preserve">[38]</w:t>
+      </w:r>
+      <w:r>
+        <w:t xml:space="preserve"> </w:t>
+      </w:r>
+      <w:r>
+        <w:t xml:space="preserve">	</w:t>
+      </w:r>
+      <w:r>
+        <w:t xml:space="preserve">J. Soch, Ed.,</w:t>
+      </w:r>
+      <w:r>
         <w:t xml:space="preserve"> </w:t>
       </w:r>
       <w:r>
@@ -5038,34 +5371,40 @@
           <w:i/>
           <w:iCs/>
         </w:rPr>
-        <w:t xml:space="preserve">R</w:t>
-      </w:r>
-      <w:r>
-        <w:t xml:space="preserve">. CRC Press.</w:t>
-      </w:r>
-      <w:r>
-        <w:t xml:space="preserve"> </w:t>
-      </w:r>
-      <w:hyperlink r:id="rId153">
-        <w:r>
-          <w:rPr>
-            <w:rStyle w:val="Hyperlink"/>
-          </w:rPr>
-          <w:t xml:space="preserve">https://www.bookdown.org/rwnahhas/RMPH/</w:t>
-        </w:r>
-      </w:hyperlink>
-      <w:r>
-        <w:t xml:space="preserve">.</w:t>
-      </w:r>
-    </w:p>
-    <w:bookmarkEnd w:id="154"/>
-    <w:bookmarkStart w:id="156" w:name="ref-rawlings.regression"/>
+        <w:t xml:space="preserve">The book of statistical proofs</w:t>
+      </w:r>
+      <w:r>
+        <w:t xml:space="preserve">. Zenodo, 2023. Available:</w:t>
+      </w:r>
+      <w:r>
+        <w:t xml:space="preserve"> </w:t>
+      </w:r>
+      <w:hyperlink r:id="rId158">
+        <w:r>
+          <w:rPr>
+            <w:rStyle w:val="Hyperlink"/>
+          </w:rPr>
+          <w:t xml:space="preserve">https://doi.org/10.5281/ZENODO.4305949</w:t>
+        </w:r>
+      </w:hyperlink>
+    </w:p>
+    <w:bookmarkEnd w:id="159"/>
+    <w:bookmarkStart w:id="160" w:name="ref-suarez2017applications"/>
     <w:p>
       <w:pPr>
         <w:pStyle w:val="Bibliography"/>
       </w:pPr>
       <w:r>
-        <w:t xml:space="preserve">Rawlings, John O., Sastry G. Pantula, and David A. Dickey. 1998.</w:t>
+        <w:t xml:space="preserve">[39]</w:t>
+      </w:r>
+      <w:r>
+        <w:t xml:space="preserve"> </w:t>
+      </w:r>
+      <w:r>
+        <w:t xml:space="preserve">	</w:t>
+      </w:r>
+      <w:r>
+        <w:t xml:space="preserve">E. Suárez, C. M. Pérez, R. Rivera, and M. N. Martı́nez,</w:t>
       </w:r>
       <w:r>
         <w:t xml:space="preserve"> </w:t>
@@ -5075,34 +5414,41 @@
           <w:i/>
           <w:iCs/>
         </w:rPr>
-        <w:t xml:space="preserve">Applied Regression Analysis : A Research Tool</w:t>
-      </w:r>
-      <w:r>
-        <w:t xml:space="preserve">. 2nd ed. Springer Texts in Statistics. Springer New York.</w:t>
-      </w:r>
-      <w:r>
-        <w:t xml:space="preserve"> </w:t>
-      </w:r>
-      <w:hyperlink r:id="rId155">
-        <w:r>
-          <w:rPr>
-            <w:rStyle w:val="Hyperlink"/>
-          </w:rPr>
-          <w:t xml:space="preserve">https://doi.org/10.1007/b98890</w:t>
-        </w:r>
-      </w:hyperlink>
-      <w:r>
-        <w:t xml:space="preserve">.</w:t>
-      </w:r>
-    </w:p>
-    <w:bookmarkEnd w:id="156"/>
-    <w:bookmarkStart w:id="158" w:name="ref-roback2021beyond"/>
+        <w:t xml:space="preserve">Applications of regression models in epidemiology</w:t>
+      </w:r>
+      <w:r>
+        <w:t xml:space="preserve">. John Wiley &amp; Sons, 2017.</w:t>
+      </w:r>
+    </w:p>
+    <w:bookmarkEnd w:id="160"/>
+    <w:bookmarkStart w:id="162" w:name="ref-Greenland2014"/>
     <w:p>
       <w:pPr>
         <w:pStyle w:val="Bibliography"/>
       </w:pPr>
       <w:r>
-        <w:t xml:space="preserve">Roback, Paul, and Julie Legler. 2021.</w:t>
+        <w:t xml:space="preserve">[40]</w:t>
+      </w:r>
+      <w:r>
+        <w:t xml:space="preserve"> </w:t>
+      </w:r>
+      <w:r>
+        <w:t xml:space="preserve">	</w:t>
+      </w:r>
+      <w:r>
+        <w:t xml:space="preserve">S. Greenland,</w:t>
+      </w:r>
+      <w:r>
+        <w:t xml:space="preserve"> </w:t>
+      </w:r>
+      <w:r>
+        <w:t xml:space="preserve">“Regression methods for epidemiological analysis,”</w:t>
+      </w:r>
+      <w:r>
+        <w:t xml:space="preserve"> </w:t>
+      </w:r>
+      <w:r>
+        <w:t xml:space="preserve">in</w:t>
       </w:r>
       <w:r>
         <w:t xml:space="preserve"> </w:t>
@@ -5112,34 +5458,43 @@
           <w:i/>
           <w:iCs/>
         </w:rPr>
-        <w:t xml:space="preserve">Beyond Multiple Linear Regression: Applied Generalized Linear Models and Multilevel Models in r</w:t>
-      </w:r>
-      <w:r>
-        <w:t xml:space="preserve">. Chapman; Hall/CRC.</w:t>
-      </w:r>
-      <w:r>
-        <w:t xml:space="preserve"> </w:t>
-      </w:r>
-      <w:hyperlink r:id="rId157">
-        <w:r>
-          <w:rPr>
-            <w:rStyle w:val="Hyperlink"/>
-          </w:rPr>
-          <w:t xml:space="preserve">https://bookdown.org/roback/bookdown-BeyondMLR/</w:t>
+        <w:t xml:space="preserve">Handbook of epidemiology</w:t>
+      </w:r>
+      <w:r>
+        <w:t xml:space="preserve">, W. Ahrens and I. Pigeot, Eds., New York, NY: Springer New York, 2014, pp. 1087–1159. doi:</w:t>
+      </w:r>
+      <w:r>
+        <w:t xml:space="preserve"> </w:t>
+      </w:r>
+      <w:hyperlink r:id="rId161">
+        <w:r>
+          <w:rPr>
+            <w:rStyle w:val="Hyperlink"/>
+          </w:rPr>
+          <w:t xml:space="preserve">10.1007/978-0-387-09834-0_17</w:t>
         </w:r>
       </w:hyperlink>
       <w:r>
         <w:t xml:space="preserve">.</w:t>
       </w:r>
     </w:p>
-    <w:bookmarkEnd w:id="158"/>
-    <w:bookmarkStart w:id="159" w:name="ref-me4"/>
+    <w:bookmarkEnd w:id="162"/>
+    <w:bookmarkStart w:id="163" w:name="ref-me4"/>
     <w:p>
       <w:pPr>
         <w:pStyle w:val="Bibliography"/>
       </w:pPr>
       <w:r>
-        <w:t xml:space="preserve">Rothman, Kenneth J., Timothy L. Lash, Tyler J. VanderWeele, and Sebastien Haneuse. 2021.</w:t>
+        <w:t xml:space="preserve">[41]</w:t>
+      </w:r>
+      <w:r>
+        <w:t xml:space="preserve"> </w:t>
+      </w:r>
+      <w:r>
+        <w:t xml:space="preserve">	</w:t>
+      </w:r>
+      <w:r>
+        <w:t xml:space="preserve">K. J. Rothman, T. L. Lash, T. J. VanderWeele, and S. Haneuse,</w:t>
       </w:r>
       <w:r>
         <w:t xml:space="preserve"> </w:t>
@@ -5149,20 +5504,29 @@
           <w:i/>
           <w:iCs/>
         </w:rPr>
-        <w:t xml:space="preserve">Modern Epidemiology</w:t>
-      </w:r>
-      <w:r>
-        <w:t xml:space="preserve">. Fourth edition. Wolters Kluwer.</w:t>
-      </w:r>
-    </w:p>
-    <w:bookmarkEnd w:id="159"/>
-    <w:bookmarkStart w:id="160" w:name="ref-selvin2001epidemiologic"/>
+        <w:t xml:space="preserve">Modern epidemiology</w:t>
+      </w:r>
+      <w:r>
+        <w:t xml:space="preserve">, Fourth edition. Philadelphia: Wolters Kluwer, 2021.</w:t>
+      </w:r>
+    </w:p>
+    <w:bookmarkEnd w:id="163"/>
+    <w:bookmarkStart w:id="165" w:name="ref-rawlings.regression"/>
     <w:p>
       <w:pPr>
         <w:pStyle w:val="Bibliography"/>
       </w:pPr>
       <w:r>
-        <w:t xml:space="preserve">Selvin, Steve. 2001.</w:t>
+        <w:t xml:space="preserve">[42]</w:t>
+      </w:r>
+      <w:r>
+        <w:t xml:space="preserve"> </w:t>
+      </w:r>
+      <w:r>
+        <w:t xml:space="preserve">	</w:t>
+      </w:r>
+      <w:r>
+        <w:t xml:space="preserve">J. O. Rawlings, S. G. Pantula, and D. A. Dickey,</w:t>
       </w:r>
       <w:r>
         <w:t xml:space="preserve"> </w:t>
@@ -5172,20 +5536,43 @@
           <w:i/>
           <w:iCs/>
         </w:rPr>
-        <w:t xml:space="preserve">Epidemiologic Analysis: A Case-Oriented Approach</w:t>
-      </w:r>
-      <w:r>
-        <w:t xml:space="preserve">. Oxford University Press.</w:t>
-      </w:r>
-    </w:p>
-    <w:bookmarkEnd w:id="160"/>
-    <w:bookmarkStart w:id="161" w:name="ref-selvin2004"/>
+        <w:t xml:space="preserve">Applied regression analysis : A research tool</w:t>
+      </w:r>
+      <w:r>
+        <w:t xml:space="preserve">, 2nd ed. in Springer texts in statistics. New York, NY: Springer New York, 1998. doi:</w:t>
+      </w:r>
+      <w:r>
+        <w:t xml:space="preserve"> </w:t>
+      </w:r>
+      <w:hyperlink r:id="rId164">
+        <w:r>
+          <w:rPr>
+            <w:rStyle w:val="Hyperlink"/>
+          </w:rPr>
+          <w:t xml:space="preserve">10.1007/b98890</w:t>
+        </w:r>
+      </w:hyperlink>
+      <w:r>
+        <w:t xml:space="preserve">.</w:t>
+      </w:r>
+    </w:p>
+    <w:bookmarkEnd w:id="165"/>
+    <w:bookmarkStart w:id="166" w:name="ref-bolker.ecol.R"/>
     <w:p>
       <w:pPr>
         <w:pStyle w:val="Bibliography"/>
       </w:pPr>
       <w:r>
-        <w:t xml:space="preserve">Selvin, Steve. 2004.</w:t>
+        <w:t xml:space="preserve">[43]</w:t>
+      </w:r>
+      <w:r>
+        <w:t xml:space="preserve"> </w:t>
+      </w:r>
+      <w:r>
+        <w:t xml:space="preserve">	</w:t>
+      </w:r>
+      <w:r>
+        <w:t xml:space="preserve">B. M. Bolker,</w:t>
       </w:r>
       <w:r>
         <w:t xml:space="preserve"> </w:t>
@@ -5195,59 +5582,13 @@
           <w:i/>
           <w:iCs/>
         </w:rPr>
-        <w:t xml:space="preserve">Statistical Analysis of Epidemiologic Data</w:t>
-      </w:r>
-      <w:r>
-        <w:t xml:space="preserve">. 3rd ed. Monographs in Epidemiology and Biostatistics ; v. 35. Oxford University Press.</w:t>
-      </w:r>
-    </w:p>
-    <w:bookmarkEnd w:id="161"/>
-    <w:bookmarkStart w:id="163" w:name="ref-statproofbook"/>
-    <w:p>
-      <w:pPr>
-        <w:pStyle w:val="Bibliography"/>
-      </w:pPr>
-      <w:r>
-        <w:t xml:space="preserve">Soch, Joram, ed. 2023.</w:t>
-      </w:r>
-      <w:r>
-        <w:t xml:space="preserve"> </w:t>
+        <w:t xml:space="preserve">Ecological models and data in</w:t>
       </w:r>
       <w:r>
         <w:rPr>
           <w:i/>
           <w:iCs/>
         </w:rPr>
-        <w:t xml:space="preserve">The Book of Statistical Proofs</w:t>
-      </w:r>
-      <w:r>
-        <w:t xml:space="preserve">. Zenodo.</w:t>
-      </w:r>
-      <w:r>
-        <w:t xml:space="preserve"> </w:t>
-      </w:r>
-      <w:hyperlink r:id="rId162">
-        <w:r>
-          <w:rPr>
-            <w:rStyle w:val="Hyperlink"/>
-          </w:rPr>
-          <w:t xml:space="preserve">https://doi.org/10.5281/ZENODO.4305949</w:t>
-        </w:r>
-      </w:hyperlink>
-      <w:r>
-        <w:t xml:space="preserve">.</w:t>
-      </w:r>
-    </w:p>
-    <w:bookmarkEnd w:id="163"/>
-    <w:bookmarkStart w:id="164" w:name="ref-suarez2017applications"/>
-    <w:p>
-      <w:pPr>
-        <w:pStyle w:val="Bibliography"/>
-      </w:pPr>
-      <w:r>
-        <w:t xml:space="preserve">Suárez, Erick, Cynthia M Pérez, Roberto Rivera, and Melissa N Martı́nez. 2017.</w:t>
-      </w:r>
-      <w:r>
         <w:t xml:space="preserve"> </w:t>
       </w:r>
       <w:r>
@@ -5255,20 +5596,35 @@
           <w:i/>
           <w:iCs/>
         </w:rPr>
-        <w:t xml:space="preserve">Applications of Regression Models in Epidemiology</w:t>
-      </w:r>
-      <w:r>
-        <w:t xml:space="preserve">. John Wiley &amp; Sons.</w:t>
-      </w:r>
-    </w:p>
-    <w:bookmarkEnd w:id="164"/>
-    <w:bookmarkStart w:id="166" w:name="ref-vittinghoff2e"/>
+        <w:t xml:space="preserve">R</w:t>
+      </w:r>
+      <w:r>
+        <w:t xml:space="preserve">, 1st ed. Princeton: Princeton University Press, 2008.</w:t>
+      </w:r>
+    </w:p>
+    <w:bookmarkEnd w:id="166"/>
+    <w:bookmarkStart w:id="168" w:name="ref-cameron2011robust"/>
     <w:p>
       <w:pPr>
         <w:pStyle w:val="Bibliography"/>
       </w:pPr>
       <w:r>
-        <w:t xml:space="preserve">Vittinghoff, Eric, David V Glidden, Stephen C Shiboski, and Charles E McCulloch. 2012.</w:t>
+        <w:t xml:space="preserve">[44]</w:t>
+      </w:r>
+      <w:r>
+        <w:t xml:space="preserve"> </w:t>
+      </w:r>
+      <w:r>
+        <w:t xml:space="preserve">	</w:t>
+      </w:r>
+      <w:r>
+        <w:t xml:space="preserve">A. C. Cameron, J. B. Gelbach, and D. L. Miller,</w:t>
+      </w:r>
+      <w:r>
+        <w:t xml:space="preserve"> </w:t>
+      </w:r>
+      <w:r>
+        <w:t xml:space="preserve">“Robust inference with multiway clustering,”</w:t>
       </w:r>
       <w:r>
         <w:t xml:space="preserve"> </w:t>
@@ -5278,34 +5634,43 @@
           <w:i/>
           <w:iCs/>
         </w:rPr>
-        <w:t xml:space="preserve">Regression Methods in Biostatistics: Linear, Logistic, Survival, and Repeated Measures Models</w:t>
-      </w:r>
-      <w:r>
-        <w:t xml:space="preserve">. 2nd ed. Springer.</w:t>
-      </w:r>
-      <w:r>
-        <w:t xml:space="preserve"> </w:t>
-      </w:r>
-      <w:hyperlink r:id="rId165">
-        <w:r>
-          <w:rPr>
-            <w:rStyle w:val="Hyperlink"/>
-          </w:rPr>
-          <w:t xml:space="preserve">https://doi.org/10.1007/978-1-4614-1353-0</w:t>
+        <w:t xml:space="preserve">Journal of Business &amp; Economic Statistics</w:t>
+      </w:r>
+      <w:r>
+        <w:t xml:space="preserve">, vol. 29, no. 2, pp. 238–249, 2011, doi:</w:t>
+      </w:r>
+      <w:r>
+        <w:t xml:space="preserve"> </w:t>
+      </w:r>
+      <w:hyperlink r:id="rId167">
+        <w:r>
+          <w:rPr>
+            <w:rStyle w:val="Hyperlink"/>
+          </w:rPr>
+          <w:t xml:space="preserve">10.1198/jbes.2010.07136</w:t>
         </w:r>
       </w:hyperlink>
       <w:r>
         <w:t xml:space="preserve">.</w:t>
       </w:r>
     </w:p>
-    <w:bookmarkEnd w:id="166"/>
-    <w:bookmarkStart w:id="167" w:name="ref-wakefield2013"/>
+    <w:bookmarkEnd w:id="168"/>
+    <w:bookmarkStart w:id="170" w:name="ref-james2021islr2e"/>
     <w:p>
       <w:pPr>
         <w:pStyle w:val="Bibliography"/>
       </w:pPr>
       <w:r>
-        <w:t xml:space="preserve">Wakefield, Jon. 2013.</w:t>
+        <w:t xml:space="preserve">[45]</w:t>
+      </w:r>
+      <w:r>
+        <w:t xml:space="preserve"> </w:t>
+      </w:r>
+      <w:r>
+        <w:t xml:space="preserve">	</w:t>
+      </w:r>
+      <w:r>
+        <w:t xml:space="preserve">G. James, D. Witten, T. Hastie, and R. Tibshirani,</w:t>
       </w:r>
       <w:r>
         <w:t xml:space="preserve"> </w:t>
@@ -5315,45 +5680,13 @@
           <w:i/>
           <w:iCs/>
         </w:rPr>
-        <w:t xml:space="preserve">Bayesian and Frequentist Regression Methods</w:t>
-      </w:r>
-      <w:r>
-        <w:t xml:space="preserve">. 1st ed. 2013. Springer Series in Statistics. Springer New York.</w:t>
-      </w:r>
-    </w:p>
-    <w:bookmarkEnd w:id="167"/>
-    <w:bookmarkStart w:id="168" w:name="ref-wood2017generalized"/>
-    <w:p>
-      <w:pPr>
-        <w:pStyle w:val="Bibliography"/>
-      </w:pPr>
-      <w:r>
-        <w:t xml:space="preserve">Wood, Simon N. 2017.</w:t>
-      </w:r>
-      <w:r>
-        <w:t xml:space="preserve"> </w:t>
+        <w:t xml:space="preserve">An introduction to statistical learning: With applications in</w:t>
       </w:r>
       <w:r>
         <w:rPr>
           <w:i/>
           <w:iCs/>
         </w:rPr>
-        <w:t xml:space="preserve">Generalized Additive Models: An Introduction with r</w:t>
-      </w:r>
-      <w:r>
-        <w:t xml:space="preserve">. 2nd ed. Chapman; Hall/CRC.</w:t>
-      </w:r>
-    </w:p>
-    <w:bookmarkEnd w:id="168"/>
-    <w:bookmarkStart w:id="170" w:name="ref-woodward2013epidemiology"/>
-    <w:p>
-      <w:pPr>
-        <w:pStyle w:val="Bibliography"/>
-      </w:pPr>
-      <w:r>
-        <w:t xml:space="preserve">Woodward, Mark. 2013.</w:t>
-      </w:r>
-      <w:r>
         <w:t xml:space="preserve"> </w:t>
       </w:r>
       <w:r>
@@ -5361,10 +5694,10 @@
           <w:i/>
           <w:iCs/>
         </w:rPr>
-        <w:t xml:space="preserve">Epidemiology: Study Design and Data Analysis</w:t>
-      </w:r>
-      <w:r>
-        <w:t xml:space="preserve">. CRC press.</w:t>
+        <w:t xml:space="preserve">R</w:t>
+      </w:r>
+      <w:r>
+        <w:t xml:space="preserve">, 2nd ed. Springer, 2021. doi:</w:t>
       </w:r>
       <w:r>
         <w:t xml:space="preserve"> </w:t>
@@ -5374,7 +5707,7 @@
           <w:rPr>
             <w:rStyle w:val="Hyperlink"/>
           </w:rPr>
-          <w:t xml:space="preserve">https://www.routledge.com/Epidemiology-Study-Design-and-Data-Analysis-Third-Edition/Woodward/p/book/9781439839706</w:t>
+          <w:t xml:space="preserve">10.1007/978-1-0716-1418-1</w:t>
         </w:r>
       </w:hyperlink>
       <w:r>

--- a/chapters/index-handout.docx
+++ b/chapters/index-handout.docx
@@ -823,79 +823,116 @@
     <w:tbl>
       <w:tblPr>
         <w:tblStyle w:val="Table"/>
-        <w:tblW w:type="pct" w:w="5000"/>
-        <w:tblLayout w:type="fixed"/>
+        <w:tblInd w:w="164" w:type="dxa"/>
+        <w:tblBorders>
+          <w:left w:val="single" w:sz="24" w:space="0" w:color="909090"/>
+        </w:tblBorders>
+        <w:tblCellMar>
+          <w:left w:w="0" w:type="dxa"/>
+          <w:right w:w="0" w:type="dxa"/>
+        </w:tblCellMar>
         <w:tblLook w:firstRow="0" w:lastRow="0" w:firstColumn="0" w:lastColumn="0" w:noHBand="0" w:noVBand="0" w:val="0000"/>
       </w:tblPr>
       <w:tblGrid>
         <w:gridCol w:w="7920"/>
       </w:tblGrid>
       <w:tr>
+        <w:trPr>
+          <w:cantSplit/>
+        </w:trPr>
         <w:tc>
-          <w:tcPr/>
-          <w:bookmarkStart w:id="28" w:name="fig-right-click-math"/>
+          <w:tcPr>
+            <w:tcMar>
+              <w:left w:w="144" w:type="dxa"/>
+            </w:tcMar>
+          </w:tcPr>
           <w:p>
             <w:pPr>
-              <w:pStyle w:val="Compact"/>
-              <w:jc w:val="center"/>
-            </w:pPr>
-            <w:r>
-              <w:drawing>
-                <wp:inline>
-                  <wp:extent cx="5334000" cy="2251723"/>
-                  <wp:effectExtent b="0" l="0" r="0" t="0"/>
-                  <wp:docPr descr="" title="" id="26" name="Picture"/>
-                  <a:graphic>
-                    <a:graphicData uri="http://schemas.openxmlformats.org/drawingml/2006/picture">
-                      <pic:pic>
-                        <pic:nvPicPr>
-                          <pic:cNvPr descr="../images/latex-popup-1.png" id="27" name="Picture"/>
-                          <pic:cNvPicPr>
-                            <a:picLocks noChangeArrowheads="1" noChangeAspect="1"/>
-                          </pic:cNvPicPr>
-                        </pic:nvPicPr>
-                        <pic:blipFill>
-                          <a:blip r:embed="rId25"/>
-                          <a:stretch>
-                            <a:fillRect/>
-                          </a:stretch>
-                        </pic:blipFill>
-                        <pic:spPr bwMode="auto">
-                          <a:xfrm>
-                            <a:off x="0" y="0"/>
-                            <a:ext cx="5334000" cy="2251723"/>
-                          </a:xfrm>
-                          <a:prstGeom prst="rect">
-                            <a:avLst/>
-                          </a:prstGeom>
-                          <a:noFill/>
-                          <a:ln w="9525">
-                            <a:noFill/>
-                            <a:headEnd/>
-                            <a:tailEnd/>
-                          </a:ln>
-                        </pic:spPr>
-                      </pic:pic>
-                    </a:graphicData>
-                  </a:graphic>
-                </wp:inline>
-              </w:drawing>
-            </w:r>
-          </w:p>
-          <w:p>
-            <w:pPr>
-              <w:jc w:val="center"/>
+              <w:pStyle w:val="BodyText"/>
             </w:pPr>
             <w:pPr>
-              <w:jc w:val="left"/>
-              <w:spacing w:before="200"/>
-              <w:pStyle w:val="ImageCaption"/>
+              <w:spacing w:before="16" w:after="64"/>
             </w:pPr>
-            <w:r>
-              <w:t xml:space="preserve">Figure 1: Pop-up menu produced by right-clicking on math in online notes</w:t>
-            </w:r>
           </w:p>
-          <w:bookmarkEnd w:id="28"/>
+          <w:tbl>
+            <w:tblPr>
+              <w:tblStyle w:val="Table"/>
+              <w:tblW w:type="pct" w:w="5000"/>
+              <w:tblLayout w:type="fixed"/>
+              <w:tblLook w:firstRow="0" w:lastRow="0" w:firstColumn="0" w:lastColumn="0" w:noHBand="0" w:noVBand="0" w:val="0000"/>
+            </w:tblPr>
+            <w:tblGrid>
+              <w:gridCol w:w="7920"/>
+            </w:tblGrid>
+            <w:tr>
+              <w:tc>
+                <w:tcPr/>
+                <w:bookmarkStart w:id="28" w:name="fig-right-click-math"/>
+                <w:p>
+                  <w:pPr>
+                    <w:pStyle w:val="Compact"/>
+                    <w:jc w:val="center"/>
+                  </w:pPr>
+                  <w:r>
+                    <w:drawing>
+                      <wp:inline>
+                        <wp:extent cx="5334000" cy="2251723"/>
+                        <wp:effectExtent b="0" l="0" r="0" t="0"/>
+                        <wp:docPr descr="" title="" id="26" name="Picture"/>
+                        <a:graphic>
+                          <a:graphicData uri="http://schemas.openxmlformats.org/drawingml/2006/picture">
+                            <pic:pic>
+                              <pic:nvPicPr>
+                                <pic:cNvPr descr="../images/latex-popup-1.png" id="27" name="Picture"/>
+                                <pic:cNvPicPr>
+                                  <a:picLocks noChangeArrowheads="1" noChangeAspect="1"/>
+                                </pic:cNvPicPr>
+                              </pic:nvPicPr>
+                              <pic:blipFill>
+                                <a:blip r:embed="rId25"/>
+                                <a:stretch>
+                                  <a:fillRect/>
+                                </a:stretch>
+                              </pic:blipFill>
+                              <pic:spPr bwMode="auto">
+                                <a:xfrm>
+                                  <a:off x="0" y="0"/>
+                                  <a:ext cx="5334000" cy="2251723"/>
+                                </a:xfrm>
+                                <a:prstGeom prst="rect">
+                                  <a:avLst/>
+                                </a:prstGeom>
+                                <a:noFill/>
+                                <a:ln w="9525">
+                                  <a:noFill/>
+                                  <a:headEnd/>
+                                  <a:tailEnd/>
+                                </a:ln>
+                              </pic:spPr>
+                            </pic:pic>
+                          </a:graphicData>
+                        </a:graphic>
+                      </wp:inline>
+                    </w:drawing>
+                  </w:r>
+                </w:p>
+                <w:p>
+                  <w:pPr>
+                    <w:jc w:val="center"/>
+                  </w:pPr>
+                  <w:pPr>
+                    <w:jc w:val="left"/>
+                    <w:spacing w:before="200"/>
+                    <w:pStyle w:val="ImageCaption"/>
+                  </w:pPr>
+                  <w:r>
+                    <w:t xml:space="preserve">Figure 1: Pop-up menu produced by right-clicking on math in online notes</w:t>
+                  </w:r>
+                </w:p>
+                <w:bookmarkEnd w:id="28"/>
+              </w:tc>
+            </w:tr>
+          </w:tbl>
         </w:tc>
       </w:tr>
     </w:tbl>
@@ -925,79 +962,116 @@
     <w:tbl>
       <w:tblPr>
         <w:tblStyle w:val="Table"/>
-        <w:tblW w:type="pct" w:w="5000"/>
-        <w:tblLayout w:type="fixed"/>
+        <w:tblInd w:w="164" w:type="dxa"/>
+        <w:tblBorders>
+          <w:left w:val="single" w:sz="24" w:space="0" w:color="909090"/>
+        </w:tblBorders>
+        <w:tblCellMar>
+          <w:left w:w="0" w:type="dxa"/>
+          <w:right w:w="0" w:type="dxa"/>
+        </w:tblCellMar>
         <w:tblLook w:firstRow="0" w:lastRow="0" w:firstColumn="0" w:lastColumn="0" w:noHBand="0" w:noVBand="0" w:val="0000"/>
       </w:tblPr>
       <w:tblGrid>
         <w:gridCol w:w="7920"/>
       </w:tblGrid>
       <w:tr>
+        <w:trPr>
+          <w:cantSplit/>
+        </w:trPr>
         <w:tc>
-          <w:tcPr/>
-          <w:bookmarkStart w:id="34" w:name="fig-LaTeX-source-code-popup"/>
+          <w:tcPr>
+            <w:tcMar>
+              <w:left w:w="144" w:type="dxa"/>
+            </w:tcMar>
+          </w:tcPr>
           <w:p>
             <w:pPr>
-              <w:pStyle w:val="Compact"/>
-              <w:jc w:val="center"/>
-            </w:pPr>
-            <w:r>
-              <w:drawing>
-                <wp:inline>
-                  <wp:extent cx="5334000" cy="3256817"/>
-                  <wp:effectExtent b="0" l="0" r="0" t="0"/>
-                  <wp:docPr descr="" title="" id="32" name="Picture"/>
-                  <a:graphic>
-                    <a:graphicData uri="http://schemas.openxmlformats.org/drawingml/2006/picture">
-                      <pic:pic>
-                        <pic:nvPicPr>
-                          <pic:cNvPr descr="../images/latex-popup-2.png" id="33" name="Picture"/>
-                          <pic:cNvPicPr>
-                            <a:picLocks noChangeArrowheads="1" noChangeAspect="1"/>
-                          </pic:cNvPicPr>
-                        </pic:nvPicPr>
-                        <pic:blipFill>
-                          <a:blip r:embed="rId31"/>
-                          <a:stretch>
-                            <a:fillRect/>
-                          </a:stretch>
-                        </pic:blipFill>
-                        <pic:spPr bwMode="auto">
-                          <a:xfrm>
-                            <a:off x="0" y="0"/>
-                            <a:ext cx="5334000" cy="3256817"/>
-                          </a:xfrm>
-                          <a:prstGeom prst="rect">
-                            <a:avLst/>
-                          </a:prstGeom>
-                          <a:noFill/>
-                          <a:ln w="9525">
-                            <a:noFill/>
-                            <a:headEnd/>
-                            <a:tailEnd/>
-                          </a:ln>
-                        </pic:spPr>
-                      </pic:pic>
-                    </a:graphicData>
-                  </a:graphic>
-                </wp:inline>
-              </w:drawing>
-            </w:r>
-          </w:p>
-          <w:p>
-            <w:pPr>
-              <w:jc w:val="center"/>
+              <w:pStyle w:val="BodyText"/>
             </w:pPr>
             <w:pPr>
-              <w:jc w:val="left"/>
-              <w:spacing w:before="200"/>
-              <w:pStyle w:val="ImageCaption"/>
+              <w:spacing w:before="16" w:after="64"/>
             </w:pPr>
-            <w:r>
-              <w:t xml:space="preserve">Figure 2: LaTeX source code window</w:t>
-            </w:r>
           </w:p>
-          <w:bookmarkEnd w:id="34"/>
+          <w:tbl>
+            <w:tblPr>
+              <w:tblStyle w:val="Table"/>
+              <w:tblW w:type="pct" w:w="5000"/>
+              <w:tblLayout w:type="fixed"/>
+              <w:tblLook w:firstRow="0" w:lastRow="0" w:firstColumn="0" w:lastColumn="0" w:noHBand="0" w:noVBand="0" w:val="0000"/>
+            </w:tblPr>
+            <w:tblGrid>
+              <w:gridCol w:w="7920"/>
+            </w:tblGrid>
+            <w:tr>
+              <w:tc>
+                <w:tcPr/>
+                <w:bookmarkStart w:id="34" w:name="fig-LaTeX-source-code-popup"/>
+                <w:p>
+                  <w:pPr>
+                    <w:pStyle w:val="Compact"/>
+                    <w:jc w:val="center"/>
+                  </w:pPr>
+                  <w:r>
+                    <w:drawing>
+                      <wp:inline>
+                        <wp:extent cx="5334000" cy="3256817"/>
+                        <wp:effectExtent b="0" l="0" r="0" t="0"/>
+                        <wp:docPr descr="" title="" id="32" name="Picture"/>
+                        <a:graphic>
+                          <a:graphicData uri="http://schemas.openxmlformats.org/drawingml/2006/picture">
+                            <pic:pic>
+                              <pic:nvPicPr>
+                                <pic:cNvPr descr="../images/latex-popup-2.png" id="33" name="Picture"/>
+                                <pic:cNvPicPr>
+                                  <a:picLocks noChangeArrowheads="1" noChangeAspect="1"/>
+                                </pic:cNvPicPr>
+                              </pic:nvPicPr>
+                              <pic:blipFill>
+                                <a:blip r:embed="rId31"/>
+                                <a:stretch>
+                                  <a:fillRect/>
+                                </a:stretch>
+                              </pic:blipFill>
+                              <pic:spPr bwMode="auto">
+                                <a:xfrm>
+                                  <a:off x="0" y="0"/>
+                                  <a:ext cx="5334000" cy="3256817"/>
+                                </a:xfrm>
+                                <a:prstGeom prst="rect">
+                                  <a:avLst/>
+                                </a:prstGeom>
+                                <a:noFill/>
+                                <a:ln w="9525">
+                                  <a:noFill/>
+                                  <a:headEnd/>
+                                  <a:tailEnd/>
+                                </a:ln>
+                              </pic:spPr>
+                            </pic:pic>
+                          </a:graphicData>
+                        </a:graphic>
+                      </wp:inline>
+                    </w:drawing>
+                  </w:r>
+                </w:p>
+                <w:p>
+                  <w:pPr>
+                    <w:jc w:val="center"/>
+                  </w:pPr>
+                  <w:pPr>
+                    <w:jc w:val="left"/>
+                    <w:spacing w:before="200"/>
+                    <w:pStyle w:val="ImageCaption"/>
+                  </w:pPr>
+                  <w:r>
+                    <w:t xml:space="preserve">Figure 2: LaTeX source code window</w:t>
+                  </w:r>
+                </w:p>
+                <w:bookmarkEnd w:id="34"/>
+              </w:tc>
+            </w:tr>
+          </w:tbl>
         </w:tc>
       </w:tr>
     </w:tbl>
@@ -1413,79 +1487,116 @@
     <w:tbl>
       <w:tblPr>
         <w:tblStyle w:val="Table"/>
-        <w:tblW w:type="pct" w:w="5000"/>
-        <w:tblLayout w:type="fixed"/>
+        <w:tblInd w:w="164" w:type="dxa"/>
+        <w:tblBorders>
+          <w:left w:val="single" w:sz="24" w:space="0" w:color="909090"/>
+        </w:tblBorders>
+        <w:tblCellMar>
+          <w:left w:w="0" w:type="dxa"/>
+          <w:right w:w="0" w:type="dxa"/>
+        </w:tblCellMar>
         <w:tblLook w:firstRow="0" w:lastRow="0" w:firstColumn="0" w:lastColumn="0" w:noHBand="0" w:noVBand="0" w:val="0000"/>
       </w:tblPr>
       <w:tblGrid>
         <w:gridCol w:w="7920"/>
       </w:tblGrid>
       <w:tr>
+        <w:trPr>
+          <w:cantSplit/>
+        </w:trPr>
         <w:tc>
-          <w:tcPr/>
-          <w:bookmarkStart w:id="44" w:name="fig-palette-toggle"/>
+          <w:tcPr>
+            <w:tcMar>
+              <w:left w:w="144" w:type="dxa"/>
+            </w:tcMar>
+          </w:tcPr>
           <w:p>
             <w:pPr>
-              <w:pStyle w:val="Compact"/>
-              <w:jc w:val="center"/>
-            </w:pPr>
-            <w:r>
-              <w:drawing>
-                <wp:inline>
-                  <wp:extent cx="3581400" cy="2349500"/>
-                  <wp:effectExtent b="0" l="0" r="0" t="0"/>
-                  <wp:docPr descr="" title="" id="42" name="Picture"/>
-                  <a:graphic>
-                    <a:graphicData uri="http://schemas.openxmlformats.org/drawingml/2006/picture">
-                      <pic:pic>
-                        <pic:nvPicPr>
-                          <pic:cNvPr descr="../images/dark-mode.png" id="43" name="Picture"/>
-                          <pic:cNvPicPr>
-                            <a:picLocks noChangeArrowheads="1" noChangeAspect="1"/>
-                          </pic:cNvPicPr>
-                        </pic:nvPicPr>
-                        <pic:blipFill>
-                          <a:blip r:embed="rId41"/>
-                          <a:stretch>
-                            <a:fillRect/>
-                          </a:stretch>
-                        </pic:blipFill>
-                        <pic:spPr bwMode="auto">
-                          <a:xfrm>
-                            <a:off x="0" y="0"/>
-                            <a:ext cx="3581400" cy="2349500"/>
-                          </a:xfrm>
-                          <a:prstGeom prst="rect">
-                            <a:avLst/>
-                          </a:prstGeom>
-                          <a:noFill/>
-                          <a:ln w="9525">
-                            <a:noFill/>
-                            <a:headEnd/>
-                            <a:tailEnd/>
-                          </a:ln>
-                        </pic:spPr>
-                      </pic:pic>
-                    </a:graphicData>
-                  </a:graphic>
-                </wp:inline>
-              </w:drawing>
-            </w:r>
-          </w:p>
-          <w:p>
-            <w:pPr>
-              <w:jc w:val="center"/>
+              <w:pStyle w:val="BodyText"/>
             </w:pPr>
             <w:pPr>
-              <w:jc w:val="left"/>
-              <w:spacing w:before="200"/>
-              <w:pStyle w:val="ImageCaption"/>
+              <w:spacing w:before="16" w:after="64"/>
             </w:pPr>
-            <w:r>
-              <w:t xml:space="preserve">Figure 3: Palette toggle</w:t>
-            </w:r>
           </w:p>
-          <w:bookmarkEnd w:id="44"/>
+          <w:tbl>
+            <w:tblPr>
+              <w:tblStyle w:val="Table"/>
+              <w:tblW w:type="pct" w:w="5000"/>
+              <w:tblLayout w:type="fixed"/>
+              <w:tblLook w:firstRow="0" w:lastRow="0" w:firstColumn="0" w:lastColumn="0" w:noHBand="0" w:noVBand="0" w:val="0000"/>
+            </w:tblPr>
+            <w:tblGrid>
+              <w:gridCol w:w="7920"/>
+            </w:tblGrid>
+            <w:tr>
+              <w:tc>
+                <w:tcPr/>
+                <w:bookmarkStart w:id="44" w:name="fig-palette-toggle"/>
+                <w:p>
+                  <w:pPr>
+                    <w:pStyle w:val="Compact"/>
+                    <w:jc w:val="center"/>
+                  </w:pPr>
+                  <w:r>
+                    <w:drawing>
+                      <wp:inline>
+                        <wp:extent cx="3581400" cy="2349500"/>
+                        <wp:effectExtent b="0" l="0" r="0" t="0"/>
+                        <wp:docPr descr="" title="" id="42" name="Picture"/>
+                        <a:graphic>
+                          <a:graphicData uri="http://schemas.openxmlformats.org/drawingml/2006/picture">
+                            <pic:pic>
+                              <pic:nvPicPr>
+                                <pic:cNvPr descr="../images/dark-mode.png" id="43" name="Picture"/>
+                                <pic:cNvPicPr>
+                                  <a:picLocks noChangeArrowheads="1" noChangeAspect="1"/>
+                                </pic:cNvPicPr>
+                              </pic:nvPicPr>
+                              <pic:blipFill>
+                                <a:blip r:embed="rId41"/>
+                                <a:stretch>
+                                  <a:fillRect/>
+                                </a:stretch>
+                              </pic:blipFill>
+                              <pic:spPr bwMode="auto">
+                                <a:xfrm>
+                                  <a:off x="0" y="0"/>
+                                  <a:ext cx="3581400" cy="2349500"/>
+                                </a:xfrm>
+                                <a:prstGeom prst="rect">
+                                  <a:avLst/>
+                                </a:prstGeom>
+                                <a:noFill/>
+                                <a:ln w="9525">
+                                  <a:noFill/>
+                                  <a:headEnd/>
+                                  <a:tailEnd/>
+                                </a:ln>
+                              </pic:spPr>
+                            </pic:pic>
+                          </a:graphicData>
+                        </a:graphic>
+                      </wp:inline>
+                    </w:drawing>
+                  </w:r>
+                </w:p>
+                <w:p>
+                  <w:pPr>
+                    <w:jc w:val="center"/>
+                  </w:pPr>
+                  <w:pPr>
+                    <w:jc w:val="left"/>
+                    <w:spacing w:before="200"/>
+                    <w:pStyle w:val="ImageCaption"/>
+                  </w:pPr>
+                  <w:r>
+                    <w:t xml:space="preserve">Figure 3: Palette toggle</w:t>
+                  </w:r>
+                </w:p>
+                <w:bookmarkEnd w:id="44"/>
+              </w:tc>
+            </w:tr>
+          </w:tbl>
         </w:tc>
       </w:tr>
     </w:tbl>
